--- a/Doc1.docx
+++ b/Doc1.docx
@@ -2,61 +2,5436 @@
 <file path=word/document.xml><?xml version="1.0" encoding="utf-8"?>
 <w:document xmlns:wpc="http://schemas.microsoft.com/office/word/2010/wordprocessingCanvas" xmlns:cx="http://schemas.microsoft.com/office/drawing/2014/chartex" xmlns:cx1="http://schemas.microsoft.com/office/drawing/2015/9/8/chartex" xmlns:cx2="http://schemas.microsoft.com/office/drawing/2015/10/21/chartex" xmlns:cx3="http://schemas.microsoft.com/office/drawing/2016/5/9/chartex" xmlns:cx4="http://schemas.microsoft.com/office/drawing/2016/5/10/chartex" xmlns:cx5="http://schemas.microsoft.com/office/drawing/2016/5/11/chartex" xmlns:cx6="http://schemas.microsoft.com/office/drawing/2016/5/12/chartex" xmlns:cx7="http://schemas.microsoft.com/office/drawing/2016/5/13/chartex" xmlns:cx8="http://schemas.microsoft.com/office/drawing/2016/5/14/chartex" xmlns:mc="http://schemas.openxmlformats.org/markup-compatibility/2006" xmlns:aink="http://schemas.microsoft.com/office/drawing/2016/ink" xmlns:am3d="http://schemas.microsoft.com/office/drawing/2017/model3d" xmlns:o="urn:schemas-microsoft-com:office:office" xmlns:oel="http://schemas.microsoft.com/office/2019/extlst" xmlns:r="http://schemas.openxmlformats.org/officeDocument/2006/relationships" xmlns:m="http://schemas.openxmlformats.org/officeDocument/2006/math" xmlns:v="urn:schemas-microsoft-com:vml" xmlns:wp14="http://schemas.microsoft.com/office/word/2010/wordprocessingDrawing" xmlns:wp="http://schemas.openxmlformats.org/drawingml/2006/wordprocessingDrawing" xmlns:w10="urn:schemas-microsoft-com:office:word" xmlns:w="http://schemas.openxmlformats.org/wordprocessingml/2006/main" xmlns:w14="http://schemas.microsoft.com/office/word/2010/wordml" xmlns:w15="http://schemas.microsoft.com/office/word/2012/wordml" xmlns:w16cex="http://schemas.microsoft.com/office/word/2018/wordml/cex" xmlns:w16cid="http://schemas.microsoft.com/office/word/2016/wordml/cid" xmlns:w16="http://schemas.microsoft.com/office/word/2018/wordml" xmlns:w16du="http://schemas.microsoft.com/office/word/2023/wordml/word16du" xmlns:w16sdtdh="http://schemas.microsoft.com/office/word/2020/wordml/sdtdatahash" xmlns:w16sdtfl="http://schemas.microsoft.com/office/word/2024/wordml/sdtformatlock" xmlns:w16se="http://schemas.microsoft.com/office/word/2015/wordml/symex" xmlns:wpg="http://schemas.microsoft.com/office/word/2010/wordprocessingGroup" xmlns:wpi="http://schemas.microsoft.com/office/word/2010/wordprocessingInk" xmlns:wne="http://schemas.microsoft.com/office/word/2006/wordml" xmlns:wps="http://schemas.microsoft.com/office/word/2010/wordprocessingShape" mc:Ignorable="w14 w15 w16se w16cid w16 w16cex w16sdtdh w16sdtfl w16du wp14">
   <w:body>
-    <w:p>
-      <w:r>
-        <w:rPr>
-          <w:noProof/>
-        </w:rPr>
+    <w:p/>
+    <w:p>
+      <w:bookmarkStart w:id="0" w:name="_MailEndCompose"/>
+    </w:p>
+    <w:p>
+      <w:bookmarkStart w:id="1" w:name="_MailOriginal"/>
+      <w:bookmarkEnd w:id="0"/>
+      <w:r>
+        <w:rPr>
+          <w:b/>
+          <w:bCs/>
+        </w:rPr>
+        <w:t>From:</w:t>
+      </w:r>
+      <w:r>
+        <w:t xml:space="preserve"> Novodvorska, Kateryna &lt;kateryna.novodvorska@abbott.com&gt; </w:t>
+      </w:r>
+      <w:r>
+        <w:br/>
+      </w:r>
+      <w:r>
+        <w:rPr>
+          <w:b/>
+          <w:bCs/>
+        </w:rPr>
+        <w:t>Sent:</w:t>
+      </w:r>
+      <w:r>
+        <w:t xml:space="preserve"> Friday, October 3, 2025 10:01 AM</w:t>
+      </w:r>
+      <w:r>
+        <w:br/>
+      </w:r>
+      <w:r>
+        <w:rPr>
+          <w:b/>
+          <w:bCs/>
+        </w:rPr>
+        <w:t>To:</w:t>
+      </w:r>
+      <w:r>
+        <w:t xml:space="preserve"> Gopalan, Kannan &lt;kannan.gopalan@abbott.com&gt;; Sharma, Anirudh &lt;anirudh.sharma1@abbott.com&gt;</w:t>
+      </w:r>
+      <w:r>
+        <w:br/>
+      </w:r>
+      <w:r>
+        <w:rPr>
+          <w:b/>
+          <w:bCs/>
+        </w:rPr>
+        <w:t>Cc:</w:t>
+      </w:r>
+      <w:r>
+        <w:t xml:space="preserve"> Madnani, Heena &lt;heena.madnani@abbott.com&gt;</w:t>
+      </w:r>
+      <w:r>
+        <w:br/>
+      </w:r>
+      <w:r>
+        <w:rPr>
+          <w:b/>
+          <w:bCs/>
+        </w:rPr>
+        <w:t>Subject:</w:t>
+      </w:r>
+      <w:r>
+        <w:t xml:space="preserve"> Fw: ADC Veeva CRM Q4'25 (October) release</w:t>
+      </w:r>
+    </w:p>
+    <w:p/>
+    <w:p>
+      <w:r>
+        <w:t>Hi Kannan, Ani, </w:t>
+      </w:r>
+    </w:p>
+    <w:p/>
+    <w:p>
+      <w:r>
+        <w:t>Can you please review the objective evidence shared by Veeva for the 25R7 Release and let me know if you notice any discrepancies between the configuration steps and objective evidence? </w:t>
+      </w:r>
+    </w:p>
+    <w:p/>
+    <w:p>
+      <w:r>
+        <w:t>My observations are as follows: </w:t>
+      </w:r>
+    </w:p>
+    <w:p/>
+    <w:p>
+      <w:r>
+        <w:rPr>
+          <w:b/>
+          <w:bCs/>
+        </w:rPr>
+        <w:t>1.</w:t>
+      </w:r>
+      <w:r>
+        <w:t xml:space="preserve"> </w:t>
+      </w:r>
+      <w:r>
+        <w:rPr>
+          <w:b/>
+          <w:bCs/>
+        </w:rPr>
+        <w:t xml:space="preserve">Step #6 </w:t>
+      </w:r>
+      <w:r>
+        <w:t>- new custom fields: (1)  Account.ADC_Annual_Reader_Quantity_Limit__c and (2) Account.ADC_Reader_Quantity_Limit_Per_Order__c</w:t>
+      </w:r>
+    </w:p>
+    <w:p>
+      <w:r>
+        <w:rPr>
+          <w:b/>
+          <w:bCs/>
+        </w:rPr>
+        <w:t xml:space="preserve">Screenshot: </w:t>
+      </w:r>
+      <w:r>
+        <w:t>In addition to the fields above, Veeva also made changes to 2 other fields. I remember it was part of the discussion during the demo, but it was not part of the IQ. </w:t>
+      </w:r>
+    </w:p>
+    <w:p/>
+    <w:p/>
+    <w:p>
+      <w:r>
+        <w:lastRenderedPageBreak/>
         <w:drawing>
-          <wp:anchor distT="114300" distB="114300" distL="114300" distR="114300" simplePos="0" relativeHeight="251659264" behindDoc="0" locked="0" layoutInCell="1" hidden="0" allowOverlap="1" wp14:anchorId="1E366006" wp14:editId="06DE26E4">
-            <wp:simplePos x="0" y="0"/>
-            <wp:positionH relativeFrom="column">
-              <wp:posOffset>0</wp:posOffset>
-            </wp:positionH>
-            <wp:positionV relativeFrom="paragraph">
-              <wp:posOffset>455930</wp:posOffset>
-            </wp:positionV>
-            <wp:extent cx="6223828" cy="4064169"/>
-            <wp:effectExtent l="25400" t="25400" r="25400" b="25400"/>
-            <wp:wrapTopAndBottom distT="114300" distB="114300"/>
-            <wp:docPr id="4" name="image2.png" descr="A screenshot of a computer&#10;&#10;AI-generated content may be incorrect."/>
-            <wp:cNvGraphicFramePr/>
+          <wp:inline distT="0" distB="0" distL="0" distR="0" wp14:anchorId="45B36070" wp14:editId="29DBDD30">
+            <wp:extent cx="5943600" cy="1925955"/>
+            <wp:effectExtent l="0" t="0" r="0" b="0"/>
+            <wp:docPr id="869372148" name="Picture 18"/>
+            <wp:cNvGraphicFramePr>
+              <a:graphicFrameLocks xmlns:a="http://schemas.openxmlformats.org/drawingml/2006/main" noChangeAspect="1"/>
+            </wp:cNvGraphicFramePr>
             <a:graphic xmlns:a="http://schemas.openxmlformats.org/drawingml/2006/main">
               <a:graphicData uri="http://schemas.openxmlformats.org/drawingml/2006/picture">
                 <pic:pic xmlns:pic="http://schemas.openxmlformats.org/drawingml/2006/picture">
                   <pic:nvPicPr>
-                    <pic:cNvPr id="4" name="image2.png" descr="A screenshot of a computer&#10;&#10;AI-generated content may be incorrect."/>
-                    <pic:cNvPicPr preferRelativeResize="0"/>
+                    <pic:cNvPr id="0" name="Picture 4"/>
+                    <pic:cNvPicPr>
+                      <a:picLocks noChangeAspect="1" noChangeArrowheads="1"/>
+                    </pic:cNvPicPr>
                   </pic:nvPicPr>
                   <pic:blipFill>
-                    <a:blip r:embed="rId4"/>
+                    <a:blip r:embed="rId5">
+                      <a:extLst>
+                        <a:ext uri="{28A0092B-C50C-407E-A947-70E740481C1C}">
+                          <a14:useLocalDpi xmlns:a14="http://schemas.microsoft.com/office/drawing/2010/main" val="0"/>
+                        </a:ext>
+                      </a:extLst>
+                    </a:blip>
                     <a:srcRect/>
                     <a:stretch>
                       <a:fillRect/>
                     </a:stretch>
                   </pic:blipFill>
-                  <pic:spPr>
+                  <pic:spPr bwMode="auto">
                     <a:xfrm>
                       <a:off x="0" y="0"/>
-                      <a:ext cx="6223828" cy="4064169"/>
+                      <a:ext cx="5943600" cy="1925955"/>
                     </a:xfrm>
                     <a:prstGeom prst="rect">
                       <a:avLst/>
                     </a:prstGeom>
-                    <a:ln w="25400">
-                      <a:solidFill>
-                        <a:srgbClr val="000000"/>
-                      </a:solidFill>
-                      <a:prstDash val="solid"/>
+                    <a:noFill/>
+                    <a:ln>
+                      <a:noFill/>
                     </a:ln>
                   </pic:spPr>
                 </pic:pic>
               </a:graphicData>
             </a:graphic>
-          </wp:anchor>
+          </wp:inline>
         </w:drawing>
       </w:r>
     </w:p>
+    <w:p/>
+    <w:p>
+      <w:r>
+        <w:rPr>
+          <w:b/>
+          <w:bCs/>
+        </w:rPr>
+        <w:t>2. Step #8:</w:t>
+      </w:r>
+      <w:r>
+        <w:t>  Updated Profile Permissions: ADC - Compliance User, ADC - POC, ADC - POC Manager, ADC Integration User, Admin, Integration Profile</w:t>
+      </w:r>
+    </w:p>
+    <w:p>
+      <w:r>
+        <w:rPr>
+          <w:b/>
+          <w:bCs/>
+        </w:rPr>
+        <w:t>Screenshot:</w:t>
+      </w:r>
+      <w:r>
+        <w:t> 2 additional profiles: </w:t>
+      </w:r>
+    </w:p>
+    <w:p/>
+    <w:p>
+      <w:r>
+        <w:drawing>
+          <wp:inline distT="0" distB="0" distL="0" distR="0" wp14:anchorId="0D8787C6" wp14:editId="40FF3D78">
+            <wp:extent cx="2956560" cy="1371600"/>
+            <wp:effectExtent l="0" t="0" r="0" b="0"/>
+            <wp:docPr id="2080214167" name="Picture 17"/>
+            <wp:cNvGraphicFramePr>
+              <a:graphicFrameLocks xmlns:a="http://schemas.openxmlformats.org/drawingml/2006/main" noChangeAspect="1"/>
+            </wp:cNvGraphicFramePr>
+            <a:graphic xmlns:a="http://schemas.openxmlformats.org/drawingml/2006/main">
+              <a:graphicData uri="http://schemas.openxmlformats.org/drawingml/2006/picture">
+                <pic:pic xmlns:pic="http://schemas.openxmlformats.org/drawingml/2006/picture">
+                  <pic:nvPicPr>
+                    <pic:cNvPr id="0" name="Picture 3"/>
+                    <pic:cNvPicPr>
+                      <a:picLocks noChangeAspect="1" noChangeArrowheads="1"/>
+                    </pic:cNvPicPr>
+                  </pic:nvPicPr>
+                  <pic:blipFill>
+                    <a:blip r:embed="rId6">
+                      <a:extLst>
+                        <a:ext uri="{28A0092B-C50C-407E-A947-70E740481C1C}">
+                          <a14:useLocalDpi xmlns:a14="http://schemas.microsoft.com/office/drawing/2010/main" val="0"/>
+                        </a:ext>
+                      </a:extLst>
+                    </a:blip>
+                    <a:srcRect/>
+                    <a:stretch>
+                      <a:fillRect/>
+                    </a:stretch>
+                  </pic:blipFill>
+                  <pic:spPr bwMode="auto">
+                    <a:xfrm>
+                      <a:off x="0" y="0"/>
+                      <a:ext cx="2956560" cy="1371600"/>
+                    </a:xfrm>
+                    <a:prstGeom prst="rect">
+                      <a:avLst/>
+                    </a:prstGeom>
+                    <a:noFill/>
+                    <a:ln>
+                      <a:noFill/>
+                    </a:ln>
+                  </pic:spPr>
+                </pic:pic>
+              </a:graphicData>
+            </a:graphic>
+          </wp:inline>
+        </w:drawing>
+      </w:r>
+    </w:p>
+    <w:p/>
+    <w:p>
+      <w:r>
+        <w:rPr>
+          <w:b/>
+          <w:bCs/>
+        </w:rPr>
+        <w:t xml:space="preserve">3. Step 3-8: </w:t>
+      </w:r>
+      <w:r>
+        <w:t>These labels are not listed in any of the configuration steps but are listed on the screenshot for steps #3-8. </w:t>
+      </w:r>
+    </w:p>
+    <w:p/>
+    <w:p>
+      <w:r>
+        <w:drawing>
+          <wp:inline distT="0" distB="0" distL="0" distR="0" wp14:anchorId="23707DAA" wp14:editId="190C5ADD">
+            <wp:extent cx="4297680" cy="571500"/>
+            <wp:effectExtent l="0" t="0" r="7620" b="0"/>
+            <wp:docPr id="99654181" name="Picture 16"/>
+            <wp:cNvGraphicFramePr>
+              <a:graphicFrameLocks xmlns:a="http://schemas.openxmlformats.org/drawingml/2006/main" noChangeAspect="1"/>
+            </wp:cNvGraphicFramePr>
+            <a:graphic xmlns:a="http://schemas.openxmlformats.org/drawingml/2006/main">
+              <a:graphicData uri="http://schemas.openxmlformats.org/drawingml/2006/picture">
+                <pic:pic xmlns:pic="http://schemas.openxmlformats.org/drawingml/2006/picture">
+                  <pic:nvPicPr>
+                    <pic:cNvPr id="0" name="Picture 2"/>
+                    <pic:cNvPicPr>
+                      <a:picLocks noChangeAspect="1" noChangeArrowheads="1"/>
+                    </pic:cNvPicPr>
+                  </pic:nvPicPr>
+                  <pic:blipFill>
+                    <a:blip r:embed="rId7">
+                      <a:extLst>
+                        <a:ext uri="{28A0092B-C50C-407E-A947-70E740481C1C}">
+                          <a14:useLocalDpi xmlns:a14="http://schemas.microsoft.com/office/drawing/2010/main" val="0"/>
+                        </a:ext>
+                      </a:extLst>
+                    </a:blip>
+                    <a:srcRect/>
+                    <a:stretch>
+                      <a:fillRect/>
+                    </a:stretch>
+                  </pic:blipFill>
+                  <pic:spPr bwMode="auto">
+                    <a:xfrm>
+                      <a:off x="0" y="0"/>
+                      <a:ext cx="4297680" cy="571500"/>
+                    </a:xfrm>
+                    <a:prstGeom prst="rect">
+                      <a:avLst/>
+                    </a:prstGeom>
+                    <a:noFill/>
+                    <a:ln>
+                      <a:noFill/>
+                    </a:ln>
+                  </pic:spPr>
+                </pic:pic>
+              </a:graphicData>
+            </a:graphic>
+          </wp:inline>
+        </w:drawing>
+      </w:r>
+    </w:p>
+    <w:p/>
+    <w:p>
+      <w:r>
+        <w:rPr>
+          <w:b/>
+          <w:bCs/>
+        </w:rPr>
+        <w:t>4. Step 11</w:t>
+      </w:r>
+      <w:r>
+        <w:t> - "Compliance Order Product Config Rule: Name: R -000012" </w:t>
+      </w:r>
+    </w:p>
+    <w:p>
+      <w:r>
+        <w:rPr>
+          <w:b/>
+          <w:bCs/>
+        </w:rPr>
+        <w:t>Screenshot:</w:t>
+      </w:r>
+      <w:r>
+        <w:t> The Rule name is R -000013</w:t>
+      </w:r>
+    </w:p>
+    <w:p/>
+    <w:p>
+      <w:r>
+        <w:lastRenderedPageBreak/>
+        <w:drawing>
+          <wp:inline distT="0" distB="0" distL="0" distR="0" wp14:anchorId="2D91A838" wp14:editId="2B5E62D5">
+            <wp:extent cx="5943600" cy="2169795"/>
+            <wp:effectExtent l="0" t="0" r="0" b="1905"/>
+            <wp:docPr id="1050447591" name="Picture 15"/>
+            <wp:cNvGraphicFramePr>
+              <a:graphicFrameLocks xmlns:a="http://schemas.openxmlformats.org/drawingml/2006/main" noChangeAspect="1"/>
+            </wp:cNvGraphicFramePr>
+            <a:graphic xmlns:a="http://schemas.openxmlformats.org/drawingml/2006/main">
+              <a:graphicData uri="http://schemas.openxmlformats.org/drawingml/2006/picture">
+                <pic:pic xmlns:pic="http://schemas.openxmlformats.org/drawingml/2006/picture">
+                  <pic:nvPicPr>
+                    <pic:cNvPr id="0" name="Picture 1"/>
+                    <pic:cNvPicPr>
+                      <a:picLocks noChangeAspect="1" noChangeArrowheads="1"/>
+                    </pic:cNvPicPr>
+                  </pic:nvPicPr>
+                  <pic:blipFill>
+                    <a:blip r:embed="rId8">
+                      <a:extLst>
+                        <a:ext uri="{28A0092B-C50C-407E-A947-70E740481C1C}">
+                          <a14:useLocalDpi xmlns:a14="http://schemas.microsoft.com/office/drawing/2010/main" val="0"/>
+                        </a:ext>
+                      </a:extLst>
+                    </a:blip>
+                    <a:srcRect/>
+                    <a:stretch>
+                      <a:fillRect/>
+                    </a:stretch>
+                  </pic:blipFill>
+                  <pic:spPr bwMode="auto">
+                    <a:xfrm>
+                      <a:off x="0" y="0"/>
+                      <a:ext cx="5943600" cy="2169795"/>
+                    </a:xfrm>
+                    <a:prstGeom prst="rect">
+                      <a:avLst/>
+                    </a:prstGeom>
+                    <a:noFill/>
+                    <a:ln>
+                      <a:noFill/>
+                    </a:ln>
+                  </pic:spPr>
+                </pic:pic>
+              </a:graphicData>
+            </a:graphic>
+          </wp:inline>
+        </w:drawing>
+      </w:r>
+    </w:p>
+    <w:p/>
+    <w:p/>
+    <w:p/>
+    <w:p>
+      <w:r>
+        <w:t>Best regards,</w:t>
+      </w:r>
+    </w:p>
+    <w:p>
+      <w:r>
+        <w:t>Kate</w:t>
+      </w:r>
+    </w:p>
+    <w:p/>
+    <w:p>
+      <w:r>
+        <w:pict w14:anchorId="47EF2E6E">
+          <v:rect id="_x0000_i1133" style="width:458.65pt;height:1.2pt" o:hrpct="980" o:hralign="center" o:hrstd="t" o:hr="t" fillcolor="#a0a0a0" stroked="f"/>
+        </w:pict>
+      </w:r>
+    </w:p>
+    <w:p>
+      <w:r>
+        <w:rPr>
+          <w:b/>
+          <w:bCs/>
+        </w:rPr>
+        <w:t>From:</w:t>
+      </w:r>
+      <w:r>
+        <w:t> Corinne Nagle &lt;</w:t>
+      </w:r>
+      <w:hyperlink r:id="rId9" w:history="1">
+        <w:r>
+          <w:rPr>
+            <w:rStyle w:val="Hyperlink"/>
+          </w:rPr>
+          <w:t>corinne.nagle@veeva.com</w:t>
+        </w:r>
+      </w:hyperlink>
+      <w:r>
+        <w:t>&gt;</w:t>
+      </w:r>
+      <w:r>
+        <w:br/>
+      </w:r>
+      <w:r>
+        <w:rPr>
+          <w:b/>
+          <w:bCs/>
+        </w:rPr>
+        <w:t>Sent:</w:t>
+      </w:r>
+      <w:r>
+        <w:t> Friday, October 3, 2025 4:22 AM</w:t>
+      </w:r>
+      <w:r>
+        <w:br/>
+      </w:r>
+      <w:r>
+        <w:rPr>
+          <w:b/>
+          <w:bCs/>
+        </w:rPr>
+        <w:t>To:</w:t>
+      </w:r>
+      <w:r>
+        <w:t> Raj Bhattacharjee &lt;</w:t>
+      </w:r>
+      <w:hyperlink r:id="rId10" w:history="1">
+        <w:r>
+          <w:rPr>
+            <w:rStyle w:val="Hyperlink"/>
+          </w:rPr>
+          <w:t>raj.bhattacharjee@veeva.com</w:t>
+        </w:r>
+      </w:hyperlink>
+      <w:r>
+        <w:t>&gt;</w:t>
+      </w:r>
+      <w:r>
+        <w:br/>
+      </w:r>
+      <w:r>
+        <w:rPr>
+          <w:b/>
+          <w:bCs/>
+        </w:rPr>
+        <w:t>Cc:</w:t>
+      </w:r>
+      <w:r>
+        <w:t> Sharma, Anirudh &lt;</w:t>
+      </w:r>
+      <w:hyperlink r:id="rId11" w:history="1">
+        <w:r>
+          <w:rPr>
+            <w:rStyle w:val="Hyperlink"/>
+          </w:rPr>
+          <w:t>anirudh.sharma1@abbott.com</w:t>
+        </w:r>
+      </w:hyperlink>
+      <w:r>
+        <w:t>&gt;; Madnani, Heena &lt;</w:t>
+      </w:r>
+      <w:hyperlink r:id="rId12" w:history="1">
+        <w:r>
+          <w:rPr>
+            <w:rStyle w:val="Hyperlink"/>
+          </w:rPr>
+          <w:t>heena.madnani@abbott.com</w:t>
+        </w:r>
+      </w:hyperlink>
+      <w:r>
+        <w:t>&gt;; Gopalan, Kannan &lt;</w:t>
+      </w:r>
+      <w:hyperlink r:id="rId13" w:history="1">
+        <w:r>
+          <w:rPr>
+            <w:rStyle w:val="Hyperlink"/>
+          </w:rPr>
+          <w:t>kannan.gopalan@abbott.com</w:t>
+        </w:r>
+      </w:hyperlink>
+      <w:r>
+        <w:t>&gt;; Novodvorska, Kateryna &lt;</w:t>
+      </w:r>
+      <w:hyperlink r:id="rId14" w:history="1">
+        <w:r>
+          <w:rPr>
+            <w:rStyle w:val="Hyperlink"/>
+          </w:rPr>
+          <w:t>kateryna.novodvorska@abbott.com</w:t>
+        </w:r>
+      </w:hyperlink>
+      <w:r>
+        <w:t>&gt;; Gupta, Muneeshwar &lt;</w:t>
+      </w:r>
+      <w:hyperlink r:id="rId15" w:history="1">
+        <w:r>
+          <w:rPr>
+            <w:rStyle w:val="Hyperlink"/>
+          </w:rPr>
+          <w:t>muneeshwar.gupta@abbott.com</w:t>
+        </w:r>
+      </w:hyperlink>
+      <w:r>
+        <w:t>&gt;</w:t>
+      </w:r>
+      <w:r>
+        <w:br/>
+      </w:r>
+      <w:r>
+        <w:rPr>
+          <w:b/>
+          <w:bCs/>
+        </w:rPr>
+        <w:t>Subject:</w:t>
+      </w:r>
+      <w:r>
+        <w:t xml:space="preserve"> Re: ADC Veeva CRM Q4'25 (October) release </w:t>
+      </w:r>
+    </w:p>
+    <w:p/>
+    <w:p>
+      <w:r>
+        <w:t>Hi All, Attached is the IQ with objective evidence for the .partial --&gt; .full migration. Thanks, Corinne On Fri, Oct 3, 2025 at 12:</w:t>
+      </w:r>
+      <w:r>
+        <w:rPr>
+          <w:rFonts w:ascii="Arial" w:hAnsi="Arial" w:cs="Arial"/>
+        </w:rPr>
+        <w:t> </w:t>
+      </w:r>
+      <w:r>
+        <w:t>31 AM Raj Bhattacharjee &lt;raj.</w:t>
+      </w:r>
+      <w:r>
+        <w:rPr>
+          <w:rFonts w:ascii="Arial" w:hAnsi="Arial" w:cs="Arial"/>
+        </w:rPr>
+        <w:t> </w:t>
+      </w:r>
+      <w:r>
+        <w:t>bhattacharjee@</w:t>
+      </w:r>
+      <w:r>
+        <w:rPr>
+          <w:rFonts w:ascii="Arial" w:hAnsi="Arial" w:cs="Arial"/>
+        </w:rPr>
+        <w:t> </w:t>
+      </w:r>
+      <w:r>
+        <w:t>veeva.</w:t>
+      </w:r>
+      <w:r>
+        <w:rPr>
+          <w:rFonts w:ascii="Arial" w:hAnsi="Arial" w:cs="Arial"/>
+        </w:rPr>
+        <w:t> </w:t>
+      </w:r>
+      <w:r>
+        <w:t>com&gt; wrote: Is this related to project carbon or october</w:t>
+      </w:r>
+    </w:p>
+    <w:p>
+      <w:r>
+        <w:t>ZjQcmQRYFpfptBannerStart</w:t>
+      </w:r>
+    </w:p>
+    <w:p>
+      <w:r>
+        <w:rPr>
+          <w:b/>
+          <w:bCs/>
+        </w:rPr>
+        <w:t>This Message is From an External Sender</w:t>
+      </w:r>
+    </w:p>
+    <w:p>
+      <w:r>
+        <w:lastRenderedPageBreak/>
+        <w:t>Only click links or open attachments if you recognize the sender and know the content is safe.</w:t>
+      </w:r>
+    </w:p>
+    <w:p>
+      <w:hyperlink r:id="rId16" w:history="1">
+        <w:r>
+          <w:rPr>
+            <w:rStyle w:val="Hyperlink"/>
+          </w:rPr>
+          <w:t>Report Suspicious</w:t>
+        </w:r>
+      </w:hyperlink>
+    </w:p>
+    <w:p>
+      <w:r>
+        <w:t> </w:t>
+      </w:r>
+    </w:p>
+    <w:p>
+      <w:r>
+        <w:t>ZjQcmQRYFpfptBannerEnd</w:t>
+      </w:r>
+    </w:p>
+    <w:p>
+      <w:r>
+        <w:t>Hi All, </w:t>
+      </w:r>
+    </w:p>
+    <w:p/>
+    <w:p>
+      <w:r>
+        <w:t>Attached is the IQ with objective evidence for the .partial --&gt; .full migration.</w:t>
+      </w:r>
+    </w:p>
+    <w:p/>
+    <w:p>
+      <w:r>
+        <w:t>Thanks,</w:t>
+      </w:r>
+    </w:p>
+    <w:p>
+      <w:r>
+        <w:t>Corinne</w:t>
+      </w:r>
+    </w:p>
+    <w:p/>
+    <w:p>
+      <w:r>
+        <w:t>On Fri, Oct 3, 2025 at 12:31</w:t>
+      </w:r>
+      <w:r>
+        <w:rPr>
+          <w:rFonts w:ascii="Arial" w:hAnsi="Arial" w:cs="Arial"/>
+        </w:rPr>
+        <w:t> </w:t>
+      </w:r>
+      <w:r>
+        <w:t>AM Raj Bhattacharjee &lt;</w:t>
+      </w:r>
+      <w:hyperlink r:id="rId17" w:history="1">
+        <w:r>
+          <w:rPr>
+            <w:rStyle w:val="Hyperlink"/>
+          </w:rPr>
+          <w:t>raj.bhattacharjee@veeva.com</w:t>
+        </w:r>
+      </w:hyperlink>
+      <w:r>
+        <w:t>&gt; wrote:</w:t>
+      </w:r>
+    </w:p>
+    <w:p>
+      <w:r>
+        <w:t>Is this related to project carbon or october release? or is this another production support issue?</w:t>
+      </w:r>
+    </w:p>
+    <w:p/>
+    <w:p>
+      <w:r>
+        <w:t>-- </w:t>
+      </w:r>
+    </w:p>
+    <w:p>
+      <w:r>
+        <w:rPr>
+          <w:b/>
+          <w:bCs/>
+        </w:rPr>
+        <w:t>Raj Bhattacharjee</w:t>
+      </w:r>
+    </w:p>
+    <w:p>
+      <w:r>
+        <w:rPr>
+          <w:b/>
+          <w:bCs/>
+          <w:i/>
+          <w:iCs/>
+        </w:rPr>
+        <w:t>Veeva </w:t>
+      </w:r>
+      <w:r>
+        <w:rPr>
+          <w:b/>
+          <w:bCs/>
+        </w:rPr>
+        <w:t>|</w:t>
+      </w:r>
+      <w:r>
+        <w:rPr>
+          <w:b/>
+          <w:bCs/>
+          <w:i/>
+          <w:iCs/>
+        </w:rPr>
+        <w:t> </w:t>
+      </w:r>
+      <w:r>
+        <w:rPr>
+          <w:i/>
+          <w:iCs/>
+        </w:rPr>
+        <w:t>Practice Manager, Commercial Technical Services</w:t>
+      </w:r>
+    </w:p>
+    <w:p/>
+    <w:p/>
+    <w:p>
+      <w:r>
+        <w:t>On Thu, Oct 2, 2025 at 6:15</w:t>
+      </w:r>
+      <w:r>
+        <w:rPr>
+          <w:rFonts w:ascii="Arial" w:hAnsi="Arial" w:cs="Arial"/>
+        </w:rPr>
+        <w:t> </w:t>
+      </w:r>
+      <w:r>
+        <w:t>PM Sharma, Anirudh &lt;</w:t>
+      </w:r>
+      <w:hyperlink r:id="rId18" w:history="1">
+        <w:r>
+          <w:rPr>
+            <w:rStyle w:val="Hyperlink"/>
+          </w:rPr>
+          <w:t>anirudh.sharma1@abbott.com</w:t>
+        </w:r>
+      </w:hyperlink>
+      <w:r>
+        <w:t>&gt; wrote:</w:t>
+      </w:r>
+    </w:p>
+    <w:p>
+      <w:r>
+        <w:t>Hello Raj,</w:t>
+      </w:r>
+    </w:p>
+    <w:p>
+      <w:r>
+        <w:t>Good day!</w:t>
+      </w:r>
+      <w:r>
+        <w:br/>
+      </w:r>
+      <w:r>
+        <w:br/>
+        <w:t>While testing the below scenario in partial and full sandboxes, we noticed that once an order is completed and a packing slip is signed by the HCP, the Waiting for Signed Packing Slip is not getting unchecked from the HCP account.</w:t>
+      </w:r>
+      <w:r>
+        <w:br/>
+      </w:r>
+      <w:r>
+        <w:lastRenderedPageBreak/>
+        <w:br/>
+        <w:t>Do you have some time tomorrow to discuss this?</w:t>
+      </w:r>
+      <w:r>
+        <w:br/>
+      </w:r>
+      <w:r>
+        <w:br/>
+      </w:r>
+      <w:r>
+        <w:drawing>
+          <wp:inline distT="0" distB="0" distL="0" distR="0" wp14:anchorId="3DD513BE" wp14:editId="7C48DF34">
+            <wp:extent cx="5943600" cy="3268345"/>
+            <wp:effectExtent l="0" t="0" r="0" b="8255"/>
+            <wp:docPr id="4984468" name="Picture 14"/>
+            <wp:cNvGraphicFramePr>
+              <a:graphicFrameLocks xmlns:a="http://schemas.openxmlformats.org/drawingml/2006/main" noChangeAspect="1"/>
+            </wp:cNvGraphicFramePr>
+            <a:graphic xmlns:a="http://schemas.openxmlformats.org/drawingml/2006/main">
+              <a:graphicData uri="http://schemas.openxmlformats.org/drawingml/2006/picture">
+                <pic:pic xmlns:pic="http://schemas.openxmlformats.org/drawingml/2006/picture">
+                  <pic:nvPicPr>
+                    <pic:cNvPr id="0" name="x_m_4353046551423725003m_-7301599301496326668Picture 2"/>
+                    <pic:cNvPicPr>
+                      <a:picLocks noChangeAspect="1" noChangeArrowheads="1"/>
+                    </pic:cNvPicPr>
+                  </pic:nvPicPr>
+                  <pic:blipFill>
+                    <a:blip r:embed="rId19" cstate="print">
+                      <a:extLst>
+                        <a:ext uri="{28A0092B-C50C-407E-A947-70E740481C1C}">
+                          <a14:useLocalDpi xmlns:a14="http://schemas.microsoft.com/office/drawing/2010/main" val="0"/>
+                        </a:ext>
+                      </a:extLst>
+                    </a:blip>
+                    <a:srcRect/>
+                    <a:stretch>
+                      <a:fillRect/>
+                    </a:stretch>
+                  </pic:blipFill>
+                  <pic:spPr bwMode="auto">
+                    <a:xfrm>
+                      <a:off x="0" y="0"/>
+                      <a:ext cx="5943600" cy="3268345"/>
+                    </a:xfrm>
+                    <a:prstGeom prst="rect">
+                      <a:avLst/>
+                    </a:prstGeom>
+                    <a:noFill/>
+                    <a:ln>
+                      <a:noFill/>
+                    </a:ln>
+                  </pic:spPr>
+                </pic:pic>
+              </a:graphicData>
+            </a:graphic>
+          </wp:inline>
+        </w:drawing>
+      </w:r>
+    </w:p>
+    <w:p>
+      <w:r>
+        <w:br/>
+      </w:r>
+      <w:r>
+        <w:drawing>
+          <wp:inline distT="0" distB="0" distL="0" distR="0" wp14:anchorId="32633B70" wp14:editId="0AD08347">
+            <wp:extent cx="5943600" cy="3253740"/>
+            <wp:effectExtent l="0" t="0" r="0" b="3810"/>
+            <wp:docPr id="892067814" name="Picture 13"/>
+            <wp:cNvGraphicFramePr>
+              <a:graphicFrameLocks xmlns:a="http://schemas.openxmlformats.org/drawingml/2006/main" noChangeAspect="1"/>
+            </wp:cNvGraphicFramePr>
+            <a:graphic xmlns:a="http://schemas.openxmlformats.org/drawingml/2006/main">
+              <a:graphicData uri="http://schemas.openxmlformats.org/drawingml/2006/picture">
+                <pic:pic xmlns:pic="http://schemas.openxmlformats.org/drawingml/2006/picture">
+                  <pic:nvPicPr>
+                    <pic:cNvPr id="0" name="x_m_4353046551423725003m_-7301599301496326668Picture 4"/>
+                    <pic:cNvPicPr>
+                      <a:picLocks noChangeAspect="1" noChangeArrowheads="1"/>
+                    </pic:cNvPicPr>
+                  </pic:nvPicPr>
+                  <pic:blipFill>
+                    <a:blip r:embed="rId20" cstate="print">
+                      <a:extLst>
+                        <a:ext uri="{28A0092B-C50C-407E-A947-70E740481C1C}">
+                          <a14:useLocalDpi xmlns:a14="http://schemas.microsoft.com/office/drawing/2010/main" val="0"/>
+                        </a:ext>
+                      </a:extLst>
+                    </a:blip>
+                    <a:srcRect/>
+                    <a:stretch>
+                      <a:fillRect/>
+                    </a:stretch>
+                  </pic:blipFill>
+                  <pic:spPr bwMode="auto">
+                    <a:xfrm>
+                      <a:off x="0" y="0"/>
+                      <a:ext cx="5943600" cy="3253740"/>
+                    </a:xfrm>
+                    <a:prstGeom prst="rect">
+                      <a:avLst/>
+                    </a:prstGeom>
+                    <a:noFill/>
+                    <a:ln>
+                      <a:noFill/>
+                    </a:ln>
+                  </pic:spPr>
+                </pic:pic>
+              </a:graphicData>
+            </a:graphic>
+          </wp:inline>
+        </w:drawing>
+      </w:r>
+    </w:p>
+    <w:p>
+      <w:r>
+        <w:lastRenderedPageBreak/>
+        <w:br/>
+        <w:t>Best,</w:t>
+      </w:r>
+      <w:r>
+        <w:br/>
+        <w:t>Anirudh</w:t>
+      </w:r>
+    </w:p>
+    <w:p>
+      <w:r>
+        <w:t> </w:t>
+      </w:r>
+    </w:p>
+    <w:p>
+      <w:r>
+        <w:rPr>
+          <w:b/>
+          <w:bCs/>
+        </w:rPr>
+        <w:t>From:</w:t>
+      </w:r>
+      <w:r>
+        <w:t> Corinne Nagle &lt;</w:t>
+      </w:r>
+      <w:hyperlink r:id="rId21" w:history="1">
+        <w:r>
+          <w:rPr>
+            <w:rStyle w:val="Hyperlink"/>
+          </w:rPr>
+          <w:t>corinne.nagle@veeva.com</w:t>
+        </w:r>
+      </w:hyperlink>
+      <w:r>
+        <w:t>&gt;</w:t>
+      </w:r>
+      <w:r>
+        <w:br/>
+      </w:r>
+      <w:r>
+        <w:rPr>
+          <w:b/>
+          <w:bCs/>
+        </w:rPr>
+        <w:t>Sent:</w:t>
+      </w:r>
+      <w:r>
+        <w:t> Wednesday, October 1, 2025 10:38 AM</w:t>
+      </w:r>
+      <w:r>
+        <w:br/>
+      </w:r>
+      <w:r>
+        <w:rPr>
+          <w:b/>
+          <w:bCs/>
+        </w:rPr>
+        <w:t>To:</w:t>
+      </w:r>
+      <w:r>
+        <w:t> Kelley, Jamila M &lt;</w:t>
+      </w:r>
+      <w:hyperlink r:id="rId22" w:history="1">
+        <w:r>
+          <w:rPr>
+            <w:rStyle w:val="Hyperlink"/>
+          </w:rPr>
+          <w:t>jamila.kelley@abbott.com</w:t>
+        </w:r>
+      </w:hyperlink>
+      <w:r>
+        <w:t>&gt;</w:t>
+      </w:r>
+      <w:r>
+        <w:br/>
+      </w:r>
+      <w:r>
+        <w:rPr>
+          <w:b/>
+          <w:bCs/>
+        </w:rPr>
+        <w:t>Cc:</w:t>
+      </w:r>
+      <w:r>
+        <w:t> Madnani, Heena &lt;</w:t>
+      </w:r>
+      <w:hyperlink r:id="rId23" w:history="1">
+        <w:r>
+          <w:rPr>
+            <w:rStyle w:val="Hyperlink"/>
+          </w:rPr>
+          <w:t>heena.madnani@abbott.com</w:t>
+        </w:r>
+      </w:hyperlink>
+      <w:r>
+        <w:t>&gt;; Raj Bhattacharjee &lt;</w:t>
+      </w:r>
+      <w:hyperlink r:id="rId24" w:history="1">
+        <w:r>
+          <w:rPr>
+            <w:rStyle w:val="Hyperlink"/>
+          </w:rPr>
+          <w:t>raj.bhattacharjee@veeva.com</w:t>
+        </w:r>
+      </w:hyperlink>
+      <w:r>
+        <w:t>&gt;; Raynard, Dan &lt;</w:t>
+      </w:r>
+      <w:hyperlink r:id="rId25" w:history="1">
+        <w:r>
+          <w:rPr>
+            <w:rStyle w:val="Hyperlink"/>
+          </w:rPr>
+          <w:t>daniel.raynard@abbott.com</w:t>
+        </w:r>
+      </w:hyperlink>
+      <w:r>
+        <w:t>&gt;; Liu, Janet &lt;</w:t>
+      </w:r>
+      <w:hyperlink r:id="rId26" w:history="1">
+        <w:r>
+          <w:rPr>
+            <w:rStyle w:val="Hyperlink"/>
+          </w:rPr>
+          <w:t>janet.liu@abbott.com</w:t>
+        </w:r>
+      </w:hyperlink>
+      <w:r>
+        <w:t>&gt;; Gopalan, Kannan &lt;</w:t>
+      </w:r>
+      <w:hyperlink r:id="rId27" w:history="1">
+        <w:r>
+          <w:rPr>
+            <w:rStyle w:val="Hyperlink"/>
+          </w:rPr>
+          <w:t>kannan.gopalan@abbott.com</w:t>
+        </w:r>
+      </w:hyperlink>
+      <w:r>
+        <w:t>&gt;; Novodvorska, Kateryna &lt;</w:t>
+      </w:r>
+      <w:hyperlink r:id="rId28" w:history="1">
+        <w:r>
+          <w:rPr>
+            <w:rStyle w:val="Hyperlink"/>
+          </w:rPr>
+          <w:t>kateryna.novodvorska@abbott.com</w:t>
+        </w:r>
+      </w:hyperlink>
+      <w:r>
+        <w:t>&gt;; Sharma, Anirudh &lt;</w:t>
+      </w:r>
+      <w:hyperlink r:id="rId29" w:history="1">
+        <w:r>
+          <w:rPr>
+            <w:rStyle w:val="Hyperlink"/>
+          </w:rPr>
+          <w:t>anirudh.sharma1@abbott.com</w:t>
+        </w:r>
+      </w:hyperlink>
+      <w:r>
+        <w:t>&gt;; Gupta, Muneeshwar &lt;</w:t>
+      </w:r>
+      <w:hyperlink r:id="rId30" w:history="1">
+        <w:r>
+          <w:rPr>
+            <w:rStyle w:val="Hyperlink"/>
+          </w:rPr>
+          <w:t>muneeshwar.gupta@abbott.com</w:t>
+        </w:r>
+      </w:hyperlink>
+      <w:r>
+        <w:t>&gt;; Amanda Peltzman &lt;</w:t>
+      </w:r>
+      <w:hyperlink r:id="rId31" w:history="1">
+        <w:r>
+          <w:rPr>
+            <w:rStyle w:val="Hyperlink"/>
+          </w:rPr>
+          <w:t>amanda.peltzman@veeva.com</w:t>
+        </w:r>
+      </w:hyperlink>
+      <w:r>
+        <w:t>&gt;; John Howard &lt;</w:t>
+      </w:r>
+      <w:hyperlink r:id="rId32" w:history="1">
+        <w:r>
+          <w:rPr>
+            <w:rStyle w:val="Hyperlink"/>
+          </w:rPr>
+          <w:t>john.howard@veeva.com</w:t>
+        </w:r>
+      </w:hyperlink>
+      <w:r>
+        <w:t>&gt;</w:t>
+      </w:r>
+      <w:r>
+        <w:br/>
+      </w:r>
+      <w:r>
+        <w:rPr>
+          <w:b/>
+          <w:bCs/>
+        </w:rPr>
+        <w:t>Subject:</w:t>
+      </w:r>
+      <w:r>
+        <w:t> Re: ADC Veeva CRM Q4'25 (October) release</w:t>
+      </w:r>
+    </w:p>
+    <w:p>
+      <w:r>
+        <w:t> </w:t>
+      </w:r>
+    </w:p>
+    <w:p>
+      <w:r>
+        <w:t>Hi All, Attached is the IQ completed by me and Raj. Thanks, Corinne On Tue, Sep 30, 2025 at 4:</w:t>
+      </w:r>
+      <w:r>
+        <w:rPr>
+          <w:rFonts w:ascii="Arial" w:hAnsi="Arial" w:cs="Arial"/>
+        </w:rPr>
+        <w:t> </w:t>
+      </w:r>
+      <w:r>
+        <w:t>53 PM Kelley, Jamila M &lt;jamila.</w:t>
+      </w:r>
+      <w:r>
+        <w:rPr>
+          <w:rFonts w:ascii="Arial" w:hAnsi="Arial" w:cs="Arial"/>
+        </w:rPr>
+        <w:t> </w:t>
+      </w:r>
+      <w:r>
+        <w:t>kelley@</w:t>
+      </w:r>
+      <w:r>
+        <w:rPr>
+          <w:rFonts w:ascii="Arial" w:hAnsi="Arial" w:cs="Arial"/>
+        </w:rPr>
+        <w:t> </w:t>
+      </w:r>
+      <w:r>
+        <w:t>abbott.</w:t>
+      </w:r>
+      <w:r>
+        <w:rPr>
+          <w:rFonts w:ascii="Arial" w:hAnsi="Arial" w:cs="Arial"/>
+        </w:rPr>
+        <w:t> </w:t>
+      </w:r>
+      <w:r>
+        <w:t>com&gt; wrote: This correctly summarizes what we reviewed on the demo today. Thanks, Jamila From: Madnani,</w:t>
+      </w:r>
+    </w:p>
+    <w:p>
+      <w:r>
+        <w:t>Hi All, </w:t>
+      </w:r>
+    </w:p>
+    <w:p>
+      <w:r>
+        <w:br/>
+        <w:t>Attached is the IQ completed by me and Raj. </w:t>
+      </w:r>
+    </w:p>
+    <w:p>
+      <w:r>
+        <w:t> </w:t>
+      </w:r>
+    </w:p>
+    <w:p>
+      <w:r>
+        <w:t>Thanks,</w:t>
+      </w:r>
+    </w:p>
+    <w:p>
+      <w:r>
+        <w:t>Corinne</w:t>
+      </w:r>
+    </w:p>
+    <w:p>
+      <w:r>
+        <w:t> </w:t>
+      </w:r>
+    </w:p>
+    <w:p>
+      <w:r>
+        <w:t>On Tue, Sep 30, 2025 at 4:53</w:t>
+      </w:r>
+      <w:r>
+        <w:rPr>
+          <w:rFonts w:ascii="Arial" w:hAnsi="Arial" w:cs="Arial"/>
+        </w:rPr>
+        <w:t> </w:t>
+      </w:r>
+      <w:r>
+        <w:t>PM Kelley, Jamila M &lt;</w:t>
+      </w:r>
+      <w:hyperlink r:id="rId33" w:history="1">
+        <w:r>
+          <w:rPr>
+            <w:rStyle w:val="Hyperlink"/>
+          </w:rPr>
+          <w:t>jamila.kelley@abbott.com</w:t>
+        </w:r>
+      </w:hyperlink>
+      <w:r>
+        <w:t>&gt; wrote:</w:t>
+      </w:r>
+    </w:p>
+    <w:p>
+      <w:r>
+        <w:t>This correctly summarizes what we reviewed on the demo today.</w:t>
+      </w:r>
+    </w:p>
+    <w:p>
+      <w:r>
+        <w:t> </w:t>
+      </w:r>
+    </w:p>
+    <w:p>
+      <w:r>
+        <w:t>Thanks,</w:t>
+      </w:r>
+    </w:p>
+    <w:p>
+      <w:r>
+        <w:t>Jamila</w:t>
+      </w:r>
+    </w:p>
+    <w:p>
+      <w:r>
+        <w:lastRenderedPageBreak/>
+        <w:t> </w:t>
+      </w:r>
+    </w:p>
+    <w:p>
+      <w:r>
+        <w:rPr>
+          <w:b/>
+          <w:bCs/>
+        </w:rPr>
+        <w:t>From:</w:t>
+      </w:r>
+      <w:r>
+        <w:t> Madnani, Heena &lt;</w:t>
+      </w:r>
+      <w:hyperlink r:id="rId34" w:history="1">
+        <w:r>
+          <w:rPr>
+            <w:rStyle w:val="Hyperlink"/>
+          </w:rPr>
+          <w:t>heena.madnani@abbott.com</w:t>
+        </w:r>
+      </w:hyperlink>
+      <w:r>
+        <w:t>&gt;</w:t>
+      </w:r>
+      <w:r>
+        <w:br/>
+      </w:r>
+      <w:r>
+        <w:rPr>
+          <w:b/>
+          <w:bCs/>
+        </w:rPr>
+        <w:t>Sent:</w:t>
+      </w:r>
+      <w:r>
+        <w:t> Tuesday, September 30, 2025 1:20 PM</w:t>
+      </w:r>
+      <w:r>
+        <w:br/>
+      </w:r>
+      <w:r>
+        <w:rPr>
+          <w:b/>
+          <w:bCs/>
+        </w:rPr>
+        <w:t>To:</w:t>
+      </w:r>
+      <w:r>
+        <w:t> Kelley, Jamila M &lt;</w:t>
+      </w:r>
+      <w:hyperlink r:id="rId35" w:history="1">
+        <w:r>
+          <w:rPr>
+            <w:rStyle w:val="Hyperlink"/>
+          </w:rPr>
+          <w:t>jamila.kelley@abbott.com</w:t>
+        </w:r>
+      </w:hyperlink>
+      <w:r>
+        <w:t>&gt;; Raj Bhattacharjee &lt;</w:t>
+      </w:r>
+      <w:hyperlink r:id="rId36" w:history="1">
+        <w:r>
+          <w:rPr>
+            <w:rStyle w:val="Hyperlink"/>
+          </w:rPr>
+          <w:t>raj.bhattacharjee@veeva.com</w:t>
+        </w:r>
+      </w:hyperlink>
+      <w:r>
+        <w:t>&gt;; Corinne Nagle &lt;</w:t>
+      </w:r>
+      <w:hyperlink r:id="rId37" w:history="1">
+        <w:r>
+          <w:rPr>
+            <w:rStyle w:val="Hyperlink"/>
+          </w:rPr>
+          <w:t>corinne.nagle@veeva.com</w:t>
+        </w:r>
+      </w:hyperlink>
+      <w:r>
+        <w:t>&gt;; Raynard, Dan &lt;</w:t>
+      </w:r>
+      <w:hyperlink r:id="rId38" w:history="1">
+        <w:r>
+          <w:rPr>
+            <w:rStyle w:val="Hyperlink"/>
+          </w:rPr>
+          <w:t>daniel.raynard@abbott.com</w:t>
+        </w:r>
+      </w:hyperlink>
+      <w:r>
+        <w:t>&gt;</w:t>
+      </w:r>
+      <w:r>
+        <w:br/>
+      </w:r>
+      <w:r>
+        <w:rPr>
+          <w:b/>
+          <w:bCs/>
+        </w:rPr>
+        <w:t>Cc:</w:t>
+      </w:r>
+      <w:r>
+        <w:t> Liu, Janet &lt;</w:t>
+      </w:r>
+      <w:hyperlink r:id="rId39" w:history="1">
+        <w:r>
+          <w:rPr>
+            <w:rStyle w:val="Hyperlink"/>
+          </w:rPr>
+          <w:t>janet.liu@abbott.com</w:t>
+        </w:r>
+      </w:hyperlink>
+      <w:r>
+        <w:t>&gt;; Gopalan, Kannan &lt;</w:t>
+      </w:r>
+      <w:hyperlink r:id="rId40" w:history="1">
+        <w:r>
+          <w:rPr>
+            <w:rStyle w:val="Hyperlink"/>
+          </w:rPr>
+          <w:t>kannan.gopalan@abbott.com</w:t>
+        </w:r>
+      </w:hyperlink>
+      <w:r>
+        <w:t>&gt;; Novodvorska, Kateryna &lt;</w:t>
+      </w:r>
+      <w:hyperlink r:id="rId41" w:history="1">
+        <w:r>
+          <w:rPr>
+            <w:rStyle w:val="Hyperlink"/>
+          </w:rPr>
+          <w:t>kateryna.novodvorska@abbott.com</w:t>
+        </w:r>
+      </w:hyperlink>
+      <w:r>
+        <w:t>&gt;; Sharma, Anirudh &lt;</w:t>
+      </w:r>
+      <w:hyperlink r:id="rId42" w:history="1">
+        <w:r>
+          <w:rPr>
+            <w:rStyle w:val="Hyperlink"/>
+          </w:rPr>
+          <w:t>anirudh.sharma1@abbott.com</w:t>
+        </w:r>
+      </w:hyperlink>
+      <w:r>
+        <w:t>&gt;; Gupta, Muneeshwar &lt;</w:t>
+      </w:r>
+      <w:hyperlink r:id="rId43" w:history="1">
+        <w:r>
+          <w:rPr>
+            <w:rStyle w:val="Hyperlink"/>
+          </w:rPr>
+          <w:t>muneeshwar.gupta@abbott.com</w:t>
+        </w:r>
+      </w:hyperlink>
+      <w:r>
+        <w:t>&gt;; Amanda Peltzman &lt;</w:t>
+      </w:r>
+      <w:hyperlink r:id="rId44" w:history="1">
+        <w:r>
+          <w:rPr>
+            <w:rStyle w:val="Hyperlink"/>
+          </w:rPr>
+          <w:t>amanda.peltzman@veeva.com</w:t>
+        </w:r>
+      </w:hyperlink>
+      <w:r>
+        <w:t>&gt;; John Howard &lt;</w:t>
+      </w:r>
+      <w:hyperlink r:id="rId45" w:history="1">
+        <w:r>
+          <w:rPr>
+            <w:rStyle w:val="Hyperlink"/>
+          </w:rPr>
+          <w:t>john.howard@veeva.com</w:t>
+        </w:r>
+      </w:hyperlink>
+      <w:r>
+        <w:t>&gt;</w:t>
+      </w:r>
+      <w:r>
+        <w:br/>
+      </w:r>
+      <w:r>
+        <w:rPr>
+          <w:b/>
+          <w:bCs/>
+        </w:rPr>
+        <w:t>Subject:</w:t>
+      </w:r>
+      <w:r>
+        <w:t> RE: ADC Veeva CRM Q4'25 (October) release</w:t>
+      </w:r>
+    </w:p>
+    <w:p>
+      <w:r>
+        <w:t> </w:t>
+      </w:r>
+    </w:p>
+    <w:p>
+      <w:r>
+        <w:t>Hi All,</w:t>
+      </w:r>
+    </w:p>
+    <w:p>
+      <w:r>
+        <w:t> </w:t>
+      </w:r>
+    </w:p>
+    <w:p>
+      <w:r>
+        <w:t>Thank you for your time today to validate October release requirements in the Partial environment.</w:t>
+      </w:r>
+    </w:p>
+    <w:p>
+      <w:r>
+        <w:t> </w:t>
+      </w:r>
+    </w:p>
+    <w:p>
+      <w:hyperlink r:id="rId46" w:history="1">
+        <w:r>
+          <w:rPr>
+            <w:rStyle w:val="Hyperlink"/>
+          </w:rPr>
+          <w:t>@Kelley, Jamila M</w:t>
+        </w:r>
+      </w:hyperlink>
+      <w:r>
+        <w:t xml:space="preserve"> – Kindly confirm alignment with the POC channel functionality, noting that only minor cosmetic updates remain (specifically, the field label should read </w:t>
+      </w:r>
+      <w:r>
+        <w:rPr>
+          <w:b/>
+          <w:bCs/>
+        </w:rPr>
+        <w:t>Annual Sensor Limit and HDP Sensor Annual Limit</w:t>
+      </w:r>
+      <w:r>
+        <w:t>).</w:t>
+      </w:r>
+      <w:r>
+        <w:br/>
+      </w:r>
+      <w:hyperlink r:id="rId47" w:history="1">
+        <w:r>
+          <w:rPr>
+            <w:rStyle w:val="Hyperlink"/>
+            <w:b/>
+            <w:bCs/>
+          </w:rPr>
+          <w:t>@Raj Bhattacharjee</w:t>
+        </w:r>
+      </w:hyperlink>
+      <w:r>
+        <w:t> – Please confirm once these label updates are completed in Partial.</w:t>
+      </w:r>
+    </w:p>
+    <w:p>
+      <w:r>
+        <w:t> </w:t>
+      </w:r>
+    </w:p>
+    <w:p>
+      <w:r>
+        <w:rPr>
+          <w:b/>
+          <w:bCs/>
+        </w:rPr>
+        <w:t>Next Steps:</w:t>
+      </w:r>
+    </w:p>
+    <w:p>
+      <w:pPr>
+        <w:numPr>
+          <w:ilvl w:val="0"/>
+          <w:numId w:val="1"/>
+        </w:numPr>
+      </w:pPr>
+      <w:r>
+        <w:rPr>
+          <w:b/>
+          <w:bCs/>
+        </w:rPr>
+        <w:t>Veeva Team</w:t>
+      </w:r>
+      <w:r>
+        <w:t xml:space="preserve"> to share configuration steps by </w:t>
+      </w:r>
+      <w:r>
+        <w:rPr>
+          <w:b/>
+          <w:bCs/>
+        </w:rPr>
+        <w:t>tomorrow, October 1st ( Noon PST)</w:t>
+      </w:r>
+      <w:r>
+        <w:t>.</w:t>
+      </w:r>
+    </w:p>
+    <w:p>
+      <w:pPr>
+        <w:numPr>
+          <w:ilvl w:val="0"/>
+          <w:numId w:val="1"/>
+        </w:numPr>
+      </w:pPr>
+      <w:r>
+        <w:rPr>
+          <w:b/>
+          <w:bCs/>
+        </w:rPr>
+        <w:t>IQ Pre-Approval</w:t>
+      </w:r>
+      <w:r>
+        <w:t xml:space="preserve"> to be obtained from </w:t>
+      </w:r>
+      <w:r>
+        <w:rPr>
+          <w:b/>
+          <w:bCs/>
+        </w:rPr>
+        <w:t>ADC Compliance.</w:t>
+      </w:r>
+    </w:p>
+    <w:p>
+      <w:pPr>
+        <w:numPr>
+          <w:ilvl w:val="0"/>
+          <w:numId w:val="1"/>
+        </w:numPr>
+      </w:pPr>
+      <w:r>
+        <w:t xml:space="preserve">Upon approval, </w:t>
+      </w:r>
+      <w:r>
+        <w:rPr>
+          <w:b/>
+          <w:bCs/>
+        </w:rPr>
+        <w:t>Veeva Team</w:t>
+      </w:r>
+      <w:r>
+        <w:t xml:space="preserve"> to migrate changes to </w:t>
+      </w:r>
+      <w:r>
+        <w:rPr>
+          <w:b/>
+          <w:bCs/>
+        </w:rPr>
+        <w:t>Full Sandbox by October 2nd</w:t>
+      </w:r>
+      <w:r>
+        <w:t>.</w:t>
+      </w:r>
+    </w:p>
+    <w:p>
+      <w:pPr>
+        <w:numPr>
+          <w:ilvl w:val="0"/>
+          <w:numId w:val="1"/>
+        </w:numPr>
+      </w:pPr>
+      <w:r>
+        <w:rPr>
+          <w:b/>
+          <w:bCs/>
+        </w:rPr>
+        <w:t>Updated IQ</w:t>
+      </w:r>
+      <w:r>
+        <w:t xml:space="preserve"> with migration evidence to be shared by </w:t>
+      </w:r>
+      <w:r>
+        <w:rPr>
+          <w:b/>
+          <w:bCs/>
+        </w:rPr>
+        <w:t>October 3</w:t>
+      </w:r>
+      <w:r>
+        <w:rPr>
+          <w:b/>
+          <w:bCs/>
+          <w:vertAlign w:val="superscript"/>
+        </w:rPr>
+        <w:t>rd</w:t>
+      </w:r>
+      <w:r>
+        <w:rPr>
+          <w:b/>
+          <w:bCs/>
+        </w:rPr>
+        <w:t> (Noon PST)</w:t>
+      </w:r>
+      <w:r>
+        <w:t>.</w:t>
+      </w:r>
+    </w:p>
+    <w:p>
+      <w:r>
+        <w:t> </w:t>
+      </w:r>
+    </w:p>
+    <w:p>
+      <w:r>
+        <w:t>Kindly let me know if there are any concerns around the timeline.</w:t>
+      </w:r>
+    </w:p>
+    <w:p>
+      <w:r>
+        <w:lastRenderedPageBreak/>
+        <w:t> </w:t>
+      </w:r>
+    </w:p>
+    <w:tbl>
+      <w:tblPr>
+        <w:tblW w:w="10339" w:type="dxa"/>
+        <w:tblCellMar>
+          <w:left w:w="0" w:type="dxa"/>
+          <w:right w:w="0" w:type="dxa"/>
+        </w:tblCellMar>
+        <w:tblLook w:val="04A0" w:firstRow="1" w:lastRow="0" w:firstColumn="1" w:lastColumn="0" w:noHBand="0" w:noVBand="1"/>
+      </w:tblPr>
+      <w:tblGrid>
+        <w:gridCol w:w="10339"/>
+      </w:tblGrid>
+      <w:tr>
+        <w:tc>
+          <w:tcPr>
+            <w:tcW w:w="10267" w:type="dxa"/>
+            <w:tcMar>
+              <w:top w:w="15" w:type="dxa"/>
+              <w:left w:w="15" w:type="dxa"/>
+              <w:bottom w:w="15" w:type="dxa"/>
+              <w:right w:w="15" w:type="dxa"/>
+            </w:tcMar>
+            <w:vAlign w:val="center"/>
+            <w:hideMark/>
+          </w:tcPr>
+          <w:p/>
+        </w:tc>
+      </w:tr>
+      <w:tr>
+        <w:tc>
+          <w:tcPr>
+            <w:tcW w:w="10267" w:type="dxa"/>
+            <w:tcMar>
+              <w:top w:w="15" w:type="dxa"/>
+              <w:left w:w="15" w:type="dxa"/>
+              <w:bottom w:w="15" w:type="dxa"/>
+              <w:right w:w="15" w:type="dxa"/>
+            </w:tcMar>
+            <w:vAlign w:val="center"/>
+            <w:hideMark/>
+          </w:tcPr>
+          <w:tbl>
+            <w:tblPr>
+              <w:tblW w:w="10230" w:type="dxa"/>
+              <w:tblBorders>
+                <w:top w:val="single" w:sz="12" w:space="0" w:color="888B8D"/>
+                <w:bottom w:val="single" w:sz="12" w:space="0" w:color="888B8D"/>
+              </w:tblBorders>
+              <w:tblCellMar>
+                <w:left w:w="0" w:type="dxa"/>
+                <w:right w:w="0" w:type="dxa"/>
+              </w:tblCellMar>
+              <w:tblLook w:val="04A0" w:firstRow="1" w:lastRow="0" w:firstColumn="1" w:lastColumn="0" w:noHBand="0" w:noVBand="1"/>
+            </w:tblPr>
+            <w:tblGrid>
+              <w:gridCol w:w="1980"/>
+              <w:gridCol w:w="2700"/>
+              <w:gridCol w:w="2460"/>
+              <w:gridCol w:w="3090"/>
+            </w:tblGrid>
+            <w:tr>
+              <w:tc>
+                <w:tcPr>
+                  <w:tcW w:w="1650" w:type="dxa"/>
+                  <w:tcBorders>
+                    <w:top w:val="single" w:sz="12" w:space="0" w:color="888B8D"/>
+                    <w:left w:val="nil"/>
+                    <w:bottom w:val="single" w:sz="12" w:space="0" w:color="888B8D"/>
+                    <w:right w:val="nil"/>
+                  </w:tcBorders>
+                  <w:tcMar>
+                    <w:top w:w="150" w:type="dxa"/>
+                    <w:left w:w="0" w:type="dxa"/>
+                    <w:bottom w:w="150" w:type="dxa"/>
+                    <w:right w:w="330" w:type="dxa"/>
+                  </w:tcMar>
+                  <w:hideMark/>
+                </w:tcPr>
+                <w:tbl>
+                  <w:tblPr>
+                    <w:tblW w:w="1650" w:type="dxa"/>
+                    <w:tblCellMar>
+                      <w:left w:w="0" w:type="dxa"/>
+                      <w:right w:w="0" w:type="dxa"/>
+                    </w:tblCellMar>
+                    <w:tblLook w:val="04A0" w:firstRow="1" w:lastRow="0" w:firstColumn="1" w:lastColumn="0" w:noHBand="0" w:noVBand="1"/>
+                  </w:tblPr>
+                  <w:tblGrid>
+                    <w:gridCol w:w="1650"/>
+                  </w:tblGrid>
+                  <w:tr>
+                    <w:tc>
+                      <w:tcPr>
+                        <w:tcW w:w="1650" w:type="dxa"/>
+                        <w:vAlign w:val="center"/>
+                        <w:hideMark/>
+                      </w:tcPr>
+                      <w:p>
+                        <w:r>
+                          <w:drawing>
+                            <wp:inline distT="0" distB="0" distL="0" distR="0" wp14:anchorId="23EC023E" wp14:editId="4634EE4A">
+                              <wp:extent cx="1036320" cy="289560"/>
+                              <wp:effectExtent l="0" t="0" r="0" b="0"/>
+                              <wp:docPr id="414559543" name="Picture 12" descr="Abbott Logo"/>
+                              <wp:cNvGraphicFramePr>
+                                <a:graphicFrameLocks xmlns:a="http://schemas.openxmlformats.org/drawingml/2006/main" noChangeAspect="1"/>
+                              </wp:cNvGraphicFramePr>
+                              <a:graphic xmlns:a="http://schemas.openxmlformats.org/drawingml/2006/main">
+                                <a:graphicData uri="http://schemas.openxmlformats.org/drawingml/2006/picture">
+                                  <pic:pic xmlns:pic="http://schemas.openxmlformats.org/drawingml/2006/picture">
+                                    <pic:nvPicPr>
+                                      <pic:cNvPr id="0" name="x_m_4353046551423725003m_-7301599301496326668m_-7943792679972396085Picture 1" descr="Abbott Logo"/>
+                                      <pic:cNvPicPr>
+                                        <a:picLocks noChangeAspect="1" noChangeArrowheads="1"/>
+                                      </pic:cNvPicPr>
+                                    </pic:nvPicPr>
+                                    <pic:blipFill>
+                                      <a:blip r:embed="rId48">
+                                        <a:extLst>
+                                          <a:ext uri="{28A0092B-C50C-407E-A947-70E740481C1C}">
+                                            <a14:useLocalDpi xmlns:a14="http://schemas.microsoft.com/office/drawing/2010/main" val="0"/>
+                                          </a:ext>
+                                        </a:extLst>
+                                      </a:blip>
+                                      <a:srcRect/>
+                                      <a:stretch>
+                                        <a:fillRect/>
+                                      </a:stretch>
+                                    </pic:blipFill>
+                                    <pic:spPr bwMode="auto">
+                                      <a:xfrm>
+                                        <a:off x="0" y="0"/>
+                                        <a:ext cx="1036320" cy="289560"/>
+                                      </a:xfrm>
+                                      <a:prstGeom prst="rect">
+                                        <a:avLst/>
+                                      </a:prstGeom>
+                                      <a:noFill/>
+                                      <a:ln>
+                                        <a:noFill/>
+                                      </a:ln>
+                                    </pic:spPr>
+                                  </pic:pic>
+                                </a:graphicData>
+                              </a:graphic>
+                            </wp:inline>
+                          </w:drawing>
+                        </w:r>
+                      </w:p>
+                    </w:tc>
+                  </w:tr>
+                </w:tbl>
+                <w:p/>
+              </w:tc>
+              <w:tc>
+                <w:tcPr>
+                  <w:tcW w:w="2550" w:type="dxa"/>
+                  <w:tcBorders>
+                    <w:top w:val="single" w:sz="12" w:space="0" w:color="888B8D"/>
+                    <w:left w:val="nil"/>
+                    <w:bottom w:val="single" w:sz="12" w:space="0" w:color="888B8D"/>
+                    <w:right w:val="nil"/>
+                  </w:tcBorders>
+                  <w:tcMar>
+                    <w:top w:w="150" w:type="dxa"/>
+                    <w:left w:w="0" w:type="dxa"/>
+                    <w:bottom w:w="150" w:type="dxa"/>
+                    <w:right w:w="150" w:type="dxa"/>
+                  </w:tcMar>
+                  <w:hideMark/>
+                </w:tcPr>
+                <w:tbl>
+                  <w:tblPr>
+                    <w:tblW w:w="2550" w:type="dxa"/>
+                    <w:tblCellMar>
+                      <w:left w:w="0" w:type="dxa"/>
+                      <w:right w:w="0" w:type="dxa"/>
+                    </w:tblCellMar>
+                    <w:tblLook w:val="04A0" w:firstRow="1" w:lastRow="0" w:firstColumn="1" w:lastColumn="0" w:noHBand="0" w:noVBand="1"/>
+                  </w:tblPr>
+                  <w:tblGrid>
+                    <w:gridCol w:w="2550"/>
+                  </w:tblGrid>
+                  <w:tr>
+                    <w:tc>
+                      <w:tcPr>
+                        <w:tcW w:w="2550" w:type="dxa"/>
+                        <w:vAlign w:val="center"/>
+                        <w:hideMark/>
+                      </w:tcPr>
+                      <w:p>
+                        <w:r>
+                          <w:t>Heena Madnani</w:t>
+                        </w:r>
+                      </w:p>
+                    </w:tc>
+                  </w:tr>
+                  <w:tr>
+                    <w:tc>
+                      <w:tcPr>
+                        <w:tcW w:w="2550" w:type="dxa"/>
+                        <w:vAlign w:val="center"/>
+                        <w:hideMark/>
+                      </w:tcPr>
+                      <w:p>
+                        <w:r>
+                          <w:t>Abbott Diabetes Care</w:t>
+                        </w:r>
+                      </w:p>
+                    </w:tc>
+                  </w:tr>
+                  <w:tr>
+                    <w:tc>
+                      <w:tcPr>
+                        <w:tcW w:w="2550" w:type="dxa"/>
+                        <w:hideMark/>
+                      </w:tcPr>
+                      <w:p>
+                        <w:r>
+                          <w:t>IT Business Analyst</w:t>
+                        </w:r>
+                      </w:p>
+                    </w:tc>
+                  </w:tr>
+                  <w:tr>
+                    <w:tc>
+                      <w:tcPr>
+                        <w:tcW w:w="2550" w:type="dxa"/>
+                        <w:vAlign w:val="center"/>
+                        <w:hideMark/>
+                      </w:tcPr>
+                      <w:p/>
+                    </w:tc>
+                  </w:tr>
+                </w:tbl>
+                <w:p/>
+              </w:tc>
+              <w:tc>
+                <w:tcPr>
+                  <w:tcW w:w="2310" w:type="dxa"/>
+                  <w:tcBorders>
+                    <w:top w:val="single" w:sz="12" w:space="0" w:color="888B8D"/>
+                    <w:left w:val="nil"/>
+                    <w:bottom w:val="single" w:sz="12" w:space="0" w:color="888B8D"/>
+                    <w:right w:val="nil"/>
+                  </w:tcBorders>
+                  <w:tcMar>
+                    <w:top w:w="150" w:type="dxa"/>
+                    <w:left w:w="0" w:type="dxa"/>
+                    <w:bottom w:w="150" w:type="dxa"/>
+                    <w:right w:w="150" w:type="dxa"/>
+                  </w:tcMar>
+                  <w:hideMark/>
+                </w:tcPr>
+                <w:tbl>
+                  <w:tblPr>
+                    <w:tblW w:w="2310" w:type="dxa"/>
+                    <w:tblCellMar>
+                      <w:left w:w="0" w:type="dxa"/>
+                      <w:right w:w="0" w:type="dxa"/>
+                    </w:tblCellMar>
+                    <w:tblLook w:val="04A0" w:firstRow="1" w:lastRow="0" w:firstColumn="1" w:lastColumn="0" w:noHBand="0" w:noVBand="1"/>
+                  </w:tblPr>
+                  <w:tblGrid>
+                    <w:gridCol w:w="2310"/>
+                  </w:tblGrid>
+                  <w:tr>
+                    <w:tc>
+                      <w:tcPr>
+                        <w:tcW w:w="0" w:type="auto"/>
+                        <w:vAlign w:val="center"/>
+                        <w:hideMark/>
+                      </w:tcPr>
+                      <w:p>
+                        <w:r>
+                          <w:t>Abbott Diabetes Care</w:t>
+                        </w:r>
+                      </w:p>
+                    </w:tc>
+                  </w:tr>
+                  <w:tr>
+                    <w:tc>
+                      <w:tcPr>
+                        <w:tcW w:w="2310" w:type="dxa"/>
+                        <w:vAlign w:val="center"/>
+                        <w:hideMark/>
+                      </w:tcPr>
+                      <w:p>
+                        <w:r>
+                          <w:t>1420 Harbor Bay Pkwy</w:t>
+                        </w:r>
+                      </w:p>
+                    </w:tc>
+                  </w:tr>
+                  <w:tr>
+                    <w:tc>
+                      <w:tcPr>
+                        <w:tcW w:w="2310" w:type="dxa"/>
+                        <w:vAlign w:val="center"/>
+                        <w:hideMark/>
+                      </w:tcPr>
+                      <w:p>
+                        <w:r>
+                          <w:t>Alameda, CA - 94502</w:t>
+                        </w:r>
+                      </w:p>
+                    </w:tc>
+                  </w:tr>
+                </w:tbl>
+                <w:p/>
+              </w:tc>
+              <w:tc>
+                <w:tcPr>
+                  <w:tcW w:w="3090" w:type="dxa"/>
+                  <w:tcBorders>
+                    <w:top w:val="single" w:sz="12" w:space="0" w:color="888B8D"/>
+                    <w:left w:val="nil"/>
+                    <w:bottom w:val="single" w:sz="12" w:space="0" w:color="888B8D"/>
+                    <w:right w:val="nil"/>
+                  </w:tcBorders>
+                  <w:tcMar>
+                    <w:top w:w="150" w:type="dxa"/>
+                    <w:left w:w="0" w:type="dxa"/>
+                    <w:bottom w:w="150" w:type="dxa"/>
+                    <w:right w:w="0" w:type="dxa"/>
+                  </w:tcMar>
+                  <w:hideMark/>
+                </w:tcPr>
+                <w:p>
+                  <w:hyperlink r:id="rId49" w:history="1">
+                    <w:r>
+                      <w:rPr>
+                        <w:rStyle w:val="Hyperlink"/>
+                      </w:rPr>
+                      <w:t>heena.madnani@abbott.com</w:t>
+                    </w:r>
+                  </w:hyperlink>
+                </w:p>
+                <w:tbl>
+                  <w:tblPr>
+                    <w:tblW w:w="3090" w:type="dxa"/>
+                    <w:tblCellMar>
+                      <w:left w:w="0" w:type="dxa"/>
+                      <w:right w:w="0" w:type="dxa"/>
+                    </w:tblCellMar>
+                    <w:tblLook w:val="04A0" w:firstRow="1" w:lastRow="0" w:firstColumn="1" w:lastColumn="0" w:noHBand="0" w:noVBand="1"/>
+                  </w:tblPr>
+                  <w:tblGrid>
+                    <w:gridCol w:w="259"/>
+                    <w:gridCol w:w="2831"/>
+                  </w:tblGrid>
+                  <w:tr>
+                    <w:tc>
+                      <w:tcPr>
+                        <w:tcW w:w="159" w:type="dxa"/>
+                        <w:vAlign w:val="center"/>
+                        <w:hideMark/>
+                      </w:tcPr>
+                      <w:p>
+                        <w:r>
+                          <w:t>M:</w:t>
+                        </w:r>
+                      </w:p>
+                    </w:tc>
+                    <w:tc>
+                      <w:tcPr>
+                        <w:tcW w:w="2931" w:type="dxa"/>
+                        <w:vAlign w:val="center"/>
+                        <w:hideMark/>
+                      </w:tcPr>
+                      <w:p>
+                        <w:r>
+                          <w:t>+1 (628) 255-6877</w:t>
+                        </w:r>
+                      </w:p>
+                    </w:tc>
+                  </w:tr>
+                  <w:tr>
+                    <w:tc>
+                      <w:tcPr>
+                        <w:tcW w:w="159" w:type="dxa"/>
+                        <w:vAlign w:val="center"/>
+                        <w:hideMark/>
+                      </w:tcPr>
+                      <w:p>
+                        <w:r>
+                          <w:t> </w:t>
+                        </w:r>
+                      </w:p>
+                    </w:tc>
+                    <w:tc>
+                      <w:tcPr>
+                        <w:tcW w:w="2931" w:type="dxa"/>
+                        <w:vAlign w:val="center"/>
+                        <w:hideMark/>
+                      </w:tcPr>
+                      <w:p>
+                        <w:r>
+                          <w:t> </w:t>
+                        </w:r>
+                      </w:p>
+                    </w:tc>
+                  </w:tr>
+                  <w:tr>
+                    <w:tc>
+                      <w:tcPr>
+                        <w:tcW w:w="0" w:type="auto"/>
+                        <w:gridSpan w:val="2"/>
+                        <w:vAlign w:val="center"/>
+                        <w:hideMark/>
+                      </w:tcPr>
+                      <w:p/>
+                    </w:tc>
+                  </w:tr>
+                </w:tbl>
+                <w:p/>
+              </w:tc>
+            </w:tr>
+          </w:tbl>
+          <w:p/>
+        </w:tc>
+      </w:tr>
+    </w:tbl>
+    <w:p>
+      <w:r>
+        <w:t> </w:t>
+      </w:r>
+    </w:p>
+    <w:p>
+      <w:r>
+        <w:t> </w:t>
+      </w:r>
+    </w:p>
+    <w:p>
+      <w:r>
+        <w:rPr>
+          <w:b/>
+          <w:bCs/>
+        </w:rPr>
+        <w:t>From:</w:t>
+      </w:r>
+      <w:r>
+        <w:t> Kelley, Jamila M &lt;</w:t>
+      </w:r>
+      <w:hyperlink r:id="rId50" w:history="1">
+        <w:r>
+          <w:rPr>
+            <w:rStyle w:val="Hyperlink"/>
+          </w:rPr>
+          <w:t>jamila.kelley@abbott.com</w:t>
+        </w:r>
+      </w:hyperlink>
+      <w:r>
+        <w:t>&gt;</w:t>
+      </w:r>
+      <w:r>
+        <w:br/>
+      </w:r>
+      <w:r>
+        <w:rPr>
+          <w:b/>
+          <w:bCs/>
+        </w:rPr>
+        <w:t>Sent:</w:t>
+      </w:r>
+      <w:r>
+        <w:t> Monday, September 29, 2025 6:00 PM</w:t>
+      </w:r>
+      <w:r>
+        <w:br/>
+      </w:r>
+      <w:r>
+        <w:rPr>
+          <w:b/>
+          <w:bCs/>
+        </w:rPr>
+        <w:t>To:</w:t>
+      </w:r>
+      <w:r>
+        <w:t> Raj Bhattacharjee &lt;</w:t>
+      </w:r>
+      <w:hyperlink r:id="rId51" w:history="1">
+        <w:r>
+          <w:rPr>
+            <w:rStyle w:val="Hyperlink"/>
+          </w:rPr>
+          <w:t>raj.bhattacharjee@veeva.com</w:t>
+        </w:r>
+      </w:hyperlink>
+      <w:r>
+        <w:t>&gt;; Madnani, Heena &lt;</w:t>
+      </w:r>
+      <w:hyperlink r:id="rId52" w:history="1">
+        <w:r>
+          <w:rPr>
+            <w:rStyle w:val="Hyperlink"/>
+          </w:rPr>
+          <w:t>heena.madnani@abbott.com</w:t>
+        </w:r>
+      </w:hyperlink>
+      <w:r>
+        <w:t>&gt;</w:t>
+      </w:r>
+      <w:r>
+        <w:br/>
+      </w:r>
+      <w:r>
+        <w:rPr>
+          <w:b/>
+          <w:bCs/>
+        </w:rPr>
+        <w:t>Cc:</w:t>
+      </w:r>
+      <w:r>
+        <w:t> Corinne Nagle &lt;</w:t>
+      </w:r>
+      <w:hyperlink r:id="rId53" w:history="1">
+        <w:r>
+          <w:rPr>
+            <w:rStyle w:val="Hyperlink"/>
+          </w:rPr>
+          <w:t>corinne.nagle@veeva.com</w:t>
+        </w:r>
+      </w:hyperlink>
+      <w:r>
+        <w:t>&gt;; Raynard, Dan &lt;</w:t>
+      </w:r>
+      <w:hyperlink r:id="rId54" w:history="1">
+        <w:r>
+          <w:rPr>
+            <w:rStyle w:val="Hyperlink"/>
+          </w:rPr>
+          <w:t>daniel.raynard@abbott.com</w:t>
+        </w:r>
+      </w:hyperlink>
+      <w:r>
+        <w:t>&gt;; Liu, Janet &lt;</w:t>
+      </w:r>
+      <w:hyperlink r:id="rId55" w:history="1">
+        <w:r>
+          <w:rPr>
+            <w:rStyle w:val="Hyperlink"/>
+          </w:rPr>
+          <w:t>janet.liu@abbott.com</w:t>
+        </w:r>
+      </w:hyperlink>
+      <w:r>
+        <w:t>&gt;; Gopalan, Kannan &lt;</w:t>
+      </w:r>
+      <w:hyperlink r:id="rId56" w:history="1">
+        <w:r>
+          <w:rPr>
+            <w:rStyle w:val="Hyperlink"/>
+          </w:rPr>
+          <w:t>kannan.gopalan@abbott.com</w:t>
+        </w:r>
+      </w:hyperlink>
+      <w:r>
+        <w:t>&gt;; Novodvorska, Kateryna &lt;</w:t>
+      </w:r>
+      <w:hyperlink r:id="rId57" w:history="1">
+        <w:r>
+          <w:rPr>
+            <w:rStyle w:val="Hyperlink"/>
+          </w:rPr>
+          <w:t>kateryna.novodvorska@abbott.com</w:t>
+        </w:r>
+      </w:hyperlink>
+      <w:r>
+        <w:t>&gt;; Sharma, Anirudh &lt;</w:t>
+      </w:r>
+      <w:hyperlink r:id="rId58" w:history="1">
+        <w:r>
+          <w:rPr>
+            <w:rStyle w:val="Hyperlink"/>
+          </w:rPr>
+          <w:t>anirudh.sharma1@abbott.com</w:t>
+        </w:r>
+      </w:hyperlink>
+      <w:r>
+        <w:t>&gt;; Gupta, Muneeshwar &lt;</w:t>
+      </w:r>
+      <w:hyperlink r:id="rId59" w:history="1">
+        <w:r>
+          <w:rPr>
+            <w:rStyle w:val="Hyperlink"/>
+          </w:rPr>
+          <w:t>muneeshwar.gupta@abbott.com</w:t>
+        </w:r>
+      </w:hyperlink>
+      <w:r>
+        <w:t>&gt;; Amanda Peltzman &lt;</w:t>
+      </w:r>
+      <w:hyperlink r:id="rId60" w:history="1">
+        <w:r>
+          <w:rPr>
+            <w:rStyle w:val="Hyperlink"/>
+          </w:rPr>
+          <w:t>amanda.peltzman@veeva.com</w:t>
+        </w:r>
+      </w:hyperlink>
+      <w:r>
+        <w:t>&gt;; John Howard &lt;</w:t>
+      </w:r>
+      <w:hyperlink r:id="rId61" w:history="1">
+        <w:r>
+          <w:rPr>
+            <w:rStyle w:val="Hyperlink"/>
+          </w:rPr>
+          <w:t>john.howard@veeva.com</w:t>
+        </w:r>
+      </w:hyperlink>
+      <w:r>
+        <w:t>&gt;</w:t>
+      </w:r>
+      <w:r>
+        <w:br/>
+      </w:r>
+      <w:r>
+        <w:rPr>
+          <w:b/>
+          <w:bCs/>
+        </w:rPr>
+        <w:t>Subject:</w:t>
+      </w:r>
+      <w:r>
+        <w:t> Re: ADC Veeva CRM Q4'25 (October) release</w:t>
+      </w:r>
+    </w:p>
+    <w:p>
+      <w:r>
+        <w:t> </w:t>
+      </w:r>
+    </w:p>
+    <w:p>
+      <w:r>
+        <w:t>Oh ok, so will need accounts Heena that have limits set up to do the demo. </w:t>
+      </w:r>
+    </w:p>
+    <w:p>
+      <w:r>
+        <w:t> </w:t>
+      </w:r>
+    </w:p>
+    <w:p>
+      <w:r>
+        <w:t>Thank you,</w:t>
+      </w:r>
+    </w:p>
+    <w:p>
+      <w:r>
+        <w:t>Jamila</w:t>
+      </w:r>
+    </w:p>
+    <w:p>
+      <w:r>
+        <w:pict w14:anchorId="301ED419">
+          <v:rect id="_x0000_i1134" style="width:458.65pt;height:.6pt" o:hrpct="980" o:hralign="center" o:hrstd="t" o:hr="t" fillcolor="#a0a0a0" stroked="f"/>
+        </w:pict>
+      </w:r>
+    </w:p>
+    <w:p>
+      <w:r>
+        <w:rPr>
+          <w:b/>
+          <w:bCs/>
+        </w:rPr>
+        <w:t>From:</w:t>
+      </w:r>
+      <w:r>
+        <w:t> Raj Bhattacharjee &lt;</w:t>
+      </w:r>
+      <w:hyperlink r:id="rId62" w:history="1">
+        <w:r>
+          <w:rPr>
+            <w:rStyle w:val="Hyperlink"/>
+          </w:rPr>
+          <w:t>raj.bhattacharjee@veeva.com</w:t>
+        </w:r>
+      </w:hyperlink>
+      <w:r>
+        <w:t>&gt;</w:t>
+      </w:r>
+      <w:r>
+        <w:br/>
+      </w:r>
+      <w:r>
+        <w:rPr>
+          <w:b/>
+          <w:bCs/>
+        </w:rPr>
+        <w:t>Sent:</w:t>
+      </w:r>
+      <w:r>
+        <w:t> Monday, September 29, 2025 5:58:35 PM</w:t>
+      </w:r>
+      <w:r>
+        <w:br/>
+      </w:r>
+      <w:r>
+        <w:rPr>
+          <w:b/>
+          <w:bCs/>
+        </w:rPr>
+        <w:t>To:</w:t>
+      </w:r>
+      <w:r>
+        <w:t> Madnani, Heena &lt;</w:t>
+      </w:r>
+      <w:hyperlink r:id="rId63" w:history="1">
+        <w:r>
+          <w:rPr>
+            <w:rStyle w:val="Hyperlink"/>
+          </w:rPr>
+          <w:t>heena.madnani@abbott.com</w:t>
+        </w:r>
+      </w:hyperlink>
+      <w:r>
+        <w:t>&gt;</w:t>
+      </w:r>
+      <w:r>
+        <w:br/>
+      </w:r>
+      <w:r>
+        <w:rPr>
+          <w:b/>
+          <w:bCs/>
+        </w:rPr>
+        <w:t>Cc:</w:t>
+      </w:r>
+      <w:r>
+        <w:t> Corinne Nagle &lt;</w:t>
+      </w:r>
+      <w:hyperlink r:id="rId64" w:history="1">
+        <w:r>
+          <w:rPr>
+            <w:rStyle w:val="Hyperlink"/>
+          </w:rPr>
+          <w:t>corinne.nagle@veeva.com</w:t>
+        </w:r>
+      </w:hyperlink>
+      <w:r>
+        <w:t>&gt;; Raynard, Dan &lt;</w:t>
+      </w:r>
+      <w:hyperlink r:id="rId65" w:history="1">
+        <w:r>
+          <w:rPr>
+            <w:rStyle w:val="Hyperlink"/>
+          </w:rPr>
+          <w:t>daniel.raynard@abbott.com</w:t>
+        </w:r>
+      </w:hyperlink>
+      <w:r>
+        <w:t>&gt;; Kelley, Jamila M &lt;</w:t>
+      </w:r>
+      <w:hyperlink r:id="rId66" w:history="1">
+        <w:r>
+          <w:rPr>
+            <w:rStyle w:val="Hyperlink"/>
+          </w:rPr>
+          <w:t>jamila.kelley@abbott.com</w:t>
+        </w:r>
+      </w:hyperlink>
+      <w:r>
+        <w:t>&gt;; Liu, Janet &lt;</w:t>
+      </w:r>
+      <w:hyperlink r:id="rId67" w:history="1">
+        <w:r>
+          <w:rPr>
+            <w:rStyle w:val="Hyperlink"/>
+          </w:rPr>
+          <w:t>janet.liu@abbott.com</w:t>
+        </w:r>
+      </w:hyperlink>
+      <w:r>
+        <w:t>&gt;; Gopalan, Kannan &lt;</w:t>
+      </w:r>
+      <w:hyperlink r:id="rId68" w:history="1">
+        <w:r>
+          <w:rPr>
+            <w:rStyle w:val="Hyperlink"/>
+          </w:rPr>
+          <w:t>kannan.gopalan@abbott.com</w:t>
+        </w:r>
+      </w:hyperlink>
+      <w:r>
+        <w:t xml:space="preserve">&gt;; Novodvorska, </w:t>
+      </w:r>
+      <w:r>
+        <w:lastRenderedPageBreak/>
+        <w:t>Kateryna &lt;</w:t>
+      </w:r>
+      <w:hyperlink r:id="rId69" w:history="1">
+        <w:r>
+          <w:rPr>
+            <w:rStyle w:val="Hyperlink"/>
+          </w:rPr>
+          <w:t>kateryna.novodvorska@abbott.com</w:t>
+        </w:r>
+      </w:hyperlink>
+      <w:r>
+        <w:t>&gt;; Sharma, Anirudh &lt;</w:t>
+      </w:r>
+      <w:hyperlink r:id="rId70" w:history="1">
+        <w:r>
+          <w:rPr>
+            <w:rStyle w:val="Hyperlink"/>
+          </w:rPr>
+          <w:t>anirudh.sharma1@abbott.com</w:t>
+        </w:r>
+      </w:hyperlink>
+      <w:r>
+        <w:t>&gt;; Gupta, Muneeshwar &lt;</w:t>
+      </w:r>
+      <w:hyperlink r:id="rId71" w:history="1">
+        <w:r>
+          <w:rPr>
+            <w:rStyle w:val="Hyperlink"/>
+          </w:rPr>
+          <w:t>muneeshwar.gupta@abbott.com</w:t>
+        </w:r>
+      </w:hyperlink>
+      <w:r>
+        <w:t>&gt;; Amanda Peltzman &lt;</w:t>
+      </w:r>
+      <w:hyperlink r:id="rId72" w:history="1">
+        <w:r>
+          <w:rPr>
+            <w:rStyle w:val="Hyperlink"/>
+          </w:rPr>
+          <w:t>amanda.peltzman@veeva.com</w:t>
+        </w:r>
+      </w:hyperlink>
+      <w:r>
+        <w:t>&gt;; John Howard &lt;</w:t>
+      </w:r>
+      <w:hyperlink r:id="rId73" w:history="1">
+        <w:r>
+          <w:rPr>
+            <w:rStyle w:val="Hyperlink"/>
+          </w:rPr>
+          <w:t>john.howard@veeva.com</w:t>
+        </w:r>
+      </w:hyperlink>
+      <w:r>
+        <w:t>&gt;</w:t>
+      </w:r>
+      <w:r>
+        <w:br/>
+      </w:r>
+      <w:r>
+        <w:rPr>
+          <w:b/>
+          <w:bCs/>
+        </w:rPr>
+        <w:t>Subject:</w:t>
+      </w:r>
+      <w:r>
+        <w:t> Re: ADC Veeva CRM Q4'25 (October) release</w:t>
+      </w:r>
+    </w:p>
+    <w:p>
+      <w:r>
+        <w:t> </w:t>
+      </w:r>
+    </w:p>
+    <w:p>
+      <w:r>
+        <w:t>As i said before, all set up and config will be in place for the demo. I have unit tested using debug mode. I do not understand how all the pieces of Compliance Order work together and therefore cannot set up data required for testing. That</w:t>
+      </w:r>
+    </w:p>
+    <w:p>
+      <w:r>
+        <w:t>As i said before, all set up and config will be in place for the demo. I have unit tested using debug mode. I do not understand how all the pieces of Compliance Order work together and therefore cannot set up data required for testing. That is why Jamila is going to do the demo. </w:t>
+      </w:r>
+    </w:p>
+    <w:p>
+      <w:r>
+        <w:t> </w:t>
+      </w:r>
+    </w:p>
+    <w:p>
+      <w:r>
+        <w:t>-- </w:t>
+      </w:r>
+    </w:p>
+    <w:p>
+      <w:r>
+        <w:t> </w:t>
+      </w:r>
+    </w:p>
+    <w:p>
+      <w:r>
+        <w:rPr>
+          <w:b/>
+          <w:bCs/>
+        </w:rPr>
+        <w:t>Raj Bhattacharjee</w:t>
+      </w:r>
+    </w:p>
+    <w:p>
+      <w:r>
+        <w:rPr>
+          <w:b/>
+          <w:bCs/>
+          <w:i/>
+          <w:iCs/>
+        </w:rPr>
+        <w:t>Veeva </w:t>
+      </w:r>
+      <w:r>
+        <w:rPr>
+          <w:b/>
+          <w:bCs/>
+        </w:rPr>
+        <w:t>|</w:t>
+      </w:r>
+      <w:r>
+        <w:rPr>
+          <w:b/>
+          <w:bCs/>
+          <w:i/>
+          <w:iCs/>
+        </w:rPr>
+        <w:t> </w:t>
+      </w:r>
+      <w:r>
+        <w:rPr>
+          <w:i/>
+          <w:iCs/>
+        </w:rPr>
+        <w:t>Practice Manager, Commercial Technical Services</w:t>
+      </w:r>
+    </w:p>
+    <w:p>
+      <w:r>
+        <w:t> </w:t>
+      </w:r>
+    </w:p>
+    <w:p>
+      <w:r>
+        <w:t> </w:t>
+      </w:r>
+    </w:p>
+    <w:p>
+      <w:r>
+        <w:t>On Sep 29, 2025 at 8:38 PM, &lt;</w:t>
+      </w:r>
+      <w:hyperlink r:id="rId74" w:history="1">
+        <w:r>
+          <w:rPr>
+            <w:rStyle w:val="Hyperlink"/>
+          </w:rPr>
+          <w:t>Heena Madnani</w:t>
+        </w:r>
+      </w:hyperlink>
+      <w:r>
+        <w:t>&gt; wrote:</w:t>
+      </w:r>
+    </w:p>
+    <w:p>
+      <w:r>
+        <w:t xml:space="preserve">Hi </w:t>
+      </w:r>
+      <w:hyperlink r:id="rId75" w:history="1">
+        <w:r>
+          <w:rPr>
+            <w:rStyle w:val="Hyperlink"/>
+          </w:rPr>
+          <w:t>@Raj Bhattacharjee</w:t>
+        </w:r>
+      </w:hyperlink>
+      <w:r>
+        <w:t>,</w:t>
+      </w:r>
+    </w:p>
+    <w:p>
+      <w:r>
+        <w:t> </w:t>
+      </w:r>
+    </w:p>
+    <w:p>
+      <w:r>
+        <w:t>Could you please confirm whether test data is available in the Partial environment for the demo tomorrow?</w:t>
+      </w:r>
+    </w:p>
+    <w:p>
+      <w:r>
+        <w:t> </w:t>
+      </w:r>
+    </w:p>
+    <w:tbl>
+      <w:tblPr>
+        <w:tblW w:w="10339" w:type="dxa"/>
+        <w:tblCellMar>
+          <w:left w:w="0" w:type="dxa"/>
+          <w:right w:w="0" w:type="dxa"/>
+        </w:tblCellMar>
+        <w:tblLook w:val="04A0" w:firstRow="1" w:lastRow="0" w:firstColumn="1" w:lastColumn="0" w:noHBand="0" w:noVBand="1"/>
+      </w:tblPr>
+      <w:tblGrid>
+        <w:gridCol w:w="10339"/>
+      </w:tblGrid>
+      <w:tr>
+        <w:tc>
+          <w:tcPr>
+            <w:tcW w:w="10267" w:type="dxa"/>
+            <w:tcMar>
+              <w:top w:w="15" w:type="dxa"/>
+              <w:left w:w="15" w:type="dxa"/>
+              <w:bottom w:w="15" w:type="dxa"/>
+              <w:right w:w="15" w:type="dxa"/>
+            </w:tcMar>
+            <w:vAlign w:val="center"/>
+            <w:hideMark/>
+          </w:tcPr>
+          <w:p/>
+        </w:tc>
+      </w:tr>
+      <w:tr>
+        <w:tc>
+          <w:tcPr>
+            <w:tcW w:w="10267" w:type="dxa"/>
+            <w:tcMar>
+              <w:top w:w="15" w:type="dxa"/>
+              <w:left w:w="15" w:type="dxa"/>
+              <w:bottom w:w="15" w:type="dxa"/>
+              <w:right w:w="15" w:type="dxa"/>
+            </w:tcMar>
+            <w:vAlign w:val="center"/>
+            <w:hideMark/>
+          </w:tcPr>
+          <w:tbl>
+            <w:tblPr>
+              <w:tblW w:w="10230" w:type="dxa"/>
+              <w:tblBorders>
+                <w:top w:val="single" w:sz="12" w:space="0" w:color="888B8D"/>
+                <w:bottom w:val="single" w:sz="12" w:space="0" w:color="888B8D"/>
+              </w:tblBorders>
+              <w:tblCellMar>
+                <w:left w:w="0" w:type="dxa"/>
+                <w:right w:w="0" w:type="dxa"/>
+              </w:tblCellMar>
+              <w:tblLook w:val="04A0" w:firstRow="1" w:lastRow="0" w:firstColumn="1" w:lastColumn="0" w:noHBand="0" w:noVBand="1"/>
+            </w:tblPr>
+            <w:tblGrid>
+              <w:gridCol w:w="1980"/>
+              <w:gridCol w:w="2700"/>
+              <w:gridCol w:w="2460"/>
+              <w:gridCol w:w="3090"/>
+            </w:tblGrid>
+            <w:tr>
+              <w:tc>
+                <w:tcPr>
+                  <w:tcW w:w="1650" w:type="dxa"/>
+                  <w:tcBorders>
+                    <w:top w:val="single" w:sz="12" w:space="0" w:color="888B8D"/>
+                    <w:left w:val="nil"/>
+                    <w:bottom w:val="single" w:sz="12" w:space="0" w:color="888B8D"/>
+                    <w:right w:val="nil"/>
+                  </w:tcBorders>
+                  <w:tcMar>
+                    <w:top w:w="150" w:type="dxa"/>
+                    <w:left w:w="0" w:type="dxa"/>
+                    <w:bottom w:w="150" w:type="dxa"/>
+                    <w:right w:w="330" w:type="dxa"/>
+                  </w:tcMar>
+                  <w:hideMark/>
+                </w:tcPr>
+                <w:tbl>
+                  <w:tblPr>
+                    <w:tblW w:w="1650" w:type="dxa"/>
+                    <w:tblCellMar>
+                      <w:left w:w="0" w:type="dxa"/>
+                      <w:right w:w="0" w:type="dxa"/>
+                    </w:tblCellMar>
+                    <w:tblLook w:val="04A0" w:firstRow="1" w:lastRow="0" w:firstColumn="1" w:lastColumn="0" w:noHBand="0" w:noVBand="1"/>
+                  </w:tblPr>
+                  <w:tblGrid>
+                    <w:gridCol w:w="1650"/>
+                  </w:tblGrid>
+                  <w:tr>
+                    <w:tc>
+                      <w:tcPr>
+                        <w:tcW w:w="1650" w:type="dxa"/>
+                        <w:vAlign w:val="center"/>
+                        <w:hideMark/>
+                      </w:tcPr>
+                      <w:p>
+                        <w:r>
+                          <w:drawing>
+                            <wp:inline distT="0" distB="0" distL="0" distR="0" wp14:anchorId="29BB992D" wp14:editId="69A3F17B">
+                              <wp:extent cx="1036320" cy="289560"/>
+                              <wp:effectExtent l="0" t="0" r="0" b="0"/>
+                              <wp:docPr id="1674582691" name="Picture 11" descr="Abbott Logo"/>
+                              <wp:cNvGraphicFramePr>
+                                <a:graphicFrameLocks xmlns:a="http://schemas.openxmlformats.org/drawingml/2006/main" noChangeAspect="1"/>
+                              </wp:cNvGraphicFramePr>
+                              <a:graphic xmlns:a="http://schemas.openxmlformats.org/drawingml/2006/main">
+                                <a:graphicData uri="http://schemas.openxmlformats.org/drawingml/2006/picture">
+                                  <pic:pic xmlns:pic="http://schemas.openxmlformats.org/drawingml/2006/picture">
+                                    <pic:nvPicPr>
+                                      <pic:cNvPr id="0" name="x_m_4353046551423725003m_-7301599301496326668m_-7943792679972396085x_Picture 1" descr="Abbott Logo"/>
+                                      <pic:cNvPicPr>
+                                        <a:picLocks noChangeAspect="1" noChangeArrowheads="1"/>
+                                      </pic:cNvPicPr>
+                                    </pic:nvPicPr>
+                                    <pic:blipFill>
+                                      <a:blip r:embed="rId48">
+                                        <a:extLst>
+                                          <a:ext uri="{28A0092B-C50C-407E-A947-70E740481C1C}">
+                                            <a14:useLocalDpi xmlns:a14="http://schemas.microsoft.com/office/drawing/2010/main" val="0"/>
+                                          </a:ext>
+                                        </a:extLst>
+                                      </a:blip>
+                                      <a:srcRect/>
+                                      <a:stretch>
+                                        <a:fillRect/>
+                                      </a:stretch>
+                                    </pic:blipFill>
+                                    <pic:spPr bwMode="auto">
+                                      <a:xfrm>
+                                        <a:off x="0" y="0"/>
+                                        <a:ext cx="1036320" cy="289560"/>
+                                      </a:xfrm>
+                                      <a:prstGeom prst="rect">
+                                        <a:avLst/>
+                                      </a:prstGeom>
+                                      <a:noFill/>
+                                      <a:ln>
+                                        <a:noFill/>
+                                      </a:ln>
+                                    </pic:spPr>
+                                  </pic:pic>
+                                </a:graphicData>
+                              </a:graphic>
+                            </wp:inline>
+                          </w:drawing>
+                        </w:r>
+                      </w:p>
+                    </w:tc>
+                  </w:tr>
+                </w:tbl>
+                <w:p/>
+              </w:tc>
+              <w:tc>
+                <w:tcPr>
+                  <w:tcW w:w="2550" w:type="dxa"/>
+                  <w:tcBorders>
+                    <w:top w:val="single" w:sz="12" w:space="0" w:color="888B8D"/>
+                    <w:left w:val="nil"/>
+                    <w:bottom w:val="single" w:sz="12" w:space="0" w:color="888B8D"/>
+                    <w:right w:val="nil"/>
+                  </w:tcBorders>
+                  <w:tcMar>
+                    <w:top w:w="150" w:type="dxa"/>
+                    <w:left w:w="0" w:type="dxa"/>
+                    <w:bottom w:w="150" w:type="dxa"/>
+                    <w:right w:w="150" w:type="dxa"/>
+                  </w:tcMar>
+                  <w:hideMark/>
+                </w:tcPr>
+                <w:tbl>
+                  <w:tblPr>
+                    <w:tblW w:w="2550" w:type="dxa"/>
+                    <w:tblCellMar>
+                      <w:left w:w="0" w:type="dxa"/>
+                      <w:right w:w="0" w:type="dxa"/>
+                    </w:tblCellMar>
+                    <w:tblLook w:val="04A0" w:firstRow="1" w:lastRow="0" w:firstColumn="1" w:lastColumn="0" w:noHBand="0" w:noVBand="1"/>
+                  </w:tblPr>
+                  <w:tblGrid>
+                    <w:gridCol w:w="2550"/>
+                  </w:tblGrid>
+                  <w:tr>
+                    <w:tc>
+                      <w:tcPr>
+                        <w:tcW w:w="2550" w:type="dxa"/>
+                        <w:vAlign w:val="center"/>
+                        <w:hideMark/>
+                      </w:tcPr>
+                      <w:p>
+                        <w:r>
+                          <w:t>Heena Madnani</w:t>
+                        </w:r>
+                      </w:p>
+                    </w:tc>
+                  </w:tr>
+                  <w:tr>
+                    <w:tc>
+                      <w:tcPr>
+                        <w:tcW w:w="2550" w:type="dxa"/>
+                        <w:vAlign w:val="center"/>
+                        <w:hideMark/>
+                      </w:tcPr>
+                      <w:p>
+                        <w:r>
+                          <w:t>Abbott Diabetes Care</w:t>
+                        </w:r>
+                      </w:p>
+                    </w:tc>
+                  </w:tr>
+                  <w:tr>
+                    <w:tc>
+                      <w:tcPr>
+                        <w:tcW w:w="2550" w:type="dxa"/>
+                        <w:hideMark/>
+                      </w:tcPr>
+                      <w:p>
+                        <w:r>
+                          <w:lastRenderedPageBreak/>
+                          <w:t>IT Business Analyst</w:t>
+                        </w:r>
+                      </w:p>
+                    </w:tc>
+                  </w:tr>
+                  <w:tr>
+                    <w:tc>
+                      <w:tcPr>
+                        <w:tcW w:w="2550" w:type="dxa"/>
+                        <w:vAlign w:val="center"/>
+                        <w:hideMark/>
+                      </w:tcPr>
+                      <w:p/>
+                    </w:tc>
+                  </w:tr>
+                </w:tbl>
+                <w:p/>
+              </w:tc>
+              <w:tc>
+                <w:tcPr>
+                  <w:tcW w:w="2310" w:type="dxa"/>
+                  <w:tcBorders>
+                    <w:top w:val="single" w:sz="12" w:space="0" w:color="888B8D"/>
+                    <w:left w:val="nil"/>
+                    <w:bottom w:val="single" w:sz="12" w:space="0" w:color="888B8D"/>
+                    <w:right w:val="nil"/>
+                  </w:tcBorders>
+                  <w:tcMar>
+                    <w:top w:w="150" w:type="dxa"/>
+                    <w:left w:w="0" w:type="dxa"/>
+                    <w:bottom w:w="150" w:type="dxa"/>
+                    <w:right w:w="150" w:type="dxa"/>
+                  </w:tcMar>
+                  <w:hideMark/>
+                </w:tcPr>
+                <w:tbl>
+                  <w:tblPr>
+                    <w:tblW w:w="2310" w:type="dxa"/>
+                    <w:tblCellMar>
+                      <w:left w:w="0" w:type="dxa"/>
+                      <w:right w:w="0" w:type="dxa"/>
+                    </w:tblCellMar>
+                    <w:tblLook w:val="04A0" w:firstRow="1" w:lastRow="0" w:firstColumn="1" w:lastColumn="0" w:noHBand="0" w:noVBand="1"/>
+                  </w:tblPr>
+                  <w:tblGrid>
+                    <w:gridCol w:w="2310"/>
+                  </w:tblGrid>
+                  <w:tr>
+                    <w:tc>
+                      <w:tcPr>
+                        <w:tcW w:w="0" w:type="auto"/>
+                        <w:vAlign w:val="center"/>
+                        <w:hideMark/>
+                      </w:tcPr>
+                      <w:p>
+                        <w:r>
+                          <w:lastRenderedPageBreak/>
+                          <w:t>Abbott Diabetes Care</w:t>
+                        </w:r>
+                      </w:p>
+                    </w:tc>
+                  </w:tr>
+                  <w:tr>
+                    <w:tc>
+                      <w:tcPr>
+                        <w:tcW w:w="2310" w:type="dxa"/>
+                        <w:vAlign w:val="center"/>
+                        <w:hideMark/>
+                      </w:tcPr>
+                      <w:p>
+                        <w:r>
+                          <w:t>1420 Harbor Bay Pkwy</w:t>
+                        </w:r>
+                      </w:p>
+                    </w:tc>
+                  </w:tr>
+                  <w:tr>
+                    <w:tc>
+                      <w:tcPr>
+                        <w:tcW w:w="2310" w:type="dxa"/>
+                        <w:vAlign w:val="center"/>
+                        <w:hideMark/>
+                      </w:tcPr>
+                      <w:p>
+                        <w:r>
+                          <w:lastRenderedPageBreak/>
+                          <w:t>Alameda, CA - 94502</w:t>
+                        </w:r>
+                      </w:p>
+                    </w:tc>
+                  </w:tr>
+                </w:tbl>
+                <w:p/>
+              </w:tc>
+              <w:tc>
+                <w:tcPr>
+                  <w:tcW w:w="3090" w:type="dxa"/>
+                  <w:tcBorders>
+                    <w:top w:val="single" w:sz="12" w:space="0" w:color="888B8D"/>
+                    <w:left w:val="nil"/>
+                    <w:bottom w:val="single" w:sz="12" w:space="0" w:color="888B8D"/>
+                    <w:right w:val="nil"/>
+                  </w:tcBorders>
+                  <w:tcMar>
+                    <w:top w:w="150" w:type="dxa"/>
+                    <w:left w:w="0" w:type="dxa"/>
+                    <w:bottom w:w="150" w:type="dxa"/>
+                    <w:right w:w="0" w:type="dxa"/>
+                  </w:tcMar>
+                  <w:hideMark/>
+                </w:tcPr>
+                <w:p>
+                  <w:hyperlink r:id="rId76" w:history="1">
+                    <w:r>
+                      <w:rPr>
+                        <w:rStyle w:val="Hyperlink"/>
+                      </w:rPr>
+                      <w:t>heena.madnani@abbott.com</w:t>
+                    </w:r>
+                  </w:hyperlink>
+                </w:p>
+                <w:tbl>
+                  <w:tblPr>
+                    <w:tblW w:w="3090" w:type="dxa"/>
+                    <w:tblCellMar>
+                      <w:left w:w="0" w:type="dxa"/>
+                      <w:right w:w="0" w:type="dxa"/>
+                    </w:tblCellMar>
+                    <w:tblLook w:val="04A0" w:firstRow="1" w:lastRow="0" w:firstColumn="1" w:lastColumn="0" w:noHBand="0" w:noVBand="1"/>
+                  </w:tblPr>
+                  <w:tblGrid>
+                    <w:gridCol w:w="259"/>
+                    <w:gridCol w:w="2831"/>
+                  </w:tblGrid>
+                  <w:tr>
+                    <w:tc>
+                      <w:tcPr>
+                        <w:tcW w:w="159" w:type="dxa"/>
+                        <w:vAlign w:val="center"/>
+                        <w:hideMark/>
+                      </w:tcPr>
+                      <w:p>
+                        <w:r>
+                          <w:t>M:</w:t>
+                        </w:r>
+                      </w:p>
+                    </w:tc>
+                    <w:tc>
+                      <w:tcPr>
+                        <w:tcW w:w="2931" w:type="dxa"/>
+                        <w:vAlign w:val="center"/>
+                        <w:hideMark/>
+                      </w:tcPr>
+                      <w:p>
+                        <w:r>
+                          <w:t>+1 (628) 255-6877</w:t>
+                        </w:r>
+                      </w:p>
+                    </w:tc>
+                  </w:tr>
+                  <w:tr>
+                    <w:tc>
+                      <w:tcPr>
+                        <w:tcW w:w="159" w:type="dxa"/>
+                        <w:vAlign w:val="center"/>
+                        <w:hideMark/>
+                      </w:tcPr>
+                      <w:p>
+                        <w:r>
+                          <w:lastRenderedPageBreak/>
+                          <w:t> </w:t>
+                        </w:r>
+                      </w:p>
+                    </w:tc>
+                    <w:tc>
+                      <w:tcPr>
+                        <w:tcW w:w="2931" w:type="dxa"/>
+                        <w:vAlign w:val="center"/>
+                        <w:hideMark/>
+                      </w:tcPr>
+                      <w:p>
+                        <w:r>
+                          <w:t> </w:t>
+                        </w:r>
+                      </w:p>
+                    </w:tc>
+                  </w:tr>
+                  <w:tr>
+                    <w:tc>
+                      <w:tcPr>
+                        <w:tcW w:w="0" w:type="auto"/>
+                        <w:gridSpan w:val="2"/>
+                        <w:vAlign w:val="center"/>
+                        <w:hideMark/>
+                      </w:tcPr>
+                      <w:p/>
+                    </w:tc>
+                  </w:tr>
+                </w:tbl>
+                <w:p/>
+              </w:tc>
+            </w:tr>
+          </w:tbl>
+          <w:p/>
+        </w:tc>
+      </w:tr>
+    </w:tbl>
+    <w:p>
+      <w:r>
+        <w:lastRenderedPageBreak/>
+        <w:t> </w:t>
+      </w:r>
+    </w:p>
+    <w:p>
+      <w:r>
+        <w:t> </w:t>
+      </w:r>
+    </w:p>
+    <w:p>
+      <w:r>
+        <w:rPr>
+          <w:b/>
+          <w:bCs/>
+        </w:rPr>
+        <w:t>From:</w:t>
+      </w:r>
+      <w:r>
+        <w:t> Madnani, Heena &lt;</w:t>
+      </w:r>
+      <w:hyperlink r:id="rId77" w:history="1">
+        <w:r>
+          <w:rPr>
+            <w:rStyle w:val="Hyperlink"/>
+          </w:rPr>
+          <w:t>heena.madnani@abbott.com</w:t>
+        </w:r>
+      </w:hyperlink>
+      <w:r>
+        <w:t>&gt;</w:t>
+      </w:r>
+      <w:r>
+        <w:br/>
+      </w:r>
+      <w:r>
+        <w:rPr>
+          <w:b/>
+          <w:bCs/>
+        </w:rPr>
+        <w:t>Sent:</w:t>
+      </w:r>
+      <w:r>
+        <w:t> Monday, September 29, 2025 9:47 AM</w:t>
+      </w:r>
+      <w:r>
+        <w:br/>
+      </w:r>
+      <w:r>
+        <w:rPr>
+          <w:b/>
+          <w:bCs/>
+        </w:rPr>
+        <w:t>To:</w:t>
+      </w:r>
+      <w:r>
+        <w:t> Corinne Nagle &lt;</w:t>
+      </w:r>
+      <w:hyperlink r:id="rId78" w:history="1">
+        <w:r>
+          <w:rPr>
+            <w:rStyle w:val="Hyperlink"/>
+          </w:rPr>
+          <w:t>corinne.nagle@veeva.com</w:t>
+        </w:r>
+      </w:hyperlink>
+      <w:r>
+        <w:t>&gt;; Raj Bhattacharjee &lt;</w:t>
+      </w:r>
+      <w:hyperlink r:id="rId79" w:history="1">
+        <w:r>
+          <w:rPr>
+            <w:rStyle w:val="Hyperlink"/>
+          </w:rPr>
+          <w:t>raj.bhattacharjee@veeva.com</w:t>
+        </w:r>
+      </w:hyperlink>
+      <w:r>
+        <w:t>&gt;</w:t>
+      </w:r>
+      <w:r>
+        <w:br/>
+      </w:r>
+      <w:r>
+        <w:rPr>
+          <w:b/>
+          <w:bCs/>
+        </w:rPr>
+        <w:t>Cc:</w:t>
+      </w:r>
+      <w:r>
+        <w:t> Raynard, Dan &lt;</w:t>
+      </w:r>
+      <w:hyperlink r:id="rId80" w:history="1">
+        <w:r>
+          <w:rPr>
+            <w:rStyle w:val="Hyperlink"/>
+          </w:rPr>
+          <w:t>daniel.raynard@abbott.com</w:t>
+        </w:r>
+      </w:hyperlink>
+      <w:r>
+        <w:t>&gt;; Kelley, Jamila M &lt;</w:t>
+      </w:r>
+      <w:hyperlink r:id="rId81" w:history="1">
+        <w:r>
+          <w:rPr>
+            <w:rStyle w:val="Hyperlink"/>
+          </w:rPr>
+          <w:t>jamila.kelley@abbott.com</w:t>
+        </w:r>
+      </w:hyperlink>
+      <w:r>
+        <w:t>&gt;; Liu, Janet &lt;</w:t>
+      </w:r>
+      <w:hyperlink r:id="rId82" w:history="1">
+        <w:r>
+          <w:rPr>
+            <w:rStyle w:val="Hyperlink"/>
+          </w:rPr>
+          <w:t>janet.liu@abbott.com</w:t>
+        </w:r>
+      </w:hyperlink>
+      <w:r>
+        <w:t>&gt;; Gopalan, Kannan &lt;</w:t>
+      </w:r>
+      <w:hyperlink r:id="rId83" w:history="1">
+        <w:r>
+          <w:rPr>
+            <w:rStyle w:val="Hyperlink"/>
+          </w:rPr>
+          <w:t>kannan.gopalan@abbott.com</w:t>
+        </w:r>
+      </w:hyperlink>
+      <w:r>
+        <w:t>&gt;; Novodvorska, Kateryna &lt;</w:t>
+      </w:r>
+      <w:hyperlink r:id="rId84" w:history="1">
+        <w:r>
+          <w:rPr>
+            <w:rStyle w:val="Hyperlink"/>
+          </w:rPr>
+          <w:t>kateryna.novodvorska@abbott.com</w:t>
+        </w:r>
+      </w:hyperlink>
+      <w:r>
+        <w:t>&gt;; Sharma, Anirudh &lt;</w:t>
+      </w:r>
+      <w:hyperlink r:id="rId85" w:history="1">
+        <w:r>
+          <w:rPr>
+            <w:rStyle w:val="Hyperlink"/>
+          </w:rPr>
+          <w:t>anirudh.sharma1@abbott.com</w:t>
+        </w:r>
+      </w:hyperlink>
+      <w:r>
+        <w:t>&gt;; Gupta, Muneeshwar &lt;</w:t>
+      </w:r>
+      <w:hyperlink r:id="rId86" w:history="1">
+        <w:r>
+          <w:rPr>
+            <w:rStyle w:val="Hyperlink"/>
+          </w:rPr>
+          <w:t>muneeshwar.gupta@abbott.com</w:t>
+        </w:r>
+      </w:hyperlink>
+      <w:r>
+        <w:t>&gt;; Amanda Peltzman &lt;</w:t>
+      </w:r>
+      <w:hyperlink r:id="rId87" w:history="1">
+        <w:r>
+          <w:rPr>
+            <w:rStyle w:val="Hyperlink"/>
+          </w:rPr>
+          <w:t>amanda.peltzman@veeva.com</w:t>
+        </w:r>
+      </w:hyperlink>
+      <w:r>
+        <w:t>&gt;; John Howard &lt;</w:t>
+      </w:r>
+      <w:hyperlink r:id="rId88" w:history="1">
+        <w:r>
+          <w:rPr>
+            <w:rStyle w:val="Hyperlink"/>
+          </w:rPr>
+          <w:t>john.howard@veeva.com</w:t>
+        </w:r>
+      </w:hyperlink>
+      <w:r>
+        <w:t>&gt;</w:t>
+      </w:r>
+      <w:r>
+        <w:br/>
+      </w:r>
+      <w:r>
+        <w:rPr>
+          <w:b/>
+          <w:bCs/>
+        </w:rPr>
+        <w:t>Subject:</w:t>
+      </w:r>
+      <w:r>
+        <w:t> Re: ADC Veeva CRM Q4'25 (October) release</w:t>
+      </w:r>
+    </w:p>
+    <w:p>
+      <w:r>
+        <w:t> </w:t>
+      </w:r>
+    </w:p>
+    <w:p>
+      <w:r>
+        <w:t>Hi Corrine,</w:t>
+      </w:r>
+    </w:p>
+    <w:p>
+      <w:r>
+        <w:t> </w:t>
+      </w:r>
+    </w:p>
+    <w:p>
+      <w:r>
+        <w:t>That's right, for October release only 248 is pending from the list assigned to you. It will migrate to QA along with other requirements assigned to Raj after the demo.</w:t>
+      </w:r>
+    </w:p>
+    <w:p>
+      <w:r>
+        <w:t> </w:t>
+      </w:r>
+    </w:p>
+    <w:p>
+      <w:hyperlink r:id="rId89" w:history="1">
+        <w:r>
+          <w:rPr>
+            <w:rStyle w:val="Hyperlink"/>
+          </w:rPr>
+          <w:t>@Raj Bhattacharjee</w:t>
+        </w:r>
+      </w:hyperlink>
+      <w:r>
+        <w:t> Thank you for sharing updates.</w:t>
+      </w:r>
+    </w:p>
+    <w:p>
+      <w:r>
+        <w:t> </w:t>
+      </w:r>
+    </w:p>
+    <w:p>
+      <w:r>
+        <w:t>Thanks,</w:t>
+      </w:r>
+    </w:p>
+    <w:p>
+      <w:r>
+        <w:t>Heena</w:t>
+      </w:r>
+    </w:p>
+    <w:p>
+      <w:r>
+        <w:pict w14:anchorId="1CF021E0">
+          <v:rect id="_x0000_i1135" style="width:458.65pt;height:.6pt" o:hrpct="980" o:hralign="center" o:hrstd="t" o:hr="t" fillcolor="#a0a0a0" stroked="f"/>
+        </w:pict>
+      </w:r>
+    </w:p>
+    <w:p>
+      <w:r>
+        <w:rPr>
+          <w:b/>
+          <w:bCs/>
+        </w:rPr>
+        <w:t>From:</w:t>
+      </w:r>
+      <w:r>
+        <w:t> Corinne Nagle &lt;</w:t>
+      </w:r>
+      <w:hyperlink r:id="rId90" w:history="1">
+        <w:r>
+          <w:rPr>
+            <w:rStyle w:val="Hyperlink"/>
+          </w:rPr>
+          <w:t>corinne.nagle@veeva.com</w:t>
+        </w:r>
+      </w:hyperlink>
+      <w:r>
+        <w:t>&gt;</w:t>
+      </w:r>
+      <w:r>
+        <w:br/>
+      </w:r>
+      <w:r>
+        <w:rPr>
+          <w:b/>
+          <w:bCs/>
+        </w:rPr>
+        <w:t>Sent:</w:t>
+      </w:r>
+      <w:r>
+        <w:t> Monday, September 29, 2025 6:49 AM</w:t>
+      </w:r>
+      <w:r>
+        <w:br/>
+      </w:r>
+      <w:r>
+        <w:rPr>
+          <w:b/>
+          <w:bCs/>
+        </w:rPr>
+        <w:t>To:</w:t>
+      </w:r>
+      <w:r>
+        <w:t> Raj Bhattacharjee &lt;</w:t>
+      </w:r>
+      <w:hyperlink r:id="rId91" w:history="1">
+        <w:r>
+          <w:rPr>
+            <w:rStyle w:val="Hyperlink"/>
+          </w:rPr>
+          <w:t>raj.bhattacharjee@veeva.com</w:t>
+        </w:r>
+      </w:hyperlink>
+      <w:r>
+        <w:t>&gt;</w:t>
+      </w:r>
+      <w:r>
+        <w:br/>
+      </w:r>
+      <w:r>
+        <w:rPr>
+          <w:b/>
+          <w:bCs/>
+        </w:rPr>
+        <w:t>Cc:</w:t>
+      </w:r>
+      <w:r>
+        <w:t> Madnani, Heena &lt;</w:t>
+      </w:r>
+      <w:hyperlink r:id="rId92" w:history="1">
+        <w:r>
+          <w:rPr>
+            <w:rStyle w:val="Hyperlink"/>
+          </w:rPr>
+          <w:t>heena.madnani@abbott.com</w:t>
+        </w:r>
+      </w:hyperlink>
+      <w:r>
+        <w:t xml:space="preserve">&gt;; Raynard, Dan </w:t>
+      </w:r>
+      <w:r>
+        <w:lastRenderedPageBreak/>
+        <w:t>&lt;</w:t>
+      </w:r>
+      <w:hyperlink r:id="rId93" w:history="1">
+        <w:r>
+          <w:rPr>
+            <w:rStyle w:val="Hyperlink"/>
+          </w:rPr>
+          <w:t>daniel.raynard@abbott.com</w:t>
+        </w:r>
+      </w:hyperlink>
+      <w:r>
+        <w:t>&gt;; Kelley, Jamila M &lt;</w:t>
+      </w:r>
+      <w:hyperlink r:id="rId94" w:history="1">
+        <w:r>
+          <w:rPr>
+            <w:rStyle w:val="Hyperlink"/>
+          </w:rPr>
+          <w:t>jamila.kelley@abbott.com</w:t>
+        </w:r>
+      </w:hyperlink>
+      <w:r>
+        <w:t>&gt;; Liu, Janet &lt;</w:t>
+      </w:r>
+      <w:hyperlink r:id="rId95" w:history="1">
+        <w:r>
+          <w:rPr>
+            <w:rStyle w:val="Hyperlink"/>
+          </w:rPr>
+          <w:t>janet.liu@abbott.com</w:t>
+        </w:r>
+      </w:hyperlink>
+      <w:r>
+        <w:t>&gt;; Gopalan, Kannan &lt;</w:t>
+      </w:r>
+      <w:hyperlink r:id="rId96" w:history="1">
+        <w:r>
+          <w:rPr>
+            <w:rStyle w:val="Hyperlink"/>
+          </w:rPr>
+          <w:t>kannan.gopalan@abbott.com</w:t>
+        </w:r>
+      </w:hyperlink>
+      <w:r>
+        <w:t>&gt;; Novodvorska, Kateryna &lt;</w:t>
+      </w:r>
+      <w:hyperlink r:id="rId97" w:history="1">
+        <w:r>
+          <w:rPr>
+            <w:rStyle w:val="Hyperlink"/>
+          </w:rPr>
+          <w:t>kateryna.novodvorska@abbott.com</w:t>
+        </w:r>
+      </w:hyperlink>
+      <w:r>
+        <w:t>&gt;; Sharma, Anirudh &lt;</w:t>
+      </w:r>
+      <w:hyperlink r:id="rId98" w:history="1">
+        <w:r>
+          <w:rPr>
+            <w:rStyle w:val="Hyperlink"/>
+          </w:rPr>
+          <w:t>anirudh.sharma1@abbott.com</w:t>
+        </w:r>
+      </w:hyperlink>
+      <w:r>
+        <w:t>&gt;; Gupta, Muneeshwar &lt;</w:t>
+      </w:r>
+      <w:hyperlink r:id="rId99" w:history="1">
+        <w:r>
+          <w:rPr>
+            <w:rStyle w:val="Hyperlink"/>
+          </w:rPr>
+          <w:t>muneeshwar.gupta@abbott.com</w:t>
+        </w:r>
+      </w:hyperlink>
+      <w:r>
+        <w:t>&gt;; Amanda Peltzman &lt;</w:t>
+      </w:r>
+      <w:hyperlink r:id="rId100" w:history="1">
+        <w:r>
+          <w:rPr>
+            <w:rStyle w:val="Hyperlink"/>
+          </w:rPr>
+          <w:t>amanda.peltzman@veeva.com</w:t>
+        </w:r>
+      </w:hyperlink>
+      <w:r>
+        <w:t>&gt;; John Howard &lt;</w:t>
+      </w:r>
+      <w:hyperlink r:id="rId101" w:history="1">
+        <w:r>
+          <w:rPr>
+            <w:rStyle w:val="Hyperlink"/>
+          </w:rPr>
+          <w:t>john.howard@veeva.com</w:t>
+        </w:r>
+      </w:hyperlink>
+      <w:r>
+        <w:t>&gt;</w:t>
+      </w:r>
+      <w:r>
+        <w:br/>
+      </w:r>
+      <w:r>
+        <w:rPr>
+          <w:b/>
+          <w:bCs/>
+        </w:rPr>
+        <w:t>Subject:</w:t>
+      </w:r>
+      <w:r>
+        <w:t> Re: ADC Veeva CRM Q4'25 (October) release</w:t>
+      </w:r>
+    </w:p>
+    <w:p>
+      <w:r>
+        <w:t> </w:t>
+      </w:r>
+    </w:p>
+    <w:p>
+      <w:r>
+        <w:rPr>
+          <w:b/>
+          <w:bCs/>
+        </w:rPr>
+        <w:t>This Message is From an External Sender</w:t>
+      </w:r>
+    </w:p>
+    <w:p>
+      <w:r>
+        <w:t>Only click links or open attachments if you recognize the sender and know the content is safe.</w:t>
+      </w:r>
+    </w:p>
+    <w:p>
+      <w:hyperlink r:id="rId102" w:history="1">
+        <w:r>
+          <w:rPr>
+            <w:rStyle w:val="Hyperlink"/>
+          </w:rPr>
+          <w:t>Report Suspicious</w:t>
+        </w:r>
+      </w:hyperlink>
+    </w:p>
+    <w:p>
+      <w:r>
+        <w:t> </w:t>
+      </w:r>
+    </w:p>
+    <w:p>
+      <w:r>
+        <w:t>Hi Heena, </w:t>
+      </w:r>
+    </w:p>
+    <w:p>
+      <w:r>
+        <w:t> </w:t>
+      </w:r>
+    </w:p>
+    <w:p>
+      <w:r>
+        <w:t>I will fill this out today. </w:t>
+      </w:r>
+    </w:p>
+    <w:p>
+      <w:r>
+        <w:t> </w:t>
+      </w:r>
+    </w:p>
+    <w:p>
+      <w:r>
+        <w:t>For the HCP CRM - Sample Limit Alert Change requirement, this one was approved by Ani to move to Production alongside the ISR SCRs in another thread. I did the deployment this morning. Confirming this leaves 1 requirement for me for the October release - SAVEEVACRM-248, correct?</w:t>
+      </w:r>
+    </w:p>
+    <w:p>
+      <w:r>
+        <w:t> </w:t>
+      </w:r>
+    </w:p>
+    <w:p>
+      <w:r>
+        <w:t>Thanks,</w:t>
+      </w:r>
+      <w:r>
+        <w:br/>
+        <w:t>Corinne</w:t>
+      </w:r>
+    </w:p>
+    <w:p>
+      <w:r>
+        <w:t> </w:t>
+      </w:r>
+    </w:p>
+    <w:p>
+      <w:r>
+        <w:t> </w:t>
+      </w:r>
+    </w:p>
+    <w:p>
+      <w:r>
+        <w:t>On Thu, Sep 25, 2025 at 5:30</w:t>
+      </w:r>
+      <w:r>
+        <w:rPr>
+          <w:rFonts w:ascii="Arial" w:hAnsi="Arial" w:cs="Arial"/>
+        </w:rPr>
+        <w:t> </w:t>
+      </w:r>
+      <w:r>
+        <w:t>PM Raj Bhattacharjee &lt;</w:t>
+      </w:r>
+      <w:hyperlink r:id="rId103" w:history="1">
+        <w:r>
+          <w:rPr>
+            <w:rStyle w:val="Hyperlink"/>
+          </w:rPr>
+          <w:t>raj.bhattacharjee@veeva.com</w:t>
+        </w:r>
+      </w:hyperlink>
+      <w:r>
+        <w:t>&gt; wrote:</w:t>
+      </w:r>
+    </w:p>
+    <w:p>
+      <w:r>
+        <w:t>Team:</w:t>
+      </w:r>
+    </w:p>
+    <w:p>
+      <w:r>
+        <w:t> </w:t>
+      </w:r>
+    </w:p>
+    <w:p>
+      <w:r>
+        <w:lastRenderedPageBreak/>
+        <w:t>Here is a quick status on items I was working on:</w:t>
+      </w:r>
+    </w:p>
+    <w:p>
+      <w:r>
+        <w:t> </w:t>
+      </w:r>
+    </w:p>
+    <w:tbl>
+      <w:tblPr>
+        <w:tblW w:w="9100" w:type="dxa"/>
+        <w:tblCellMar>
+          <w:left w:w="0" w:type="dxa"/>
+          <w:right w:w="0" w:type="dxa"/>
+        </w:tblCellMar>
+        <w:tblLook w:val="04A0" w:firstRow="1" w:lastRow="0" w:firstColumn="1" w:lastColumn="0" w:noHBand="0" w:noVBand="1"/>
+      </w:tblPr>
+      <w:tblGrid>
+        <w:gridCol w:w="1820"/>
+        <w:gridCol w:w="4160"/>
+        <w:gridCol w:w="1560"/>
+        <w:gridCol w:w="1560"/>
+      </w:tblGrid>
+      <w:tr>
+        <w:trPr>
+          <w:trHeight w:val="240"/>
+        </w:trPr>
+        <w:tc>
+          <w:tcPr>
+            <w:tcW w:w="1820" w:type="dxa"/>
+            <w:tcBorders>
+              <w:top w:val="single" w:sz="8" w:space="0" w:color="auto"/>
+              <w:left w:val="single" w:sz="8" w:space="0" w:color="auto"/>
+              <w:bottom w:val="single" w:sz="8" w:space="0" w:color="auto"/>
+              <w:right w:val="single" w:sz="8" w:space="0" w:color="auto"/>
+            </w:tcBorders>
+            <w:shd w:val="clear" w:color="auto" w:fill="156082"/>
+            <w:tcMar>
+              <w:top w:w="15" w:type="dxa"/>
+              <w:left w:w="15" w:type="dxa"/>
+              <w:bottom w:w="0" w:type="dxa"/>
+              <w:right w:w="15" w:type="dxa"/>
+            </w:tcMar>
+            <w:vAlign w:val="center"/>
+            <w:hideMark/>
+          </w:tcPr>
+          <w:p>
+            <w:r>
+              <w:rPr>
+                <w:b/>
+                <w:bCs/>
+              </w:rPr>
+              <w:t>JIRA</w:t>
+            </w:r>
+          </w:p>
+        </w:tc>
+        <w:tc>
+          <w:tcPr>
+            <w:tcW w:w="4160" w:type="dxa"/>
+            <w:shd w:val="clear" w:color="auto" w:fill="156082"/>
+            <w:tcMar>
+              <w:top w:w="15" w:type="dxa"/>
+              <w:left w:w="15" w:type="dxa"/>
+              <w:bottom w:w="0" w:type="dxa"/>
+              <w:right w:w="15" w:type="dxa"/>
+            </w:tcMar>
+            <w:vAlign w:val="center"/>
+            <w:hideMark/>
+          </w:tcPr>
+          <w:p>
+            <w:r>
+              <w:rPr>
+                <w:b/>
+                <w:bCs/>
+              </w:rPr>
+              <w:t>Requirement Title</w:t>
+            </w:r>
+          </w:p>
+        </w:tc>
+        <w:tc>
+          <w:tcPr>
+            <w:tcW w:w="1560" w:type="dxa"/>
+            <w:shd w:val="clear" w:color="auto" w:fill="156082"/>
+            <w:tcMar>
+              <w:top w:w="15" w:type="dxa"/>
+              <w:left w:w="15" w:type="dxa"/>
+              <w:bottom w:w="0" w:type="dxa"/>
+              <w:right w:w="15" w:type="dxa"/>
+            </w:tcMar>
+            <w:vAlign w:val="center"/>
+            <w:hideMark/>
+          </w:tcPr>
+          <w:p>
+            <w:r>
+              <w:rPr>
+                <w:b/>
+                <w:bCs/>
+              </w:rPr>
+              <w:t>Status</w:t>
+            </w:r>
+          </w:p>
+        </w:tc>
+        <w:tc>
+          <w:tcPr>
+            <w:tcW w:w="1560" w:type="dxa"/>
+            <w:shd w:val="clear" w:color="auto" w:fill="156082"/>
+            <w:tcMar>
+              <w:top w:w="15" w:type="dxa"/>
+              <w:left w:w="15" w:type="dxa"/>
+              <w:bottom w:w="0" w:type="dxa"/>
+              <w:right w:w="15" w:type="dxa"/>
+            </w:tcMar>
+            <w:vAlign w:val="center"/>
+            <w:hideMark/>
+          </w:tcPr>
+          <w:p>
+            <w:r>
+              <w:rPr>
+                <w:b/>
+                <w:bCs/>
+              </w:rPr>
+              <w:t>ETC</w:t>
+            </w:r>
+          </w:p>
+        </w:tc>
+      </w:tr>
+      <w:tr>
+        <w:trPr>
+          <w:trHeight w:val="240"/>
+        </w:trPr>
+        <w:tc>
+          <w:tcPr>
+            <w:tcW w:w="1820" w:type="dxa"/>
+            <w:tcBorders>
+              <w:top w:val="nil"/>
+              <w:left w:val="single" w:sz="8" w:space="0" w:color="auto"/>
+              <w:bottom w:val="single" w:sz="8" w:space="0" w:color="auto"/>
+              <w:right w:val="single" w:sz="8" w:space="0" w:color="auto"/>
+            </w:tcBorders>
+            <w:tcMar>
+              <w:top w:w="15" w:type="dxa"/>
+              <w:left w:w="15" w:type="dxa"/>
+              <w:bottom w:w="0" w:type="dxa"/>
+              <w:right w:w="15" w:type="dxa"/>
+            </w:tcMar>
+            <w:vAlign w:val="center"/>
+            <w:hideMark/>
+          </w:tcPr>
+          <w:p>
+            <w:r>
+              <w:t>SAVEEVACRM-222</w:t>
+            </w:r>
+          </w:p>
+        </w:tc>
+        <w:tc>
+          <w:tcPr>
+            <w:tcW w:w="4160" w:type="dxa"/>
+            <w:tcBorders>
+              <w:top w:val="nil"/>
+              <w:left w:val="nil"/>
+              <w:bottom w:val="single" w:sz="8" w:space="0" w:color="auto"/>
+              <w:right w:val="single" w:sz="8" w:space="0" w:color="auto"/>
+            </w:tcBorders>
+            <w:tcMar>
+              <w:top w:w="15" w:type="dxa"/>
+              <w:left w:w="15" w:type="dxa"/>
+              <w:bottom w:w="0" w:type="dxa"/>
+              <w:right w:w="15" w:type="dxa"/>
+            </w:tcMar>
+            <w:vAlign w:val="center"/>
+            <w:hideMark/>
+          </w:tcPr>
+          <w:p>
+            <w:r>
+              <w:t>ADC-POC Order FSL 3 Reader</w:t>
+            </w:r>
+          </w:p>
+        </w:tc>
+        <w:tc>
+          <w:tcPr>
+            <w:tcW w:w="1560" w:type="dxa"/>
+            <w:tcBorders>
+              <w:top w:val="nil"/>
+              <w:left w:val="nil"/>
+              <w:bottom w:val="single" w:sz="8" w:space="0" w:color="auto"/>
+              <w:right w:val="single" w:sz="8" w:space="0" w:color="auto"/>
+            </w:tcBorders>
+            <w:tcMar>
+              <w:top w:w="15" w:type="dxa"/>
+              <w:left w:w="15" w:type="dxa"/>
+              <w:bottom w:w="0" w:type="dxa"/>
+              <w:right w:w="15" w:type="dxa"/>
+            </w:tcMar>
+            <w:vAlign w:val="center"/>
+            <w:hideMark/>
+          </w:tcPr>
+          <w:p>
+            <w:r>
+              <w:t>Complete</w:t>
+            </w:r>
+          </w:p>
+        </w:tc>
+        <w:tc>
+          <w:tcPr>
+            <w:tcW w:w="1560" w:type="dxa"/>
+            <w:tcBorders>
+              <w:top w:val="nil"/>
+              <w:left w:val="nil"/>
+              <w:bottom w:val="single" w:sz="8" w:space="0" w:color="auto"/>
+              <w:right w:val="single" w:sz="8" w:space="0" w:color="auto"/>
+            </w:tcBorders>
+            <w:tcMar>
+              <w:top w:w="15" w:type="dxa"/>
+              <w:left w:w="15" w:type="dxa"/>
+              <w:bottom w:w="0" w:type="dxa"/>
+              <w:right w:w="15" w:type="dxa"/>
+            </w:tcMar>
+            <w:vAlign w:val="center"/>
+            <w:hideMark/>
+          </w:tcPr>
+          <w:p>
+            <w:r>
+              <w:t> </w:t>
+            </w:r>
+          </w:p>
+        </w:tc>
+      </w:tr>
+      <w:tr>
+        <w:trPr>
+          <w:trHeight w:val="240"/>
+        </w:trPr>
+        <w:tc>
+          <w:tcPr>
+            <w:tcW w:w="1820" w:type="dxa"/>
+            <w:tcBorders>
+              <w:top w:val="nil"/>
+              <w:left w:val="single" w:sz="8" w:space="0" w:color="auto"/>
+              <w:bottom w:val="single" w:sz="8" w:space="0" w:color="auto"/>
+              <w:right w:val="single" w:sz="8" w:space="0" w:color="auto"/>
+            </w:tcBorders>
+            <w:tcMar>
+              <w:top w:w="15" w:type="dxa"/>
+              <w:left w:w="15" w:type="dxa"/>
+              <w:bottom w:w="0" w:type="dxa"/>
+              <w:right w:w="15" w:type="dxa"/>
+            </w:tcMar>
+            <w:vAlign w:val="center"/>
+            <w:hideMark/>
+          </w:tcPr>
+          <w:p>
+            <w:r>
+              <w:t>SAVEEVACRM-223</w:t>
+            </w:r>
+          </w:p>
+        </w:tc>
+        <w:tc>
+          <w:tcPr>
+            <w:tcW w:w="4160" w:type="dxa"/>
+            <w:tcBorders>
+              <w:top w:val="nil"/>
+              <w:left w:val="nil"/>
+              <w:bottom w:val="single" w:sz="8" w:space="0" w:color="auto"/>
+              <w:right w:val="single" w:sz="8" w:space="0" w:color="auto"/>
+            </w:tcBorders>
+            <w:tcMar>
+              <w:top w:w="15" w:type="dxa"/>
+              <w:left w:w="15" w:type="dxa"/>
+              <w:bottom w:w="0" w:type="dxa"/>
+              <w:right w:w="15" w:type="dxa"/>
+            </w:tcMar>
+            <w:vAlign w:val="center"/>
+            <w:hideMark/>
+          </w:tcPr>
+          <w:p>
+            <w:r>
+              <w:t>ADC-POC Order Limit</w:t>
+            </w:r>
+          </w:p>
+        </w:tc>
+        <w:tc>
+          <w:tcPr>
+            <w:tcW w:w="1560" w:type="dxa"/>
+            <w:tcBorders>
+              <w:top w:val="nil"/>
+              <w:left w:val="nil"/>
+              <w:bottom w:val="single" w:sz="8" w:space="0" w:color="auto"/>
+              <w:right w:val="single" w:sz="8" w:space="0" w:color="auto"/>
+            </w:tcBorders>
+            <w:tcMar>
+              <w:top w:w="15" w:type="dxa"/>
+              <w:left w:w="15" w:type="dxa"/>
+              <w:bottom w:w="0" w:type="dxa"/>
+              <w:right w:w="15" w:type="dxa"/>
+            </w:tcMar>
+            <w:vAlign w:val="center"/>
+            <w:hideMark/>
+          </w:tcPr>
+          <w:p>
+            <w:r>
+              <w:t>Complete</w:t>
+            </w:r>
+          </w:p>
+        </w:tc>
+        <w:tc>
+          <w:tcPr>
+            <w:tcW w:w="1560" w:type="dxa"/>
+            <w:tcBorders>
+              <w:top w:val="nil"/>
+              <w:left w:val="nil"/>
+              <w:bottom w:val="single" w:sz="8" w:space="0" w:color="auto"/>
+              <w:right w:val="single" w:sz="8" w:space="0" w:color="auto"/>
+            </w:tcBorders>
+            <w:tcMar>
+              <w:top w:w="15" w:type="dxa"/>
+              <w:left w:w="15" w:type="dxa"/>
+              <w:bottom w:w="0" w:type="dxa"/>
+              <w:right w:w="15" w:type="dxa"/>
+            </w:tcMar>
+            <w:vAlign w:val="center"/>
+            <w:hideMark/>
+          </w:tcPr>
+          <w:p>
+            <w:r>
+              <w:t> </w:t>
+            </w:r>
+          </w:p>
+        </w:tc>
+      </w:tr>
+      <w:tr>
+        <w:trPr>
+          <w:trHeight w:val="240"/>
+        </w:trPr>
+        <w:tc>
+          <w:tcPr>
+            <w:tcW w:w="1820" w:type="dxa"/>
+            <w:tcBorders>
+              <w:top w:val="nil"/>
+              <w:left w:val="single" w:sz="8" w:space="0" w:color="auto"/>
+              <w:bottom w:val="single" w:sz="8" w:space="0" w:color="auto"/>
+              <w:right w:val="single" w:sz="8" w:space="0" w:color="auto"/>
+            </w:tcBorders>
+            <w:tcMar>
+              <w:top w:w="15" w:type="dxa"/>
+              <w:left w:w="15" w:type="dxa"/>
+              <w:bottom w:w="0" w:type="dxa"/>
+              <w:right w:w="15" w:type="dxa"/>
+            </w:tcMar>
+            <w:vAlign w:val="center"/>
+            <w:hideMark/>
+          </w:tcPr>
+          <w:p>
+            <w:r>
+              <w:t>SAVEEVACRM-224</w:t>
+            </w:r>
+          </w:p>
+        </w:tc>
+        <w:tc>
+          <w:tcPr>
+            <w:tcW w:w="4160" w:type="dxa"/>
+            <w:tcBorders>
+              <w:top w:val="nil"/>
+              <w:left w:val="nil"/>
+              <w:bottom w:val="single" w:sz="8" w:space="0" w:color="auto"/>
+              <w:right w:val="single" w:sz="8" w:space="0" w:color="auto"/>
+            </w:tcBorders>
+            <w:tcMar>
+              <w:top w:w="15" w:type="dxa"/>
+              <w:left w:w="15" w:type="dxa"/>
+              <w:bottom w:w="0" w:type="dxa"/>
+              <w:right w:w="15" w:type="dxa"/>
+            </w:tcMar>
+            <w:vAlign w:val="center"/>
+            <w:hideMark/>
+          </w:tcPr>
+          <w:p>
+            <w:r>
+              <w:t>ADC-POC Annual limit</w:t>
+            </w:r>
+          </w:p>
+        </w:tc>
+        <w:tc>
+          <w:tcPr>
+            <w:tcW w:w="1560" w:type="dxa"/>
+            <w:tcBorders>
+              <w:top w:val="nil"/>
+              <w:left w:val="nil"/>
+              <w:bottom w:val="single" w:sz="8" w:space="0" w:color="auto"/>
+              <w:right w:val="single" w:sz="8" w:space="0" w:color="auto"/>
+            </w:tcBorders>
+            <w:tcMar>
+              <w:top w:w="15" w:type="dxa"/>
+              <w:left w:w="15" w:type="dxa"/>
+              <w:bottom w:w="0" w:type="dxa"/>
+              <w:right w:w="15" w:type="dxa"/>
+            </w:tcMar>
+            <w:vAlign w:val="center"/>
+            <w:hideMark/>
+          </w:tcPr>
+          <w:p>
+            <w:r>
+              <w:t>In-Progress</w:t>
+            </w:r>
+          </w:p>
+        </w:tc>
+        <w:tc>
+          <w:tcPr>
+            <w:tcW w:w="1560" w:type="dxa"/>
+            <w:tcBorders>
+              <w:top w:val="nil"/>
+              <w:left w:val="nil"/>
+              <w:bottom w:val="single" w:sz="8" w:space="0" w:color="auto"/>
+              <w:right w:val="single" w:sz="8" w:space="0" w:color="auto"/>
+            </w:tcBorders>
+            <w:tcMar>
+              <w:top w:w="15" w:type="dxa"/>
+              <w:left w:w="15" w:type="dxa"/>
+              <w:bottom w:w="0" w:type="dxa"/>
+              <w:right w:w="15" w:type="dxa"/>
+            </w:tcMar>
+            <w:vAlign w:val="center"/>
+            <w:hideMark/>
+          </w:tcPr>
+          <w:p>
+            <w:r>
+              <w:t>26-Sep</w:t>
+            </w:r>
+          </w:p>
+        </w:tc>
+      </w:tr>
+      <w:tr>
+        <w:trPr>
+          <w:trHeight w:val="240"/>
+        </w:trPr>
+        <w:tc>
+          <w:tcPr>
+            <w:tcW w:w="1820" w:type="dxa"/>
+            <w:tcBorders>
+              <w:top w:val="nil"/>
+              <w:left w:val="single" w:sz="8" w:space="0" w:color="auto"/>
+              <w:bottom w:val="single" w:sz="8" w:space="0" w:color="auto"/>
+              <w:right w:val="single" w:sz="8" w:space="0" w:color="auto"/>
+            </w:tcBorders>
+            <w:tcMar>
+              <w:top w:w="15" w:type="dxa"/>
+              <w:left w:w="15" w:type="dxa"/>
+              <w:bottom w:w="0" w:type="dxa"/>
+              <w:right w:w="15" w:type="dxa"/>
+            </w:tcMar>
+            <w:vAlign w:val="center"/>
+            <w:hideMark/>
+          </w:tcPr>
+          <w:p>
+            <w:r>
+              <w:t>SAVEEVACRM-225</w:t>
+            </w:r>
+          </w:p>
+        </w:tc>
+        <w:tc>
+          <w:tcPr>
+            <w:tcW w:w="4160" w:type="dxa"/>
+            <w:tcBorders>
+              <w:top w:val="nil"/>
+              <w:left w:val="nil"/>
+              <w:bottom w:val="single" w:sz="8" w:space="0" w:color="auto"/>
+              <w:right w:val="single" w:sz="8" w:space="0" w:color="auto"/>
+            </w:tcBorders>
+            <w:tcMar>
+              <w:top w:w="15" w:type="dxa"/>
+              <w:left w:w="15" w:type="dxa"/>
+              <w:bottom w:w="0" w:type="dxa"/>
+              <w:right w:w="15" w:type="dxa"/>
+            </w:tcMar>
+            <w:vAlign w:val="center"/>
+            <w:hideMark/>
+          </w:tcPr>
+          <w:p>
+            <w:r>
+              <w:t>ADC-POC Reader Shipping</w:t>
+            </w:r>
+          </w:p>
+        </w:tc>
+        <w:tc>
+          <w:tcPr>
+            <w:tcW w:w="1560" w:type="dxa"/>
+            <w:tcBorders>
+              <w:top w:val="nil"/>
+              <w:left w:val="nil"/>
+              <w:bottom w:val="single" w:sz="8" w:space="0" w:color="auto"/>
+              <w:right w:val="single" w:sz="8" w:space="0" w:color="auto"/>
+            </w:tcBorders>
+            <w:tcMar>
+              <w:top w:w="15" w:type="dxa"/>
+              <w:left w:w="15" w:type="dxa"/>
+              <w:bottom w:w="0" w:type="dxa"/>
+              <w:right w:w="15" w:type="dxa"/>
+            </w:tcMar>
+            <w:vAlign w:val="center"/>
+            <w:hideMark/>
+          </w:tcPr>
+          <w:p>
+            <w:r>
+              <w:t>Complete</w:t>
+            </w:r>
+          </w:p>
+        </w:tc>
+        <w:tc>
+          <w:tcPr>
+            <w:tcW w:w="1560" w:type="dxa"/>
+            <w:tcBorders>
+              <w:top w:val="nil"/>
+              <w:left w:val="nil"/>
+              <w:bottom w:val="single" w:sz="8" w:space="0" w:color="auto"/>
+              <w:right w:val="single" w:sz="8" w:space="0" w:color="auto"/>
+            </w:tcBorders>
+            <w:tcMar>
+              <w:top w:w="15" w:type="dxa"/>
+              <w:left w:w="15" w:type="dxa"/>
+              <w:bottom w:w="0" w:type="dxa"/>
+              <w:right w:w="15" w:type="dxa"/>
+            </w:tcMar>
+            <w:vAlign w:val="center"/>
+            <w:hideMark/>
+          </w:tcPr>
+          <w:p>
+            <w:r>
+              <w:t> </w:t>
+            </w:r>
+          </w:p>
+        </w:tc>
+      </w:tr>
+      <w:tr>
+        <w:trPr>
+          <w:trHeight w:val="240"/>
+        </w:trPr>
+        <w:tc>
+          <w:tcPr>
+            <w:tcW w:w="1820" w:type="dxa"/>
+            <w:tcBorders>
+              <w:top w:val="nil"/>
+              <w:left w:val="single" w:sz="8" w:space="0" w:color="auto"/>
+              <w:bottom w:val="single" w:sz="8" w:space="0" w:color="auto"/>
+              <w:right w:val="single" w:sz="8" w:space="0" w:color="auto"/>
+            </w:tcBorders>
+            <w:tcMar>
+              <w:top w:w="15" w:type="dxa"/>
+              <w:left w:w="15" w:type="dxa"/>
+              <w:bottom w:w="0" w:type="dxa"/>
+              <w:right w:w="15" w:type="dxa"/>
+            </w:tcMar>
+            <w:vAlign w:val="center"/>
+            <w:hideMark/>
+          </w:tcPr>
+          <w:p>
+            <w:r>
+              <w:t>SAVEEVACRM-256</w:t>
+            </w:r>
+          </w:p>
+        </w:tc>
+        <w:tc>
+          <w:tcPr>
+            <w:tcW w:w="4160" w:type="dxa"/>
+            <w:tcBorders>
+              <w:top w:val="nil"/>
+              <w:left w:val="nil"/>
+              <w:bottom w:val="single" w:sz="8" w:space="0" w:color="auto"/>
+              <w:right w:val="single" w:sz="8" w:space="0" w:color="auto"/>
+            </w:tcBorders>
+            <w:tcMar>
+              <w:top w:w="15" w:type="dxa"/>
+              <w:left w:w="15" w:type="dxa"/>
+              <w:bottom w:w="0" w:type="dxa"/>
+              <w:right w:w="15" w:type="dxa"/>
+            </w:tcMar>
+            <w:vAlign w:val="center"/>
+            <w:hideMark/>
+          </w:tcPr>
+          <w:p>
+            <w:r>
+              <w:t>ADC - POC - Add Fields for HDP Reader Limits</w:t>
+            </w:r>
+          </w:p>
+        </w:tc>
+        <w:tc>
+          <w:tcPr>
+            <w:tcW w:w="1560" w:type="dxa"/>
+            <w:tcBorders>
+              <w:top w:val="nil"/>
+              <w:left w:val="nil"/>
+              <w:bottom w:val="single" w:sz="8" w:space="0" w:color="auto"/>
+              <w:right w:val="single" w:sz="8" w:space="0" w:color="auto"/>
+            </w:tcBorders>
+            <w:tcMar>
+              <w:top w:w="15" w:type="dxa"/>
+              <w:left w:w="15" w:type="dxa"/>
+              <w:bottom w:w="0" w:type="dxa"/>
+              <w:right w:w="15" w:type="dxa"/>
+            </w:tcMar>
+            <w:vAlign w:val="center"/>
+            <w:hideMark/>
+          </w:tcPr>
+          <w:p>
+            <w:r>
+              <w:t>In-Progress</w:t>
+            </w:r>
+          </w:p>
+        </w:tc>
+        <w:tc>
+          <w:tcPr>
+            <w:tcW w:w="1560" w:type="dxa"/>
+            <w:tcBorders>
+              <w:top w:val="nil"/>
+              <w:left w:val="nil"/>
+              <w:bottom w:val="single" w:sz="8" w:space="0" w:color="auto"/>
+              <w:right w:val="single" w:sz="8" w:space="0" w:color="auto"/>
+            </w:tcBorders>
+            <w:tcMar>
+              <w:top w:w="15" w:type="dxa"/>
+              <w:left w:w="15" w:type="dxa"/>
+              <w:bottom w:w="0" w:type="dxa"/>
+              <w:right w:w="15" w:type="dxa"/>
+            </w:tcMar>
+            <w:vAlign w:val="center"/>
+            <w:hideMark/>
+          </w:tcPr>
+          <w:p>
+            <w:r>
+              <w:t>26-Sep</w:t>
+            </w:r>
+          </w:p>
+        </w:tc>
+      </w:tr>
+      <w:tr>
+        <w:trPr>
+          <w:trHeight w:val="720"/>
+        </w:trPr>
+        <w:tc>
+          <w:tcPr>
+            <w:tcW w:w="1820" w:type="dxa"/>
+            <w:tcBorders>
+              <w:top w:val="nil"/>
+              <w:left w:val="single" w:sz="8" w:space="0" w:color="auto"/>
+              <w:bottom w:val="single" w:sz="8" w:space="0" w:color="auto"/>
+              <w:right w:val="single" w:sz="8" w:space="0" w:color="auto"/>
+            </w:tcBorders>
+            <w:tcMar>
+              <w:top w:w="15" w:type="dxa"/>
+              <w:left w:w="15" w:type="dxa"/>
+              <w:bottom w:w="0" w:type="dxa"/>
+              <w:right w:w="15" w:type="dxa"/>
+            </w:tcMar>
+            <w:vAlign w:val="center"/>
+            <w:hideMark/>
+          </w:tcPr>
+          <w:p>
+            <w:r>
+              <w:t>SAVEEVACRM-257</w:t>
+            </w:r>
+          </w:p>
+        </w:tc>
+        <w:tc>
+          <w:tcPr>
+            <w:tcW w:w="4160" w:type="dxa"/>
+            <w:tcBorders>
+              <w:top w:val="nil"/>
+              <w:left w:val="nil"/>
+              <w:bottom w:val="single" w:sz="8" w:space="0" w:color="auto"/>
+              <w:right w:val="single" w:sz="8" w:space="0" w:color="auto"/>
+            </w:tcBorders>
+            <w:tcMar>
+              <w:top w:w="15" w:type="dxa"/>
+              <w:left w:w="15" w:type="dxa"/>
+              <w:bottom w:w="0" w:type="dxa"/>
+              <w:right w:w="15" w:type="dxa"/>
+            </w:tcMar>
+            <w:vAlign w:val="center"/>
+            <w:hideMark/>
+          </w:tcPr>
+          <w:p>
+            <w:r>
+              <w:t>ADC - POC - Introduce two new fields to manage Reader quantity (annual and order limit) constraints</w:t>
+            </w:r>
+          </w:p>
+        </w:tc>
+        <w:tc>
+          <w:tcPr>
+            <w:tcW w:w="1560" w:type="dxa"/>
+            <w:tcBorders>
+              <w:top w:val="nil"/>
+              <w:left w:val="nil"/>
+              <w:bottom w:val="single" w:sz="8" w:space="0" w:color="auto"/>
+              <w:right w:val="single" w:sz="8" w:space="0" w:color="auto"/>
+            </w:tcBorders>
+            <w:tcMar>
+              <w:top w:w="15" w:type="dxa"/>
+              <w:left w:w="15" w:type="dxa"/>
+              <w:bottom w:w="0" w:type="dxa"/>
+              <w:right w:w="15" w:type="dxa"/>
+            </w:tcMar>
+            <w:vAlign w:val="center"/>
+            <w:hideMark/>
+          </w:tcPr>
+          <w:p>
+            <w:r>
+              <w:t>In-Progress</w:t>
+            </w:r>
+          </w:p>
+        </w:tc>
+        <w:tc>
+          <w:tcPr>
+            <w:tcW w:w="1560" w:type="dxa"/>
+            <w:tcBorders>
+              <w:top w:val="nil"/>
+              <w:left w:val="nil"/>
+              <w:bottom w:val="single" w:sz="8" w:space="0" w:color="auto"/>
+              <w:right w:val="single" w:sz="8" w:space="0" w:color="auto"/>
+            </w:tcBorders>
+            <w:tcMar>
+              <w:top w:w="15" w:type="dxa"/>
+              <w:left w:w="15" w:type="dxa"/>
+              <w:bottom w:w="0" w:type="dxa"/>
+              <w:right w:w="15" w:type="dxa"/>
+            </w:tcMar>
+            <w:vAlign w:val="center"/>
+            <w:hideMark/>
+          </w:tcPr>
+          <w:p>
+            <w:r>
+              <w:t>26-Sep</w:t>
+            </w:r>
+          </w:p>
+        </w:tc>
+      </w:tr>
+      <w:tr>
+        <w:trPr>
+          <w:trHeight w:val="240"/>
+        </w:trPr>
+        <w:tc>
+          <w:tcPr>
+            <w:tcW w:w="1820" w:type="dxa"/>
+            <w:tcBorders>
+              <w:top w:val="nil"/>
+              <w:left w:val="single" w:sz="8" w:space="0" w:color="auto"/>
+              <w:bottom w:val="single" w:sz="8" w:space="0" w:color="auto"/>
+              <w:right w:val="single" w:sz="8" w:space="0" w:color="auto"/>
+            </w:tcBorders>
+            <w:tcMar>
+              <w:top w:w="15" w:type="dxa"/>
+              <w:left w:w="15" w:type="dxa"/>
+              <w:bottom w:w="0" w:type="dxa"/>
+              <w:right w:w="15" w:type="dxa"/>
+            </w:tcMar>
+            <w:vAlign w:val="center"/>
+            <w:hideMark/>
+          </w:tcPr>
+          <w:p>
+            <w:r>
+              <w:t>SAVEEVACRM-240</w:t>
+            </w:r>
+          </w:p>
+        </w:tc>
+        <w:tc>
+          <w:tcPr>
+            <w:tcW w:w="4160" w:type="dxa"/>
+            <w:tcBorders>
+              <w:top w:val="nil"/>
+              <w:left w:val="nil"/>
+              <w:bottom w:val="single" w:sz="8" w:space="0" w:color="auto"/>
+              <w:right w:val="single" w:sz="8" w:space="0" w:color="auto"/>
+            </w:tcBorders>
+            <w:tcMar>
+              <w:top w:w="15" w:type="dxa"/>
+              <w:left w:w="15" w:type="dxa"/>
+              <w:bottom w:w="0" w:type="dxa"/>
+              <w:right w:w="15" w:type="dxa"/>
+            </w:tcMar>
+            <w:vAlign w:val="center"/>
+            <w:hideMark/>
+          </w:tcPr>
+          <w:p>
+            <w:r>
+              <w:t>FSL 2 Plus GSG Literature Update</w:t>
+            </w:r>
+          </w:p>
+        </w:tc>
+        <w:tc>
+          <w:tcPr>
+            <w:tcW w:w="1560" w:type="dxa"/>
+            <w:tcBorders>
+              <w:top w:val="nil"/>
+              <w:left w:val="nil"/>
+              <w:bottom w:val="single" w:sz="8" w:space="0" w:color="auto"/>
+              <w:right w:val="single" w:sz="8" w:space="0" w:color="auto"/>
+            </w:tcBorders>
+            <w:tcMar>
+              <w:top w:w="15" w:type="dxa"/>
+              <w:left w:w="15" w:type="dxa"/>
+              <w:bottom w:w="0" w:type="dxa"/>
+              <w:right w:w="15" w:type="dxa"/>
+            </w:tcMar>
+            <w:vAlign w:val="center"/>
+            <w:hideMark/>
+          </w:tcPr>
+          <w:p>
+            <w:r>
+              <w:t>Not Started</w:t>
+            </w:r>
+          </w:p>
+        </w:tc>
+        <w:tc>
+          <w:tcPr>
+            <w:tcW w:w="1560" w:type="dxa"/>
+            <w:tcBorders>
+              <w:top w:val="nil"/>
+              <w:left w:val="nil"/>
+              <w:bottom w:val="single" w:sz="8" w:space="0" w:color="auto"/>
+              <w:right w:val="single" w:sz="8" w:space="0" w:color="auto"/>
+            </w:tcBorders>
+            <w:tcMar>
+              <w:top w:w="15" w:type="dxa"/>
+              <w:left w:w="15" w:type="dxa"/>
+              <w:bottom w:w="0" w:type="dxa"/>
+              <w:right w:w="15" w:type="dxa"/>
+            </w:tcMar>
+            <w:vAlign w:val="center"/>
+            <w:hideMark/>
+          </w:tcPr>
+          <w:p>
+            <w:r>
+              <w:t>29-Sep</w:t>
+            </w:r>
+          </w:p>
+        </w:tc>
+      </w:tr>
+      <w:tr>
+        <w:trPr>
+          <w:trHeight w:val="480"/>
+        </w:trPr>
+        <w:tc>
+          <w:tcPr>
+            <w:tcW w:w="1820" w:type="dxa"/>
+            <w:tcBorders>
+              <w:top w:val="nil"/>
+              <w:left w:val="single" w:sz="8" w:space="0" w:color="auto"/>
+              <w:bottom w:val="single" w:sz="8" w:space="0" w:color="auto"/>
+              <w:right w:val="single" w:sz="8" w:space="0" w:color="auto"/>
+            </w:tcBorders>
+            <w:tcMar>
+              <w:top w:w="15" w:type="dxa"/>
+              <w:left w:w="15" w:type="dxa"/>
+              <w:bottom w:w="0" w:type="dxa"/>
+              <w:right w:w="15" w:type="dxa"/>
+            </w:tcMar>
+            <w:vAlign w:val="center"/>
+            <w:hideMark/>
+          </w:tcPr>
+          <w:p>
+            <w:r>
+              <w:t>SAVEEVACRM-243</w:t>
+            </w:r>
+          </w:p>
+        </w:tc>
+        <w:tc>
+          <w:tcPr>
+            <w:tcW w:w="4160" w:type="dxa"/>
+            <w:tcBorders>
+              <w:top w:val="nil"/>
+              <w:left w:val="nil"/>
+              <w:bottom w:val="single" w:sz="8" w:space="0" w:color="auto"/>
+              <w:right w:val="single" w:sz="8" w:space="0" w:color="auto"/>
+            </w:tcBorders>
+            <w:tcMar>
+              <w:top w:w="15" w:type="dxa"/>
+              <w:left w:w="15" w:type="dxa"/>
+              <w:bottom w:w="0" w:type="dxa"/>
+              <w:right w:w="15" w:type="dxa"/>
+            </w:tcMar>
+            <w:vAlign w:val="center"/>
+            <w:hideMark/>
+          </w:tcPr>
+          <w:p>
+            <w:r>
+              <w:t>Compliance Order-HCP - add FSL2 Plus sensor to be eligible for orders</w:t>
+            </w:r>
+          </w:p>
+        </w:tc>
+        <w:tc>
+          <w:tcPr>
+            <w:tcW w:w="1560" w:type="dxa"/>
+            <w:tcBorders>
+              <w:top w:val="nil"/>
+              <w:left w:val="nil"/>
+              <w:bottom w:val="single" w:sz="8" w:space="0" w:color="auto"/>
+              <w:right w:val="single" w:sz="8" w:space="0" w:color="auto"/>
+            </w:tcBorders>
+            <w:tcMar>
+              <w:top w:w="15" w:type="dxa"/>
+              <w:left w:w="15" w:type="dxa"/>
+              <w:bottom w:w="0" w:type="dxa"/>
+              <w:right w:w="15" w:type="dxa"/>
+            </w:tcMar>
+            <w:vAlign w:val="center"/>
+            <w:hideMark/>
+          </w:tcPr>
+          <w:p>
+            <w:r>
+              <w:t>Complete</w:t>
+            </w:r>
+          </w:p>
+        </w:tc>
+        <w:tc>
+          <w:tcPr>
+            <w:tcW w:w="1560" w:type="dxa"/>
+            <w:tcBorders>
+              <w:top w:val="nil"/>
+              <w:left w:val="nil"/>
+              <w:bottom w:val="single" w:sz="8" w:space="0" w:color="auto"/>
+              <w:right w:val="single" w:sz="8" w:space="0" w:color="auto"/>
+            </w:tcBorders>
+            <w:tcMar>
+              <w:top w:w="15" w:type="dxa"/>
+              <w:left w:w="15" w:type="dxa"/>
+              <w:bottom w:w="0" w:type="dxa"/>
+              <w:right w:w="15" w:type="dxa"/>
+            </w:tcMar>
+            <w:vAlign w:val="center"/>
+            <w:hideMark/>
+          </w:tcPr>
+          <w:p>
+            <w:r>
+              <w:t> </w:t>
+            </w:r>
+          </w:p>
+        </w:tc>
+      </w:tr>
+    </w:tbl>
+    <w:p>
+      <w:r>
+        <w:t> </w:t>
+      </w:r>
+    </w:p>
+    <w:p>
+      <w:r>
+        <w:t>-- </w:t>
+      </w:r>
+    </w:p>
+    <w:p>
+      <w:r>
+        <w:rPr>
+          <w:b/>
+          <w:bCs/>
+        </w:rPr>
+        <w:t>Raj Bhattacharjee</w:t>
+      </w:r>
+    </w:p>
+    <w:p>
+      <w:r>
+        <w:rPr>
+          <w:b/>
+          <w:bCs/>
+          <w:i/>
+          <w:iCs/>
+        </w:rPr>
+        <w:t>Veeva </w:t>
+      </w:r>
+      <w:r>
+        <w:rPr>
+          <w:b/>
+          <w:bCs/>
+        </w:rPr>
+        <w:t>|</w:t>
+      </w:r>
+      <w:r>
+        <w:rPr>
+          <w:b/>
+          <w:bCs/>
+          <w:i/>
+          <w:iCs/>
+        </w:rPr>
+        <w:t> </w:t>
+      </w:r>
+      <w:r>
+        <w:rPr>
+          <w:i/>
+          <w:iCs/>
+        </w:rPr>
+        <w:t>Practice Manager, Commercial Technical Services</w:t>
+      </w:r>
+    </w:p>
+    <w:p>
+      <w:r>
+        <w:t> </w:t>
+      </w:r>
+    </w:p>
+    <w:p>
+      <w:r>
+        <w:t> </w:t>
+      </w:r>
+    </w:p>
+    <w:p>
+      <w:r>
+        <w:t>On Mon, Sep 22, 2025 at 3:05</w:t>
+      </w:r>
+      <w:r>
+        <w:rPr>
+          <w:rFonts w:ascii="Arial" w:hAnsi="Arial" w:cs="Arial"/>
+        </w:rPr>
+        <w:t> </w:t>
+      </w:r>
+      <w:r>
+        <w:t>PM Madnani, Heena &lt;</w:t>
+      </w:r>
+      <w:hyperlink r:id="rId104" w:history="1">
+        <w:r>
+          <w:rPr>
+            <w:rStyle w:val="Hyperlink"/>
+          </w:rPr>
+          <w:t>heena.madnani@abbott.com</w:t>
+        </w:r>
+      </w:hyperlink>
+      <w:r>
+        <w:t>&gt; wrote:</w:t>
+      </w:r>
+    </w:p>
+    <w:p>
+      <w:r>
+        <w:t>Hello All,</w:t>
+      </w:r>
+    </w:p>
+    <w:p>
+      <w:r>
+        <w:lastRenderedPageBreak/>
+        <w:t> </w:t>
+      </w:r>
+    </w:p>
+    <w:p>
+      <w:r>
+        <w:t>Happy Monday! I hope everyone had a restful weekend.</w:t>
+      </w:r>
+    </w:p>
+    <w:p>
+      <w:r>
+        <w:t> </w:t>
+      </w:r>
+    </w:p>
+    <w:p>
+      <w:r>
+        <w:t xml:space="preserve">As we prepare for the upcoming release scheduled for October, I’m sharing the finalized list of requirements. </w:t>
+      </w:r>
+      <w:hyperlink r:id="rId105" w:history="1">
+        <w:r>
+          <w:rPr>
+            <w:rStyle w:val="Hyperlink"/>
+          </w:rPr>
+          <w:t>@Raj Bhattacharjee</w:t>
+        </w:r>
+      </w:hyperlink>
+      <w:r>
+        <w:t xml:space="preserve"> and </w:t>
+      </w:r>
+      <w:hyperlink r:id="rId106" w:history="1">
+        <w:r>
+          <w:rPr>
+            <w:rStyle w:val="Hyperlink"/>
+          </w:rPr>
+          <w:t>@Corinne Nagle</w:t>
+        </w:r>
+      </w:hyperlink>
+      <w:r>
+        <w:t> – the attached Excel file has been updated to reflect our discussions over the last 2 weeks. Attached file includes:</w:t>
+      </w:r>
+    </w:p>
+    <w:p>
+      <w:r>
+        <w:t> </w:t>
+      </w:r>
+    </w:p>
+    <w:p>
+      <w:pPr>
+        <w:numPr>
+          <w:ilvl w:val="0"/>
+          <w:numId w:val="2"/>
+        </w:numPr>
+      </w:pPr>
+      <w:r>
+        <w:t>Detailed requirement descriptions</w:t>
+      </w:r>
+    </w:p>
+    <w:p>
+      <w:pPr>
+        <w:numPr>
+          <w:ilvl w:val="0"/>
+          <w:numId w:val="2"/>
+        </w:numPr>
+      </w:pPr>
+      <w:r>
+        <w:t>Estimated effort for each item (Shared by Veeva team)</w:t>
+      </w:r>
+    </w:p>
+    <w:p>
+      <w:pPr>
+        <w:numPr>
+          <w:ilvl w:val="0"/>
+          <w:numId w:val="2"/>
+        </w:numPr>
+      </w:pPr>
+      <w:r>
+        <w:t>Project timeline, including deliverables from all stakeholders</w:t>
+      </w:r>
+    </w:p>
+    <w:p>
+      <w:r>
+        <w:t> </w:t>
+      </w:r>
+    </w:p>
+    <w:p>
+      <w:r>
+        <w:t>To ensure a successful deployment, I’d like to highlight the following key milestone dates:</w:t>
+      </w:r>
+    </w:p>
+    <w:p>
+      <w:r>
+        <w:t> </w:t>
+      </w:r>
+    </w:p>
+    <w:p>
+      <w:pPr>
+        <w:numPr>
+          <w:ilvl w:val="0"/>
+          <w:numId w:val="3"/>
+        </w:numPr>
+      </w:pPr>
+      <w:r>
+        <w:t>Partial Demo – September 30, 2025 at 10:00 AM PST</w:t>
+      </w:r>
+    </w:p>
+    <w:p>
+      <w:pPr>
+        <w:numPr>
+          <w:ilvl w:val="0"/>
+          <w:numId w:val="3"/>
+        </w:numPr>
+      </w:pPr>
+      <w:r>
+        <w:t>Code Migration: Partial to QA – By October 2, 2025 (Contingent on business review of all requirements during the demo)</w:t>
+      </w:r>
+    </w:p>
+    <w:p>
+      <w:pPr>
+        <w:numPr>
+          <w:ilvl w:val="0"/>
+          <w:numId w:val="3"/>
+        </w:numPr>
+      </w:pPr>
+      <w:r>
+        <w:t>Code Migration: QA to Production – October 17, 2025</w:t>
+      </w:r>
+    </w:p>
+    <w:p>
+      <w:r>
+        <w:t> </w:t>
+      </w:r>
+    </w:p>
+    <w:p>
+      <w:r>
+        <w:t>Please review the attached file and let me know if you have any questions or need further clarification.</w:t>
+      </w:r>
+    </w:p>
+    <w:p>
+      <w:r>
+        <w:t> </w:t>
+      </w:r>
+    </w:p>
+    <w:tbl>
+      <w:tblPr>
+        <w:tblW w:w="10339" w:type="dxa"/>
+        <w:tblCellMar>
+          <w:left w:w="0" w:type="dxa"/>
+          <w:right w:w="0" w:type="dxa"/>
+        </w:tblCellMar>
+        <w:tblLook w:val="04A0" w:firstRow="1" w:lastRow="0" w:firstColumn="1" w:lastColumn="0" w:noHBand="0" w:noVBand="1"/>
+      </w:tblPr>
+      <w:tblGrid>
+        <w:gridCol w:w="10339"/>
+      </w:tblGrid>
+      <w:tr>
+        <w:tc>
+          <w:tcPr>
+            <w:tcW w:w="10267" w:type="dxa"/>
+            <w:tcMar>
+              <w:top w:w="15" w:type="dxa"/>
+              <w:left w:w="15" w:type="dxa"/>
+              <w:bottom w:w="15" w:type="dxa"/>
+              <w:right w:w="15" w:type="dxa"/>
+            </w:tcMar>
+            <w:vAlign w:val="center"/>
+            <w:hideMark/>
+          </w:tcPr>
+          <w:p/>
+        </w:tc>
+      </w:tr>
+      <w:tr>
+        <w:tc>
+          <w:tcPr>
+            <w:tcW w:w="10267" w:type="dxa"/>
+            <w:tcMar>
+              <w:top w:w="15" w:type="dxa"/>
+              <w:left w:w="15" w:type="dxa"/>
+              <w:bottom w:w="15" w:type="dxa"/>
+              <w:right w:w="15" w:type="dxa"/>
+            </w:tcMar>
+            <w:vAlign w:val="center"/>
+            <w:hideMark/>
+          </w:tcPr>
+          <w:tbl>
+            <w:tblPr>
+              <w:tblW w:w="10230" w:type="dxa"/>
+              <w:tblCellMar>
+                <w:left w:w="0" w:type="dxa"/>
+                <w:right w:w="0" w:type="dxa"/>
+              </w:tblCellMar>
+              <w:tblLook w:val="04A0" w:firstRow="1" w:lastRow="0" w:firstColumn="1" w:lastColumn="0" w:noHBand="0" w:noVBand="1"/>
+            </w:tblPr>
+            <w:tblGrid>
+              <w:gridCol w:w="1980"/>
+              <w:gridCol w:w="2700"/>
+              <w:gridCol w:w="2460"/>
+              <w:gridCol w:w="3090"/>
+            </w:tblGrid>
+            <w:tr>
+              <w:tc>
+                <w:tcPr>
+                  <w:tcW w:w="1650" w:type="dxa"/>
+                  <w:tcMar>
+                    <w:top w:w="150" w:type="dxa"/>
+                    <w:left w:w="0" w:type="dxa"/>
+                    <w:bottom w:w="150" w:type="dxa"/>
+                    <w:right w:w="330" w:type="dxa"/>
+                  </w:tcMar>
+                  <w:hideMark/>
+                </w:tcPr>
+                <w:tbl>
+                  <w:tblPr>
+                    <w:tblW w:w="1650" w:type="dxa"/>
+                    <w:tblCellMar>
+                      <w:left w:w="0" w:type="dxa"/>
+                      <w:right w:w="0" w:type="dxa"/>
+                    </w:tblCellMar>
+                    <w:tblLook w:val="04A0" w:firstRow="1" w:lastRow="0" w:firstColumn="1" w:lastColumn="0" w:noHBand="0" w:noVBand="1"/>
+                  </w:tblPr>
+                  <w:tblGrid>
+                    <w:gridCol w:w="1650"/>
+                  </w:tblGrid>
+                  <w:tr>
+                    <w:tc>
+                      <w:tcPr>
+                        <w:tcW w:w="1650" w:type="dxa"/>
+                        <w:vAlign w:val="center"/>
+                        <w:hideMark/>
+                      </w:tcPr>
+                      <w:p>
+                        <w:r>
+                          <w:drawing>
+                            <wp:inline distT="0" distB="0" distL="0" distR="0" wp14:anchorId="43504FA3" wp14:editId="138BCD37">
+                              <wp:extent cx="1028700" cy="289560"/>
+                              <wp:effectExtent l="0" t="0" r="0" b="0"/>
+                              <wp:docPr id="133262475" name="Picture 10" descr="Abbott Logo"/>
+                              <wp:cNvGraphicFramePr>
+                                <a:graphicFrameLocks xmlns:a="http://schemas.openxmlformats.org/drawingml/2006/main" noChangeAspect="1"/>
+                              </wp:cNvGraphicFramePr>
+                              <a:graphic xmlns:a="http://schemas.openxmlformats.org/drawingml/2006/main">
+                                <a:graphicData uri="http://schemas.openxmlformats.org/drawingml/2006/picture">
+                                  <pic:pic xmlns:pic="http://schemas.openxmlformats.org/drawingml/2006/picture">
+                                    <pic:nvPicPr>
+                                      <pic:cNvPr id="0" name="x_m_4353046551423725003m_-7301599301496326668m_-7943792679972396085x_m_-9069664470792307127m_-8902845741147071689m_9054183389203980453m_-2868840666109266678Picture 1" descr="Abbott Logo"/>
+                                      <pic:cNvPicPr>
+                                        <a:picLocks noChangeAspect="1" noChangeArrowheads="1"/>
+                                      </pic:cNvPicPr>
+                                    </pic:nvPicPr>
+                                    <pic:blipFill>
+                                      <a:blip r:embed="rId48">
+                                        <a:extLst>
+                                          <a:ext uri="{28A0092B-C50C-407E-A947-70E740481C1C}">
+                                            <a14:useLocalDpi xmlns:a14="http://schemas.microsoft.com/office/drawing/2010/main" val="0"/>
+                                          </a:ext>
+                                        </a:extLst>
+                                      </a:blip>
+                                      <a:srcRect/>
+                                      <a:stretch>
+                                        <a:fillRect/>
+                                      </a:stretch>
+                                    </pic:blipFill>
+                                    <pic:spPr bwMode="auto">
+                                      <a:xfrm>
+                                        <a:off x="0" y="0"/>
+                                        <a:ext cx="1028700" cy="289560"/>
+                                      </a:xfrm>
+                                      <a:prstGeom prst="rect">
+                                        <a:avLst/>
+                                      </a:prstGeom>
+                                      <a:noFill/>
+                                      <a:ln>
+                                        <a:noFill/>
+                                      </a:ln>
+                                    </pic:spPr>
+                                  </pic:pic>
+                                </a:graphicData>
+                              </a:graphic>
+                            </wp:inline>
+                          </w:drawing>
+                        </w:r>
+                      </w:p>
+                    </w:tc>
+                  </w:tr>
+                </w:tbl>
+                <w:p/>
+              </w:tc>
+              <w:tc>
+                <w:tcPr>
+                  <w:tcW w:w="2550" w:type="dxa"/>
+                  <w:tcMar>
+                    <w:top w:w="150" w:type="dxa"/>
+                    <w:left w:w="0" w:type="dxa"/>
+                    <w:bottom w:w="150" w:type="dxa"/>
+                    <w:right w:w="150" w:type="dxa"/>
+                  </w:tcMar>
+                  <w:hideMark/>
+                </w:tcPr>
+                <w:tbl>
+                  <w:tblPr>
+                    <w:tblW w:w="2550" w:type="dxa"/>
+                    <w:tblCellMar>
+                      <w:left w:w="0" w:type="dxa"/>
+                      <w:right w:w="0" w:type="dxa"/>
+                    </w:tblCellMar>
+                    <w:tblLook w:val="04A0" w:firstRow="1" w:lastRow="0" w:firstColumn="1" w:lastColumn="0" w:noHBand="0" w:noVBand="1"/>
+                  </w:tblPr>
+                  <w:tblGrid>
+                    <w:gridCol w:w="2550"/>
+                  </w:tblGrid>
+                  <w:tr>
+                    <w:tc>
+                      <w:tcPr>
+                        <w:tcW w:w="2550" w:type="dxa"/>
+                        <w:vAlign w:val="center"/>
+                        <w:hideMark/>
+                      </w:tcPr>
+                      <w:p>
+                        <w:r>
+                          <w:t>Heena Madnani</w:t>
+                        </w:r>
+                      </w:p>
+                    </w:tc>
+                  </w:tr>
+                  <w:tr>
+                    <w:tc>
+                      <w:tcPr>
+                        <w:tcW w:w="2550" w:type="dxa"/>
+                        <w:vAlign w:val="center"/>
+                        <w:hideMark/>
+                      </w:tcPr>
+                      <w:p>
+                        <w:r>
+                          <w:t>Abbott Diabetes Care</w:t>
+                        </w:r>
+                      </w:p>
+                    </w:tc>
+                  </w:tr>
+                  <w:tr>
+                    <w:tc>
+                      <w:tcPr>
+                        <w:tcW w:w="2550" w:type="dxa"/>
+                        <w:hideMark/>
+                      </w:tcPr>
+                      <w:p>
+                        <w:r>
+                          <w:t>IT Business Analyst</w:t>
+                        </w:r>
+                      </w:p>
+                    </w:tc>
+                  </w:tr>
+                  <w:tr>
+                    <w:tc>
+                      <w:tcPr>
+                        <w:tcW w:w="2550" w:type="dxa"/>
+                        <w:vAlign w:val="center"/>
+                        <w:hideMark/>
+                      </w:tcPr>
+                      <w:p/>
+                    </w:tc>
+                  </w:tr>
+                </w:tbl>
+                <w:p/>
+              </w:tc>
+              <w:tc>
+                <w:tcPr>
+                  <w:tcW w:w="2310" w:type="dxa"/>
+                  <w:tcMar>
+                    <w:top w:w="150" w:type="dxa"/>
+                    <w:left w:w="0" w:type="dxa"/>
+                    <w:bottom w:w="150" w:type="dxa"/>
+                    <w:right w:w="150" w:type="dxa"/>
+                  </w:tcMar>
+                  <w:hideMark/>
+                </w:tcPr>
+                <w:tbl>
+                  <w:tblPr>
+                    <w:tblW w:w="2310" w:type="dxa"/>
+                    <w:tblCellMar>
+                      <w:left w:w="0" w:type="dxa"/>
+                      <w:right w:w="0" w:type="dxa"/>
+                    </w:tblCellMar>
+                    <w:tblLook w:val="04A0" w:firstRow="1" w:lastRow="0" w:firstColumn="1" w:lastColumn="0" w:noHBand="0" w:noVBand="1"/>
+                  </w:tblPr>
+                  <w:tblGrid>
+                    <w:gridCol w:w="2310"/>
+                  </w:tblGrid>
+                  <w:tr>
+                    <w:tc>
+                      <w:tcPr>
+                        <w:tcW w:w="0" w:type="auto"/>
+                        <w:vAlign w:val="center"/>
+                        <w:hideMark/>
+                      </w:tcPr>
+                      <w:p>
+                        <w:r>
+                          <w:t>Abbott Diabetes Care</w:t>
+                        </w:r>
+                      </w:p>
+                    </w:tc>
+                  </w:tr>
+                  <w:tr>
+                    <w:tc>
+                      <w:tcPr>
+                        <w:tcW w:w="2310" w:type="dxa"/>
+                        <w:vAlign w:val="center"/>
+                        <w:hideMark/>
+                      </w:tcPr>
+                      <w:p>
+                        <w:r>
+                          <w:t>1420 Harbor Bay Pkwy</w:t>
+                        </w:r>
+                      </w:p>
+                    </w:tc>
+                  </w:tr>
+                  <w:tr>
+                    <w:tc>
+                      <w:tcPr>
+                        <w:tcW w:w="2310" w:type="dxa"/>
+                        <w:vAlign w:val="center"/>
+                        <w:hideMark/>
+                      </w:tcPr>
+                      <w:p>
+                        <w:r>
+                          <w:t>Alameda, CA - 94502</w:t>
+                        </w:r>
+                      </w:p>
+                    </w:tc>
+                  </w:tr>
+                </w:tbl>
+                <w:p/>
+              </w:tc>
+              <w:tc>
+                <w:tcPr>
+                  <w:tcW w:w="3090" w:type="dxa"/>
+                  <w:tcMar>
+                    <w:top w:w="150" w:type="dxa"/>
+                    <w:left w:w="0" w:type="dxa"/>
+                    <w:bottom w:w="150" w:type="dxa"/>
+                    <w:right w:w="0" w:type="dxa"/>
+                  </w:tcMar>
+                  <w:hideMark/>
+                </w:tcPr>
+                <w:p>
+                  <w:hyperlink r:id="rId107" w:history="1">
+                    <w:r>
+                      <w:rPr>
+                        <w:rStyle w:val="Hyperlink"/>
+                      </w:rPr>
+                      <w:t>heena.madnani@abbott.com</w:t>
+                    </w:r>
+                  </w:hyperlink>
+                </w:p>
+                <w:tbl>
+                  <w:tblPr>
+                    <w:tblW w:w="3090" w:type="dxa"/>
+                    <w:tblCellMar>
+                      <w:left w:w="0" w:type="dxa"/>
+                      <w:right w:w="0" w:type="dxa"/>
+                    </w:tblCellMar>
+                    <w:tblLook w:val="04A0" w:firstRow="1" w:lastRow="0" w:firstColumn="1" w:lastColumn="0" w:noHBand="0" w:noVBand="1"/>
+                  </w:tblPr>
+                  <w:tblGrid>
+                    <w:gridCol w:w="259"/>
+                    <w:gridCol w:w="2831"/>
+                  </w:tblGrid>
+                  <w:tr>
+                    <w:tc>
+                      <w:tcPr>
+                        <w:tcW w:w="159" w:type="dxa"/>
+                        <w:vAlign w:val="center"/>
+                        <w:hideMark/>
+                      </w:tcPr>
+                      <w:p>
+                        <w:r>
+                          <w:t>M:</w:t>
+                        </w:r>
+                      </w:p>
+                    </w:tc>
+                    <w:tc>
+                      <w:tcPr>
+                        <w:tcW w:w="2931" w:type="dxa"/>
+                        <w:vAlign w:val="center"/>
+                        <w:hideMark/>
+                      </w:tcPr>
+                      <w:p>
+                        <w:r>
+                          <w:t>+1 (628) 255-6877</w:t>
+                        </w:r>
+                      </w:p>
+                    </w:tc>
+                  </w:tr>
+                  <w:tr>
+                    <w:tc>
+                      <w:tcPr>
+                        <w:tcW w:w="159" w:type="dxa"/>
+                        <w:vAlign w:val="center"/>
+                        <w:hideMark/>
+                      </w:tcPr>
+                      <w:p>
+                        <w:r>
+                          <w:t> </w:t>
+                        </w:r>
+                      </w:p>
+                    </w:tc>
+                    <w:tc>
+                      <w:tcPr>
+                        <w:tcW w:w="2931" w:type="dxa"/>
+                        <w:vAlign w:val="center"/>
+                        <w:hideMark/>
+                      </w:tcPr>
+                      <w:p>
+                        <w:r>
+                          <w:t> </w:t>
+                        </w:r>
+                      </w:p>
+                    </w:tc>
+                  </w:tr>
+                  <w:tr>
+                    <w:tc>
+                      <w:tcPr>
+                        <w:tcW w:w="0" w:type="auto"/>
+                        <w:gridSpan w:val="2"/>
+                        <w:vAlign w:val="center"/>
+                        <w:hideMark/>
+                      </w:tcPr>
+                      <w:p/>
+                    </w:tc>
+                  </w:tr>
+                </w:tbl>
+                <w:p/>
+              </w:tc>
+            </w:tr>
+          </w:tbl>
+          <w:p/>
+        </w:tc>
+      </w:tr>
+    </w:tbl>
+    <w:p>
+      <w:r>
+        <w:t> </w:t>
+      </w:r>
+    </w:p>
+    <w:p>
+      <w:r>
+        <w:t> </w:t>
+      </w:r>
+    </w:p>
+    <w:p>
+      <w:r>
+        <w:lastRenderedPageBreak/>
+        <w:t> </w:t>
+      </w:r>
+    </w:p>
+    <w:p>
+      <w:r>
+        <w:t> </w:t>
+      </w:r>
+    </w:p>
+    <w:p>
+      <w:r>
+        <w:t>--</w:t>
+      </w:r>
+    </w:p>
+    <w:p>
+      <w:r>
+        <w:rPr>
+          <w:b/>
+          <w:bCs/>
+        </w:rPr>
+        <w:t>Corinne Nagle</w:t>
+      </w:r>
+    </w:p>
+    <w:p>
+      <w:r>
+        <w:t>Managed Services Consultant</w:t>
+      </w:r>
+    </w:p>
+    <w:p>
+      <w:r>
+        <w:rPr>
+          <w:b/>
+          <w:bCs/>
+        </w:rPr>
+        <w:t>Veeva Systems</w:t>
+      </w:r>
+    </w:p>
+    <w:p>
+      <w:hyperlink r:id="rId108" w:history="1">
+        <w:r>
+          <w:rPr>
+            <w:rStyle w:val="Hyperlink"/>
+          </w:rPr>
+          <w:t>corinne.nagle@veeva.com</w:t>
+        </w:r>
+      </w:hyperlink>
+    </w:p>
+    <w:p>
+      <w:r>
+        <w:t> </w:t>
+      </w:r>
+    </w:p>
+    <w:p>
+      <w:r>
+        <w:rPr>
+          <w:b/>
+          <w:bCs/>
+          <w:i/>
+          <w:iCs/>
+        </w:rPr>
+        <w:t>Upcoming Out of Office: </w:t>
+      </w:r>
+    </w:p>
+    <w:p/>
+    <w:p>
+      <w:r>
+        <w:t> </w:t>
+      </w:r>
+    </w:p>
+    <w:p>
+      <w:r>
+        <w:t>--</w:t>
+      </w:r>
+    </w:p>
+    <w:p>
+      <w:r>
+        <w:rPr>
+          <w:b/>
+          <w:bCs/>
+        </w:rPr>
+        <w:t>Corinne Nagle</w:t>
+      </w:r>
+    </w:p>
+    <w:p>
+      <w:r>
+        <w:t>Managed Services Consultant</w:t>
+      </w:r>
+    </w:p>
+    <w:p>
+      <w:r>
+        <w:rPr>
+          <w:b/>
+          <w:bCs/>
+        </w:rPr>
+        <w:t>Veeva Systems</w:t>
+      </w:r>
+    </w:p>
+    <w:p>
+      <w:hyperlink r:id="rId109" w:history="1">
+        <w:r>
+          <w:rPr>
+            <w:rStyle w:val="Hyperlink"/>
+          </w:rPr>
+          <w:t>corinne.nagle@veeva.com</w:t>
+        </w:r>
+      </w:hyperlink>
+    </w:p>
+    <w:p>
+      <w:r>
+        <w:t> </w:t>
+      </w:r>
+    </w:p>
+    <w:p>
+      <w:r>
+        <w:rPr>
+          <w:b/>
+          <w:bCs/>
+          <w:i/>
+          <w:iCs/>
+        </w:rPr>
+        <w:t>Upcoming Out of Office: </w:t>
+      </w:r>
+    </w:p>
+    <w:p/>
+    <w:p/>
+    <w:p>
+      <w:r>
+        <w:t>--</w:t>
+      </w:r>
+    </w:p>
+    <w:p>
+      <w:r>
+        <w:rPr>
+          <w:b/>
+          <w:bCs/>
+        </w:rPr>
+        <w:t>Corinne Nagle</w:t>
+      </w:r>
+    </w:p>
+    <w:p>
+      <w:r>
+        <w:t>Managed Services Consultant</w:t>
+      </w:r>
+    </w:p>
+    <w:p>
+      <w:r>
+        <w:rPr>
+          <w:b/>
+          <w:bCs/>
+        </w:rPr>
+        <w:t>Veeva Systems</w:t>
+      </w:r>
+    </w:p>
+    <w:p>
+      <w:hyperlink r:id="rId110" w:history="1">
+        <w:r>
+          <w:rPr>
+            <w:rStyle w:val="Hyperlink"/>
+          </w:rPr>
+          <w:t>corinne.nagle@veeva.com</w:t>
+        </w:r>
+      </w:hyperlink>
+    </w:p>
+    <w:p/>
+    <w:p>
+      <w:r>
+        <w:rPr>
+          <w:b/>
+          <w:bCs/>
+          <w:i/>
+          <w:iCs/>
+        </w:rPr>
+        <w:lastRenderedPageBreak/>
+        <w:t>Upcoming Out of Office: </w:t>
+      </w:r>
+      <w:bookmarkEnd w:id="1"/>
+    </w:p>
+    <w:p/>
     <w:sectPr>
       <w:pgSz w:w="12240" w:h="15840"/>
       <w:pgMar w:top="1440" w:right="1440" w:bottom="1440" w:left="1440" w:header="720" w:footer="720" w:gutter="0"/>
@@ -65,6 +5440,440 @@
     </w:sectPr>
   </w:body>
 </w:document>
+</file>
+
+<file path=word/numbering.xml><?xml version="1.0" encoding="utf-8"?>
+<w:numbering xmlns:wpc="http://schemas.microsoft.com/office/word/2010/wordprocessingCanvas" xmlns:cx="http://schemas.microsoft.com/office/drawing/2014/chartex" xmlns:cx1="http://schemas.microsoft.com/office/drawing/2015/9/8/chartex" xmlns:cx2="http://schemas.microsoft.com/office/drawing/2015/10/21/chartex" xmlns:cx3="http://schemas.microsoft.com/office/drawing/2016/5/9/chartex" xmlns:cx4="http://schemas.microsoft.com/office/drawing/2016/5/10/chartex" xmlns:cx5="http://schemas.microsoft.com/office/drawing/2016/5/11/chartex" xmlns:cx6="http://schemas.microsoft.com/office/drawing/2016/5/12/chartex" xmlns:cx7="http://schemas.microsoft.com/office/drawing/2016/5/13/chartex" xmlns:cx8="http://schemas.microsoft.com/office/drawing/2016/5/14/chartex" xmlns:mc="http://schemas.openxmlformats.org/markup-compatibility/2006" xmlns:aink="http://schemas.microsoft.com/office/drawing/2016/ink" xmlns:am3d="http://schemas.microsoft.com/office/drawing/2017/model3d" xmlns:o="urn:schemas-microsoft-com:office:office" xmlns:oel="http://schemas.microsoft.com/office/2019/extlst" xmlns:r="http://schemas.openxmlformats.org/officeDocument/2006/relationships" xmlns:m="http://schemas.openxmlformats.org/officeDocument/2006/math" xmlns:v="urn:schemas-microsoft-com:vml" xmlns:wp14="http://schemas.microsoft.com/office/word/2010/wordprocessingDrawing" xmlns:wp="http://schemas.openxmlformats.org/drawingml/2006/wordprocessingDrawing" xmlns:w10="urn:schemas-microsoft-com:office:word" xmlns:w="http://schemas.openxmlformats.org/wordprocessingml/2006/main" xmlns:w14="http://schemas.microsoft.com/office/word/2010/wordml" xmlns:w15="http://schemas.microsoft.com/office/word/2012/wordml" xmlns:w16cex="http://schemas.microsoft.com/office/word/2018/wordml/cex" xmlns:w16cid="http://schemas.microsoft.com/office/word/2016/wordml/cid" xmlns:w16="http://schemas.microsoft.com/office/word/2018/wordml" xmlns:w16du="http://schemas.microsoft.com/office/word/2023/wordml/word16du" xmlns:w16sdtdh="http://schemas.microsoft.com/office/word/2020/wordml/sdtdatahash" xmlns:w16sdtfl="http://schemas.microsoft.com/office/word/2024/wordml/sdtformatlock" xmlns:w16se="http://schemas.microsoft.com/office/word/2015/wordml/symex" xmlns:wpg="http://schemas.microsoft.com/office/word/2010/wordprocessingGroup" xmlns:wpi="http://schemas.microsoft.com/office/word/2010/wordprocessingInk" xmlns:wne="http://schemas.microsoft.com/office/word/2006/wordml" xmlns:wps="http://schemas.microsoft.com/office/word/2010/wordprocessingShape" mc:Ignorable="w14 w15 w16se w16cid w16 w16cex w16sdtdh w16sdtfl w16du wp14">
+  <w:abstractNum w:abstractNumId="0" w15:restartNumberingAfterBreak="0">
+    <w:nsid w:val="058F6EBD"/>
+    <w:multiLevelType w:val="multilevel"/>
+    <w:tmpl w:val="14462D38"/>
+    <w:lvl w:ilvl="0">
+      <w:start w:val="1"/>
+      <w:numFmt w:val="decimal"/>
+      <w:lvlText w:val="%1."/>
+      <w:lvlJc w:val="left"/>
+      <w:pPr>
+        <w:tabs>
+          <w:tab w:val="num" w:pos="720"/>
+        </w:tabs>
+        <w:ind w:left="720" w:hanging="360"/>
+      </w:pPr>
+    </w:lvl>
+    <w:lvl w:ilvl="1">
+      <w:start w:val="1"/>
+      <w:numFmt w:val="decimal"/>
+      <w:lvlText w:val="%2."/>
+      <w:lvlJc w:val="left"/>
+      <w:pPr>
+        <w:tabs>
+          <w:tab w:val="num" w:pos="1440"/>
+        </w:tabs>
+        <w:ind w:left="1440" w:hanging="360"/>
+      </w:pPr>
+    </w:lvl>
+    <w:lvl w:ilvl="2">
+      <w:start w:val="1"/>
+      <w:numFmt w:val="decimal"/>
+      <w:lvlText w:val="%3."/>
+      <w:lvlJc w:val="left"/>
+      <w:pPr>
+        <w:tabs>
+          <w:tab w:val="num" w:pos="2160"/>
+        </w:tabs>
+        <w:ind w:left="2160" w:hanging="360"/>
+      </w:pPr>
+    </w:lvl>
+    <w:lvl w:ilvl="3">
+      <w:start w:val="1"/>
+      <w:numFmt w:val="decimal"/>
+      <w:lvlText w:val="%4."/>
+      <w:lvlJc w:val="left"/>
+      <w:pPr>
+        <w:tabs>
+          <w:tab w:val="num" w:pos="2880"/>
+        </w:tabs>
+        <w:ind w:left="2880" w:hanging="360"/>
+      </w:pPr>
+    </w:lvl>
+    <w:lvl w:ilvl="4">
+      <w:start w:val="1"/>
+      <w:numFmt w:val="decimal"/>
+      <w:lvlText w:val="%5."/>
+      <w:lvlJc w:val="left"/>
+      <w:pPr>
+        <w:tabs>
+          <w:tab w:val="num" w:pos="3600"/>
+        </w:tabs>
+        <w:ind w:left="3600" w:hanging="360"/>
+      </w:pPr>
+    </w:lvl>
+    <w:lvl w:ilvl="5">
+      <w:start w:val="1"/>
+      <w:numFmt w:val="decimal"/>
+      <w:lvlText w:val="%6."/>
+      <w:lvlJc w:val="left"/>
+      <w:pPr>
+        <w:tabs>
+          <w:tab w:val="num" w:pos="4320"/>
+        </w:tabs>
+        <w:ind w:left="4320" w:hanging="360"/>
+      </w:pPr>
+    </w:lvl>
+    <w:lvl w:ilvl="6">
+      <w:start w:val="1"/>
+      <w:numFmt w:val="decimal"/>
+      <w:lvlText w:val="%7."/>
+      <w:lvlJc w:val="left"/>
+      <w:pPr>
+        <w:tabs>
+          <w:tab w:val="num" w:pos="5040"/>
+        </w:tabs>
+        <w:ind w:left="5040" w:hanging="360"/>
+      </w:pPr>
+    </w:lvl>
+    <w:lvl w:ilvl="7">
+      <w:start w:val="1"/>
+      <w:numFmt w:val="decimal"/>
+      <w:lvlText w:val="%8."/>
+      <w:lvlJc w:val="left"/>
+      <w:pPr>
+        <w:tabs>
+          <w:tab w:val="num" w:pos="5760"/>
+        </w:tabs>
+        <w:ind w:left="5760" w:hanging="360"/>
+      </w:pPr>
+    </w:lvl>
+    <w:lvl w:ilvl="8">
+      <w:start w:val="1"/>
+      <w:numFmt w:val="decimal"/>
+      <w:lvlText w:val="%9."/>
+      <w:lvlJc w:val="left"/>
+      <w:pPr>
+        <w:tabs>
+          <w:tab w:val="num" w:pos="6480"/>
+        </w:tabs>
+        <w:ind w:left="6480" w:hanging="360"/>
+      </w:pPr>
+    </w:lvl>
+  </w:abstractNum>
+  <w:abstractNum w:abstractNumId="1" w15:restartNumberingAfterBreak="0">
+    <w:nsid w:val="3071212F"/>
+    <w:multiLevelType w:val="multilevel"/>
+    <w:tmpl w:val="78028704"/>
+    <w:lvl w:ilvl="0">
+      <w:start w:val="1"/>
+      <w:numFmt w:val="decimal"/>
+      <w:lvlText w:val="%1."/>
+      <w:lvlJc w:val="left"/>
+      <w:pPr>
+        <w:tabs>
+          <w:tab w:val="num" w:pos="720"/>
+        </w:tabs>
+        <w:ind w:left="720" w:hanging="360"/>
+      </w:pPr>
+    </w:lvl>
+    <w:lvl w:ilvl="1">
+      <w:start w:val="1"/>
+      <w:numFmt w:val="decimal"/>
+      <w:lvlText w:val="%2."/>
+      <w:lvlJc w:val="left"/>
+      <w:pPr>
+        <w:tabs>
+          <w:tab w:val="num" w:pos="1440"/>
+        </w:tabs>
+        <w:ind w:left="1440" w:hanging="360"/>
+      </w:pPr>
+    </w:lvl>
+    <w:lvl w:ilvl="2">
+      <w:start w:val="1"/>
+      <w:numFmt w:val="decimal"/>
+      <w:lvlText w:val="%3."/>
+      <w:lvlJc w:val="left"/>
+      <w:pPr>
+        <w:tabs>
+          <w:tab w:val="num" w:pos="2160"/>
+        </w:tabs>
+        <w:ind w:left="2160" w:hanging="360"/>
+      </w:pPr>
+    </w:lvl>
+    <w:lvl w:ilvl="3">
+      <w:start w:val="1"/>
+      <w:numFmt w:val="decimal"/>
+      <w:lvlText w:val="%4."/>
+      <w:lvlJc w:val="left"/>
+      <w:pPr>
+        <w:tabs>
+          <w:tab w:val="num" w:pos="2880"/>
+        </w:tabs>
+        <w:ind w:left="2880" w:hanging="360"/>
+      </w:pPr>
+    </w:lvl>
+    <w:lvl w:ilvl="4">
+      <w:start w:val="1"/>
+      <w:numFmt w:val="decimal"/>
+      <w:lvlText w:val="%5."/>
+      <w:lvlJc w:val="left"/>
+      <w:pPr>
+        <w:tabs>
+          <w:tab w:val="num" w:pos="3600"/>
+        </w:tabs>
+        <w:ind w:left="3600" w:hanging="360"/>
+      </w:pPr>
+    </w:lvl>
+    <w:lvl w:ilvl="5">
+      <w:start w:val="1"/>
+      <w:numFmt w:val="decimal"/>
+      <w:lvlText w:val="%6."/>
+      <w:lvlJc w:val="left"/>
+      <w:pPr>
+        <w:tabs>
+          <w:tab w:val="num" w:pos="4320"/>
+        </w:tabs>
+        <w:ind w:left="4320" w:hanging="360"/>
+      </w:pPr>
+    </w:lvl>
+    <w:lvl w:ilvl="6">
+      <w:start w:val="1"/>
+      <w:numFmt w:val="decimal"/>
+      <w:lvlText w:val="%7."/>
+      <w:lvlJc w:val="left"/>
+      <w:pPr>
+        <w:tabs>
+          <w:tab w:val="num" w:pos="5040"/>
+        </w:tabs>
+        <w:ind w:left="5040" w:hanging="360"/>
+      </w:pPr>
+    </w:lvl>
+    <w:lvl w:ilvl="7">
+      <w:start w:val="1"/>
+      <w:numFmt w:val="decimal"/>
+      <w:lvlText w:val="%8."/>
+      <w:lvlJc w:val="left"/>
+      <w:pPr>
+        <w:tabs>
+          <w:tab w:val="num" w:pos="5760"/>
+        </w:tabs>
+        <w:ind w:left="5760" w:hanging="360"/>
+      </w:pPr>
+    </w:lvl>
+    <w:lvl w:ilvl="8">
+      <w:start w:val="1"/>
+      <w:numFmt w:val="decimal"/>
+      <w:lvlText w:val="%9."/>
+      <w:lvlJc w:val="left"/>
+      <w:pPr>
+        <w:tabs>
+          <w:tab w:val="num" w:pos="6480"/>
+        </w:tabs>
+        <w:ind w:left="6480" w:hanging="360"/>
+      </w:pPr>
+    </w:lvl>
+  </w:abstractNum>
+  <w:abstractNum w:abstractNumId="2" w15:restartNumberingAfterBreak="0">
+    <w:nsid w:val="3CF679C4"/>
+    <w:multiLevelType w:val="multilevel"/>
+    <w:tmpl w:val="4BD0FF78"/>
+    <w:lvl w:ilvl="0">
+      <w:start w:val="1"/>
+      <w:numFmt w:val="decimal"/>
+      <w:lvlText w:val="%1."/>
+      <w:lvlJc w:val="left"/>
+      <w:pPr>
+        <w:tabs>
+          <w:tab w:val="num" w:pos="720"/>
+        </w:tabs>
+        <w:ind w:left="720" w:hanging="360"/>
+      </w:pPr>
+    </w:lvl>
+    <w:lvl w:ilvl="1">
+      <w:start w:val="1"/>
+      <w:numFmt w:val="decimal"/>
+      <w:lvlText w:val="%2."/>
+      <w:lvlJc w:val="left"/>
+      <w:pPr>
+        <w:tabs>
+          <w:tab w:val="num" w:pos="1440"/>
+        </w:tabs>
+        <w:ind w:left="1440" w:hanging="360"/>
+      </w:pPr>
+    </w:lvl>
+    <w:lvl w:ilvl="2">
+      <w:start w:val="1"/>
+      <w:numFmt w:val="decimal"/>
+      <w:lvlText w:val="%3."/>
+      <w:lvlJc w:val="left"/>
+      <w:pPr>
+        <w:tabs>
+          <w:tab w:val="num" w:pos="2160"/>
+        </w:tabs>
+        <w:ind w:left="2160" w:hanging="360"/>
+      </w:pPr>
+    </w:lvl>
+    <w:lvl w:ilvl="3">
+      <w:start w:val="1"/>
+      <w:numFmt w:val="decimal"/>
+      <w:lvlText w:val="%4."/>
+      <w:lvlJc w:val="left"/>
+      <w:pPr>
+        <w:tabs>
+          <w:tab w:val="num" w:pos="2880"/>
+        </w:tabs>
+        <w:ind w:left="2880" w:hanging="360"/>
+      </w:pPr>
+    </w:lvl>
+    <w:lvl w:ilvl="4">
+      <w:start w:val="1"/>
+      <w:numFmt w:val="decimal"/>
+      <w:lvlText w:val="%5."/>
+      <w:lvlJc w:val="left"/>
+      <w:pPr>
+        <w:tabs>
+          <w:tab w:val="num" w:pos="3600"/>
+        </w:tabs>
+        <w:ind w:left="3600" w:hanging="360"/>
+      </w:pPr>
+    </w:lvl>
+    <w:lvl w:ilvl="5">
+      <w:start w:val="1"/>
+      <w:numFmt w:val="decimal"/>
+      <w:lvlText w:val="%6."/>
+      <w:lvlJc w:val="left"/>
+      <w:pPr>
+        <w:tabs>
+          <w:tab w:val="num" w:pos="4320"/>
+        </w:tabs>
+        <w:ind w:left="4320" w:hanging="360"/>
+      </w:pPr>
+    </w:lvl>
+    <w:lvl w:ilvl="6">
+      <w:start w:val="1"/>
+      <w:numFmt w:val="decimal"/>
+      <w:lvlText w:val="%7."/>
+      <w:lvlJc w:val="left"/>
+      <w:pPr>
+        <w:tabs>
+          <w:tab w:val="num" w:pos="5040"/>
+        </w:tabs>
+        <w:ind w:left="5040" w:hanging="360"/>
+      </w:pPr>
+    </w:lvl>
+    <w:lvl w:ilvl="7">
+      <w:start w:val="1"/>
+      <w:numFmt w:val="decimal"/>
+      <w:lvlText w:val="%8."/>
+      <w:lvlJc w:val="left"/>
+      <w:pPr>
+        <w:tabs>
+          <w:tab w:val="num" w:pos="5760"/>
+        </w:tabs>
+        <w:ind w:left="5760" w:hanging="360"/>
+      </w:pPr>
+    </w:lvl>
+    <w:lvl w:ilvl="8">
+      <w:start w:val="1"/>
+      <w:numFmt w:val="decimal"/>
+      <w:lvlText w:val="%9."/>
+      <w:lvlJc w:val="left"/>
+      <w:pPr>
+        <w:tabs>
+          <w:tab w:val="num" w:pos="6480"/>
+        </w:tabs>
+        <w:ind w:left="6480" w:hanging="360"/>
+      </w:pPr>
+    </w:lvl>
+  </w:abstractNum>
+  <w:num w:numId="1" w16cid:durableId="441605924">
+    <w:abstractNumId w:val="1"/>
+    <w:lvlOverride w:ilvl="0">
+      <w:startOverride w:val="1"/>
+    </w:lvlOverride>
+    <w:lvlOverride w:ilvl="1">
+      <w:startOverride w:val="1"/>
+    </w:lvlOverride>
+    <w:lvlOverride w:ilvl="2">
+      <w:startOverride w:val="1"/>
+    </w:lvlOverride>
+    <w:lvlOverride w:ilvl="3">
+      <w:startOverride w:val="1"/>
+    </w:lvlOverride>
+    <w:lvlOverride w:ilvl="4">
+      <w:startOverride w:val="1"/>
+    </w:lvlOverride>
+    <w:lvlOverride w:ilvl="5">
+      <w:startOverride w:val="1"/>
+    </w:lvlOverride>
+    <w:lvlOverride w:ilvl="6">
+      <w:startOverride w:val="1"/>
+    </w:lvlOverride>
+    <w:lvlOverride w:ilvl="7">
+      <w:startOverride w:val="1"/>
+    </w:lvlOverride>
+    <w:lvlOverride w:ilvl="8">
+      <w:startOverride w:val="1"/>
+    </w:lvlOverride>
+  </w:num>
+  <w:num w:numId="2" w16cid:durableId="2128238324">
+    <w:abstractNumId w:val="0"/>
+    <w:lvlOverride w:ilvl="0">
+      <w:startOverride w:val="1"/>
+    </w:lvlOverride>
+    <w:lvlOverride w:ilvl="1">
+      <w:startOverride w:val="1"/>
+    </w:lvlOverride>
+    <w:lvlOverride w:ilvl="2">
+      <w:startOverride w:val="1"/>
+    </w:lvlOverride>
+    <w:lvlOverride w:ilvl="3">
+      <w:startOverride w:val="1"/>
+    </w:lvlOverride>
+    <w:lvlOverride w:ilvl="4">
+      <w:startOverride w:val="1"/>
+    </w:lvlOverride>
+    <w:lvlOverride w:ilvl="5">
+      <w:startOverride w:val="1"/>
+    </w:lvlOverride>
+    <w:lvlOverride w:ilvl="6">
+      <w:startOverride w:val="1"/>
+    </w:lvlOverride>
+    <w:lvlOverride w:ilvl="7">
+      <w:startOverride w:val="1"/>
+    </w:lvlOverride>
+    <w:lvlOverride w:ilvl="8">
+      <w:startOverride w:val="1"/>
+    </w:lvlOverride>
+  </w:num>
+  <w:num w:numId="3" w16cid:durableId="97529517">
+    <w:abstractNumId w:val="2"/>
+    <w:lvlOverride w:ilvl="0">
+      <w:startOverride w:val="1"/>
+    </w:lvlOverride>
+    <w:lvlOverride w:ilvl="1">
+      <w:startOverride w:val="1"/>
+    </w:lvlOverride>
+    <w:lvlOverride w:ilvl="2">
+      <w:startOverride w:val="1"/>
+    </w:lvlOverride>
+    <w:lvlOverride w:ilvl="3">
+      <w:startOverride w:val="1"/>
+    </w:lvlOverride>
+    <w:lvlOverride w:ilvl="4">
+      <w:startOverride w:val="1"/>
+    </w:lvlOverride>
+    <w:lvlOverride w:ilvl="5">
+      <w:startOverride w:val="1"/>
+    </w:lvlOverride>
+    <w:lvlOverride w:ilvl="6">
+      <w:startOverride w:val="1"/>
+    </w:lvlOverride>
+    <w:lvlOverride w:ilvl="7">
+      <w:startOverride w:val="1"/>
+    </w:lvlOverride>
+    <w:lvlOverride w:ilvl="8">
+      <w:startOverride w:val="1"/>
+    </w:lvlOverride>
+  </w:num>
+</w:numbering>
 </file>
 
 <file path=word/styles.xml><?xml version="1.0" encoding="utf-8"?>
@@ -670,7 +6479,6 @@
   <w:style w:type="character" w:default="1" w:styleId="DefaultParagraphFont">
     <w:name w:val="Default Paragraph Font"/>
     <w:uiPriority w:val="1"/>
-    <w:semiHidden/>
     <w:unhideWhenUsed/>
   </w:style>
   <w:style w:type="table" w:default="1" w:styleId="TableNormal">
@@ -982,6 +6790,29 @@
       <w:smallCaps/>
       <w:color w:val="0F4761" w:themeColor="accent1" w:themeShade="BF"/>
       <w:spacing w:val="5"/>
+    </w:rPr>
+  </w:style>
+  <w:style w:type="character" w:styleId="Hyperlink">
+    <w:name w:val="Hyperlink"/>
+    <w:basedOn w:val="DefaultParagraphFont"/>
+    <w:uiPriority w:val="99"/>
+    <w:unhideWhenUsed/>
+    <w:rsid w:val="00FE7370"/>
+    <w:rPr>
+      <w:color w:val="467886" w:themeColor="hyperlink"/>
+      <w:u w:val="single"/>
+    </w:rPr>
+  </w:style>
+  <w:style w:type="character" w:styleId="UnresolvedMention">
+    <w:name w:val="Unresolved Mention"/>
+    <w:basedOn w:val="DefaultParagraphFont"/>
+    <w:uiPriority w:val="99"/>
+    <w:semiHidden/>
+    <w:unhideWhenUsed/>
+    <w:rsid w:val="00FE7370"/>
+    <w:rPr>
+      <w:color w:val="605E5C"/>
+      <w:shd w:val="clear" w:color="auto" w:fill="E1DFDD"/>
     </w:rPr>
   </w:style>
 </w:styles>
